--- a/tps/tp2/Grupo7/TP 2 parte teorica-Grupo7.docx
+++ b/tps/tp2/Grupo7/TP 2 parte teorica-Grupo7.docx
@@ -13,7 +13,6 @@
           <w:szCs w:val="28"/>
         </w:rPr>
       </w:pPr>
-      <w:proofErr w:type="spellStart"/>
       <w:r>
         <w:rPr>
           <w:rFonts w:ascii="Arial" w:hAnsi="Arial" w:cs="Arial"/>
@@ -22,10 +21,12 @@
           <w:sz w:val="28"/>
           <w:szCs w:val="28"/>
         </w:rPr>
-        <w:t>Programacion</w:t>
-      </w:r>
-      <w:proofErr w:type="spellEnd"/>
-      <w:r>
+        <w:t>Programacion y Estructura de datos</w:t>
+      </w:r>
+    </w:p>
+    <w:p>
+      <w:pPr>
+        <w:jc w:val="center"/>
         <w:rPr>
           <w:rFonts w:ascii="Arial" w:hAnsi="Arial" w:cs="Arial"/>
           <w:b/>
@@ -33,12 +34,8 @@
           <w:sz w:val="28"/>
           <w:szCs w:val="28"/>
         </w:rPr>
-        <w:t xml:space="preserve"> y Estructura de datos</w:t>
-      </w:r>
-    </w:p>
-    <w:p>
-      <w:pPr>
-        <w:jc w:val="center"/>
+      </w:pPr>
+      <w:r>
         <w:rPr>
           <w:rFonts w:ascii="Arial" w:hAnsi="Arial" w:cs="Arial"/>
           <w:b/>
@@ -46,8 +43,12 @@
           <w:sz w:val="28"/>
           <w:szCs w:val="28"/>
         </w:rPr>
-      </w:pPr>
-      <w:r>
+        <w:t>Maximiliano Coedo</w:t>
+      </w:r>
+    </w:p>
+    <w:p>
+      <w:pPr>
+        <w:jc w:val="center"/>
         <w:rPr>
           <w:rFonts w:ascii="Arial" w:hAnsi="Arial" w:cs="Arial"/>
           <w:b/>
@@ -55,12 +56,8 @@
           <w:sz w:val="28"/>
           <w:szCs w:val="28"/>
         </w:rPr>
-        <w:t>Maximiliano Coedo</w:t>
-      </w:r>
-    </w:p>
-    <w:p>
-      <w:pPr>
-        <w:jc w:val="center"/>
+      </w:pPr>
+      <w:r>
         <w:rPr>
           <w:rFonts w:ascii="Arial" w:hAnsi="Arial" w:cs="Arial"/>
           <w:b/>
@@ -68,7 +65,8 @@
           <w:sz w:val="28"/>
           <w:szCs w:val="28"/>
         </w:rPr>
-      </w:pPr>
+        <w:t>Trabajo práctico</w:t>
+      </w:r>
       <w:r>
         <w:rPr>
           <w:rFonts w:ascii="Arial" w:hAnsi="Arial" w:cs="Arial"/>
@@ -77,9 +75,12 @@
           <w:sz w:val="28"/>
           <w:szCs w:val="28"/>
         </w:rPr>
-        <w:t>Trabajo práctico</w:t>
-      </w:r>
-      <w:r>
+        <w:t xml:space="preserve"> N°2 </w:t>
+      </w:r>
+    </w:p>
+    <w:p>
+      <w:pPr>
+        <w:jc w:val="center"/>
         <w:rPr>
           <w:rFonts w:ascii="Arial" w:hAnsi="Arial" w:cs="Arial"/>
           <w:b/>
@@ -87,12 +88,8 @@
           <w:sz w:val="28"/>
           <w:szCs w:val="28"/>
         </w:rPr>
-        <w:t xml:space="preserve"> N°2 </w:t>
-      </w:r>
-    </w:p>
-    <w:p>
-      <w:pPr>
-        <w:jc w:val="center"/>
+      </w:pPr>
+      <w:r>
         <w:rPr>
           <w:rFonts w:ascii="Arial" w:hAnsi="Arial" w:cs="Arial"/>
           <w:b/>
@@ -100,109 +97,79 @@
           <w:sz w:val="28"/>
           <w:szCs w:val="28"/>
         </w:rPr>
-      </w:pPr>
-      <w:r>
-        <w:rPr>
-          <w:rFonts w:ascii="Arial" w:hAnsi="Arial" w:cs="Arial"/>
-          <w:b/>
-          <w:bCs/>
+        <w:t>Grupo 7</w:t>
+      </w:r>
+    </w:p>
+    <w:p>
+      <w:pPr>
+        <w:rPr>
+          <w:rFonts w:ascii="Arial" w:hAnsi="Arial" w:cs="Arial"/>
+          <w:b/>
+          <w:bCs/>
+          <w:sz w:val="26"/>
+          <w:szCs w:val="26"/>
+        </w:rPr>
+      </w:pPr>
+      <w:r>
+        <w:rPr>
+          <w:rFonts w:ascii="Arial" w:hAnsi="Arial" w:cs="Arial"/>
+          <w:b/>
+          <w:bCs/>
+          <w:sz w:val="26"/>
+          <w:szCs w:val="26"/>
+        </w:rPr>
+        <w:t>Integrantes: Wilfredo Torres, Alexander Muzio</w:t>
+      </w:r>
+      <w:r>
+        <w:rPr>
+          <w:rFonts w:ascii="Arial" w:hAnsi="Arial" w:cs="Arial"/>
+          <w:b/>
+          <w:bCs/>
+          <w:sz w:val="26"/>
+          <w:szCs w:val="26"/>
+        </w:rPr>
+        <w:t>tti</w:t>
+      </w:r>
+      <w:r>
+        <w:rPr>
+          <w:rFonts w:ascii="Arial" w:hAnsi="Arial" w:cs="Arial"/>
+          <w:b/>
+          <w:bCs/>
+          <w:sz w:val="26"/>
+          <w:szCs w:val="26"/>
+        </w:rPr>
+        <w:t>, Bernarda Pantozi, Thomas Perez Rollo, Ramiro Vicente.</w:t>
+      </w:r>
+    </w:p>
+    <w:p>
+      <w:pPr>
+        <w:rPr>
+          <w:rFonts w:ascii="Arial" w:hAnsi="Arial" w:cs="Arial"/>
+          <w:b/>
+          <w:bCs/>
+          <w:sz w:val="26"/>
+          <w:szCs w:val="26"/>
+        </w:rPr>
+      </w:pPr>
+    </w:p>
+    <w:p>
+      <w:pPr>
+        <w:jc w:val="center"/>
+        <w:rPr>
+          <w:rFonts w:ascii="Arial" w:hAnsi="Arial" w:cs="Arial"/>
           <w:sz w:val="28"/>
           <w:szCs w:val="28"/>
         </w:rPr>
-        <w:t>Grupo 7</w:t>
-      </w:r>
-    </w:p>
-    <w:p>
-      <w:pPr>
-        <w:rPr>
-          <w:rFonts w:ascii="Arial" w:hAnsi="Arial" w:cs="Arial"/>
-          <w:b w:val="1"/>
-          <w:bCs w:val="1"/>
-          <w:sz w:val="26"/>
-          <w:szCs w:val="26"/>
-        </w:rPr>
-      </w:pPr>
-      <w:r>
-        <w:rPr>
-          <w:rFonts w:ascii="Arial" w:hAnsi="Arial" w:cs="Arial"/>
-          <w:b w:val="1"/>
-          <w:bCs w:val="1"/>
-          <w:sz w:val="26"/>
-          <w:szCs w:val="26"/>
-        </w:rPr>
-        <w:t>Integrantes: Wilfredo Torres, Alexander Muzio</w:t>
-      </w:r>
-      <w:r>
-        <w:rPr>
-          <w:rFonts w:ascii="Arial" w:hAnsi="Arial" w:cs="Arial"/>
-          <w:b w:val="1"/>
-          <w:bCs w:val="1"/>
-          <w:sz w:val="26"/>
-          <w:szCs w:val="26"/>
-        </w:rPr>
-        <w:t>tti</w:t>
-      </w:r>
-      <w:r>
-        <w:rPr>
-          <w:rFonts w:ascii="Arial" w:hAnsi="Arial" w:cs="Arial"/>
-          <w:b w:val="1"/>
-          <w:bCs w:val="1"/>
-          <w:sz w:val="26"/>
-          <w:szCs w:val="26"/>
-        </w:rPr>
-        <w:t xml:space="preserve">, Bernarda Pantozi, Thomas </w:t>
-      </w:r>
-      <w:r>
-        <w:rPr>
-          <w:rFonts w:ascii="Arial" w:hAnsi="Arial" w:cs="Arial"/>
-          <w:b w:val="1"/>
-          <w:bCs w:val="1"/>
-          <w:sz w:val="26"/>
-          <w:szCs w:val="26"/>
-        </w:rPr>
-        <w:t>Perez</w:t>
-      </w:r>
-      <w:r>
-        <w:rPr>
-          <w:rFonts w:ascii="Arial" w:hAnsi="Arial" w:cs="Arial"/>
-          <w:b w:val="1"/>
-          <w:bCs w:val="1"/>
-          <w:sz w:val="26"/>
-          <w:szCs w:val="26"/>
-        </w:rPr>
-        <w:t xml:space="preserve"> Rollo, Ramiro Vicente.</w:t>
-      </w:r>
-    </w:p>
-    <w:p>
-      <w:pPr>
-        <w:rPr>
-          <w:rFonts w:ascii="Arial" w:hAnsi="Arial" w:cs="Arial"/>
-          <w:b/>
-          <w:bCs/>
-          <w:sz w:val="26"/>
-          <w:szCs w:val="26"/>
-        </w:rPr>
-      </w:pPr>
-    </w:p>
-    <w:p>
-      <w:pPr>
-        <w:jc w:val="center"/>
-        <w:rPr>
-          <w:rFonts w:ascii="Arial" w:hAnsi="Arial" w:cs="Arial"/>
-          <w:sz w:val="28"/>
-          <w:szCs w:val="28"/>
-        </w:rPr>
-      </w:pPr>
-    </w:p>
-    <w:p>
-      <w:pPr>
-        <w:rPr>
-          <w:rFonts w:ascii="Arial" w:hAnsi="Arial" w:cs="Arial"/>
-          <w:b/>
-          <w:bCs/>
-        </w:rPr>
-      </w:pPr>
-      <w:proofErr w:type="gramStart"/>
+      </w:pPr>
+    </w:p>
+    <w:p>
+      <w:pPr>
+        <w:rPr>
+          <w:rFonts w:ascii="Arial" w:hAnsi="Arial" w:cs="Arial"/>
+          <w:b/>
+          <w:bCs/>
+        </w:rPr>
+      </w:pPr>
       <w:r>
         <w:rPr>
           <w:rFonts w:ascii="Arial" w:hAnsi="Arial" w:cs="Arial"/>
@@ -217,16 +184,7 @@
           <w:b/>
           <w:bCs/>
         </w:rPr>
-        <w:t>¿</w:t>
-      </w:r>
-      <w:proofErr w:type="gramEnd"/>
-      <w:r>
-        <w:rPr>
-          <w:rFonts w:ascii="Arial" w:hAnsi="Arial" w:cs="Arial"/>
-          <w:b/>
-          <w:bCs/>
-        </w:rPr>
-        <w:t>Qué característica posee la programación visual</w:t>
+        <w:t>¿Qué característica posee la programación visual</w:t>
       </w:r>
     </w:p>
     <w:p>
@@ -305,13 +263,6 @@
           <w:bCs/>
         </w:rPr>
         <w:br/>
-      </w:r>
-      <w:r>
-        <w:rPr>
-          <w:rFonts w:ascii="Arial" w:hAnsi="Arial" w:cs="Arial"/>
-          <w:b/>
-          <w:bCs/>
-        </w:rPr>
         <w:t>3. ¿Cuáles son los tres elementos constitutivos que un control de usuario debe poseer?</w:t>
       </w:r>
     </w:p>
@@ -332,39 +283,21 @@
         <w:rPr>
           <w:rFonts w:ascii="Arial" w:hAnsi="Arial" w:cs="Arial"/>
         </w:rPr>
-        <w:t xml:space="preserve">Dentro de cada control </w:t>
-      </w:r>
-      <w:r>
-        <w:rPr>
-          <w:rFonts w:ascii="Arial" w:hAnsi="Arial" w:cs="Arial"/>
-        </w:rPr>
-        <w:t xml:space="preserve">de usuario </w:t>
-      </w:r>
-      <w:r>
-        <w:rPr>
-          <w:rFonts w:ascii="Arial" w:hAnsi="Arial" w:cs="Arial"/>
-        </w:rPr>
-        <w:t>hay 3 subdivisiones con las que el usuario puede interactuar para modificar cada control y darle una función en particular:</w:t>
-      </w:r>
-    </w:p>
-    <w:p>
-      <w:pPr>
-        <w:pStyle w:val="Prrafodelista"/>
-        <w:rPr>
-          <w:rFonts w:ascii="Arial" w:hAnsi="Arial" w:cs="Arial"/>
-        </w:rPr>
-      </w:pPr>
-      <w:r>
-        <w:rPr>
-          <w:rFonts w:ascii="Arial" w:hAnsi="Arial" w:cs="Arial"/>
-        </w:rPr>
-        <w:t>Propiedades: Definen su estado, te permite cambiarle color, tamaño, nombre, etc</w:t>
-      </w:r>
-      <w:r>
-        <w:rPr>
-          <w:rFonts w:ascii="Arial" w:hAnsi="Arial" w:cs="Arial"/>
-        </w:rPr>
-        <w:t>.</w:t>
+        <w:t>Dentro de cada control de usuario hay 3 subdivisiones con las que el usuario puede interactuar para modificar cada control y darle una función en particular:</w:t>
+      </w:r>
+    </w:p>
+    <w:p>
+      <w:pPr>
+        <w:pStyle w:val="Prrafodelista"/>
+        <w:rPr>
+          <w:rFonts w:ascii="Arial" w:hAnsi="Arial" w:cs="Arial"/>
+        </w:rPr>
+      </w:pPr>
+      <w:r>
+        <w:rPr>
+          <w:rFonts w:ascii="Arial" w:hAnsi="Arial" w:cs="Arial"/>
+        </w:rPr>
+        <w:t>Propiedades: Definen su estado, te permite cambiarle color, tamaño, nombre, etc.</w:t>
       </w:r>
     </w:p>
     <w:p>
@@ -392,21 +325,7 @@
         <w:rPr>
           <w:rFonts w:ascii="Arial" w:hAnsi="Arial" w:cs="Arial"/>
         </w:rPr>
-        <w:t xml:space="preserve">Eventos: Reacciones ante un contexto, por ejemplo, que debe hacer si le das </w:t>
-      </w:r>
-      <w:proofErr w:type="gramStart"/>
-      <w:r>
-        <w:rPr>
-          <w:rFonts w:ascii="Arial" w:hAnsi="Arial" w:cs="Arial"/>
-        </w:rPr>
-        <w:t>click</w:t>
-      </w:r>
-      <w:proofErr w:type="gramEnd"/>
-      <w:r>
-        <w:rPr>
-          <w:rFonts w:ascii="Arial" w:hAnsi="Arial" w:cs="Arial"/>
-        </w:rPr>
-        <w:t xml:space="preserve"> derecho o si le pasa el mouse por encima.</w:t>
+        <w:t>Eventos: Reacciones ante un contexto, por ejemplo, que debe hacer si le das click derecho o si le pasa el mouse por encima.</w:t>
       </w:r>
     </w:p>
     <w:p>
@@ -424,13 +343,6 @@
           <w:bCs/>
         </w:rPr>
         <w:br/>
-      </w:r>
-      <w:r>
-        <w:rPr>
-          <w:rFonts w:ascii="Arial" w:hAnsi="Arial" w:cs="Arial"/>
-          <w:b/>
-          <w:bCs/>
-        </w:rPr>
         <w:t>4. ¿Para qué se utiliza la ventana denominada Solution Explorer?</w:t>
       </w:r>
     </w:p>
@@ -449,86 +361,41 @@
         <w:rPr>
           <w:rFonts w:ascii="Arial" w:hAnsi="Arial" w:cs="Arial"/>
         </w:rPr>
-        <w:t xml:space="preserve">El Solution </w:t>
-      </w:r>
-      <w:proofErr w:type="gramStart"/>
-      <w:r>
-        <w:rPr>
-          <w:rFonts w:ascii="Arial" w:hAnsi="Arial" w:cs="Arial"/>
-        </w:rPr>
-        <w:t>Explorer(</w:t>
-      </w:r>
-      <w:proofErr w:type="gramEnd"/>
-      <w:r>
-        <w:rPr>
-          <w:rFonts w:ascii="Arial" w:hAnsi="Arial" w:cs="Arial"/>
-        </w:rPr>
-        <w:t xml:space="preserve">Explorador de soluciones) es que te muestra la estructura de los archivos con los que está trabajando el usuario. </w:t>
-      </w:r>
-      <w:r>
-        <w:rPr>
-          <w:rFonts w:ascii="Arial" w:hAnsi="Arial" w:cs="Arial"/>
-        </w:rPr>
-        <w:t xml:space="preserve">Muestra formularios, clases, referencias y recursos. Permite editar, agregar, eliminar, organizar archivos y carpetas del proyecto. Puede acceder rápidamente al código o diseño de un formulario, dando </w:t>
-      </w:r>
-      <w:proofErr w:type="gramStart"/>
-      <w:r>
-        <w:rPr>
-          <w:rFonts w:ascii="Arial" w:hAnsi="Arial" w:cs="Arial"/>
-        </w:rPr>
-        <w:t>click</w:t>
-      </w:r>
-      <w:proofErr w:type="gramEnd"/>
-      <w:r>
-        <w:rPr>
-          <w:rFonts w:ascii="Arial" w:hAnsi="Arial" w:cs="Arial"/>
-        </w:rPr>
-        <w:t xml:space="preserve"> derecho sobre el archivo .CS</w:t>
-      </w:r>
-    </w:p>
-    <w:p>
-      <w:pPr>
-        <w:pStyle w:val="Prrafodelista"/>
-        <w:rPr>
-          <w:rFonts w:ascii="Arial" w:hAnsi="Arial" w:cs="Arial"/>
-          <w:b/>
-          <w:bCs/>
-        </w:rPr>
-      </w:pPr>
-    </w:p>
-    <w:p>
-      <w:pPr>
-        <w:rPr>
-          <w:rFonts w:ascii="Arial" w:hAnsi="Arial" w:cs="Arial"/>
-          <w:b/>
-          <w:bCs/>
-        </w:rPr>
-      </w:pPr>
-      <w:r>
-        <w:rPr>
-          <w:rFonts w:ascii="Arial" w:hAnsi="Arial" w:cs="Arial"/>
-          <w:b/>
-          <w:bCs/>
-        </w:rPr>
-        <w:t xml:space="preserve">5. ¿Para qué se utiliza la ventana denominada </w:t>
-      </w:r>
-      <w:proofErr w:type="spellStart"/>
-      <w:r>
-        <w:rPr>
-          <w:rFonts w:ascii="Arial" w:hAnsi="Arial" w:cs="Arial"/>
-          <w:b/>
-          <w:bCs/>
-        </w:rPr>
-        <w:t>Properties</w:t>
-      </w:r>
-      <w:proofErr w:type="spellEnd"/>
-      <w:r>
-        <w:rPr>
-          <w:rFonts w:ascii="Arial" w:hAnsi="Arial" w:cs="Arial"/>
-          <w:b/>
-          <w:bCs/>
-        </w:rPr>
-        <w:t>?</w:t>
+        <w:t xml:space="preserve">El Solution Explorer(Explorador de soluciones) es que te muestra la estructura de los archivos con los que está trabajando el usuario. </w:t>
+      </w:r>
+      <w:r>
+        <w:rPr>
+          <w:rFonts w:ascii="Arial" w:hAnsi="Arial" w:cs="Arial"/>
+        </w:rPr>
+        <w:lastRenderedPageBreak/>
+        <w:t>Muestra formularios, clases, referencias y recursos. Permite editar, agregar, eliminar, organizar archivos y carpetas del proyecto. Puede acceder rápidamente al código o diseño de un formulario, dando click derecho sobre el archivo .CS</w:t>
+      </w:r>
+    </w:p>
+    <w:p>
+      <w:pPr>
+        <w:pStyle w:val="Prrafodelista"/>
+        <w:rPr>
+          <w:rFonts w:ascii="Arial" w:hAnsi="Arial" w:cs="Arial"/>
+          <w:b/>
+          <w:bCs/>
+        </w:rPr>
+      </w:pPr>
+    </w:p>
+    <w:p>
+      <w:pPr>
+        <w:rPr>
+          <w:rFonts w:ascii="Arial" w:hAnsi="Arial" w:cs="Arial"/>
+          <w:b/>
+          <w:bCs/>
+        </w:rPr>
+      </w:pPr>
+      <w:r>
+        <w:rPr>
+          <w:rFonts w:ascii="Arial" w:hAnsi="Arial" w:cs="Arial"/>
+          <w:b/>
+          <w:bCs/>
+        </w:rPr>
+        <w:t>5. ¿Para qué se utiliza la ventana denominada Properties?</w:t>
       </w:r>
     </w:p>
     <w:p>
@@ -577,25 +444,7 @@
           <w:b/>
           <w:bCs/>
         </w:rPr>
-        <w:t xml:space="preserve">6. ¿Para qué se utiliza la ventana denominada </w:t>
-      </w:r>
-      <w:proofErr w:type="spellStart"/>
-      <w:r>
-        <w:rPr>
-          <w:rFonts w:ascii="Arial" w:hAnsi="Arial" w:cs="Arial"/>
-          <w:b/>
-          <w:bCs/>
-        </w:rPr>
-        <w:t>Toolbox</w:t>
-      </w:r>
-      <w:proofErr w:type="spellEnd"/>
-      <w:r>
-        <w:rPr>
-          <w:rFonts w:ascii="Arial" w:hAnsi="Arial" w:cs="Arial"/>
-          <w:b/>
-          <w:bCs/>
-        </w:rPr>
-        <w:t>?</w:t>
+        <w:t>6. ¿Para qué se utiliza la ventana denominada Toolbox?</w:t>
       </w:r>
     </w:p>
     <w:p>
@@ -615,21 +464,7 @@
         <w:rPr>
           <w:rFonts w:ascii="Arial" w:hAnsi="Arial" w:cs="Arial"/>
         </w:rPr>
-        <w:t xml:space="preserve">El ToolBox o Cuadro de Herramientas contiene todos los controles que se pueden agregar al formulario simplemente arrastrándolo y ubicándolo donde quieras o dando doble </w:t>
-      </w:r>
-      <w:proofErr w:type="gramStart"/>
-      <w:r>
-        <w:rPr>
-          <w:rFonts w:ascii="Arial" w:hAnsi="Arial" w:cs="Arial"/>
-        </w:rPr>
-        <w:t>click</w:t>
-      </w:r>
-      <w:proofErr w:type="gramEnd"/>
-      <w:r>
-        <w:rPr>
-          <w:rFonts w:ascii="Arial" w:hAnsi="Arial" w:cs="Arial"/>
-        </w:rPr>
-        <w:t xml:space="preserve">. </w:t>
+        <w:t xml:space="preserve">El ToolBox o Cuadro de Herramientas contiene todos los controles que se pueden agregar al formulario simplemente arrastrándolo y ubicándolo donde quieras o dando doble click. </w:t>
       </w:r>
     </w:p>
     <w:p>
@@ -666,31 +501,7 @@
         <w:rPr>
           <w:rFonts w:ascii="Arial" w:hAnsi="Arial" w:cs="Arial"/>
         </w:rPr>
-        <w:t>Una solución es el entorno de más alto nivel, agrupa uno o varios proyectos relacionados entre sí. Sirve para organizar, coordinar y administrar cada proyecto. A</w:t>
-      </w:r>
-      <w:r>
-        <w:rPr>
-          <w:rFonts w:ascii="Arial" w:hAnsi="Arial" w:cs="Arial"/>
-        </w:rPr>
-        <w:t>lmacena la configuración del entorno</w:t>
-      </w:r>
-      <w:r>
-        <w:rPr>
-          <w:rFonts w:ascii="Arial" w:hAnsi="Arial" w:cs="Arial"/>
-        </w:rPr>
-        <w:t xml:space="preserve"> y </w:t>
-      </w:r>
-      <w:r>
-        <w:rPr>
-          <w:rFonts w:ascii="Arial" w:hAnsi="Arial" w:cs="Arial"/>
-        </w:rPr>
-        <w:t>las dependencias entre proyectos</w:t>
-      </w:r>
-      <w:r>
-        <w:rPr>
-          <w:rFonts w:ascii="Arial" w:hAnsi="Arial" w:cs="Arial"/>
-        </w:rPr>
-        <w:t xml:space="preserve">. </w:t>
+        <w:t xml:space="preserve">Una solución es el entorno de más alto nivel, agrupa uno o varios proyectos relacionados entre sí. Sirve para organizar, coordinar y administrar cada proyecto. Almacena la configuración del entorno y las dependencias entre proyectos. </w:t>
       </w:r>
     </w:p>
     <w:p>
@@ -727,79 +538,7 @@
         <w:rPr>
           <w:rFonts w:ascii="Arial" w:hAnsi="Arial" w:cs="Arial"/>
         </w:rPr>
-        <w:t>Un proyecto es</w:t>
-      </w:r>
-      <w:r>
-        <w:rPr>
-          <w:rFonts w:ascii="Arial" w:hAnsi="Arial" w:cs="Arial"/>
-        </w:rPr>
-        <w:t xml:space="preserve"> la unidad que se compila, contiene los formularios, clases, recursos, referencias a bibliotecas y la configuración para generar un ejecutable.</w:t>
-      </w:r>
-      <w:r>
-        <w:rPr>
-          <w:rFonts w:ascii="Arial" w:hAnsi="Arial" w:cs="Arial"/>
-        </w:rPr>
-        <w:t xml:space="preserve"> </w:t>
-      </w:r>
-      <w:r>
-        <w:rPr>
-          <w:rFonts w:ascii="Arial" w:hAnsi="Arial" w:cs="Arial"/>
-        </w:rPr>
-        <w:t>Cada proyecto tendrá su código(.</w:t>
-      </w:r>
-      <w:proofErr w:type="spellStart"/>
-      <w:r>
-        <w:rPr>
-          <w:rFonts w:ascii="Arial" w:hAnsi="Arial" w:cs="Arial"/>
-        </w:rPr>
-        <w:t>cs</w:t>
-      </w:r>
-      <w:proofErr w:type="spellEnd"/>
-      <w:r>
-        <w:rPr>
-          <w:rFonts w:ascii="Arial" w:hAnsi="Arial" w:cs="Arial"/>
-        </w:rPr>
-        <w:t xml:space="preserve">), su diseño </w:t>
-      </w:r>
-      <w:proofErr w:type="gramStart"/>
-      <w:r>
-        <w:rPr>
-          <w:rFonts w:ascii="Arial" w:hAnsi="Arial" w:cs="Arial"/>
-        </w:rPr>
-        <w:t>(.</w:t>
-      </w:r>
-      <w:proofErr w:type="spellStart"/>
-      <w:r>
-        <w:rPr>
-          <w:rFonts w:ascii="Arial" w:hAnsi="Arial" w:cs="Arial"/>
-        </w:rPr>
-        <w:t>Designer.cs</w:t>
-      </w:r>
-      <w:r>
-        <w:rPr>
-          <w:rFonts w:ascii="Arial" w:hAnsi="Arial" w:cs="Arial"/>
-        </w:rPr>
-        <w:t>.resx</w:t>
-      </w:r>
-      <w:proofErr w:type="spellEnd"/>
-      <w:proofErr w:type="gramEnd"/>
-      <w:r>
-        <w:rPr>
-          <w:rFonts w:ascii="Arial" w:hAnsi="Arial" w:cs="Arial"/>
-        </w:rPr>
-        <w:t>)</w:t>
-      </w:r>
-      <w:r>
-        <w:rPr>
-          <w:rFonts w:ascii="Arial" w:hAnsi="Arial" w:cs="Arial"/>
-        </w:rPr>
-        <w:t xml:space="preserve"> y referencias</w:t>
-      </w:r>
-      <w:r>
-        <w:rPr>
-          <w:rFonts w:ascii="Arial" w:hAnsi="Arial" w:cs="Arial"/>
-        </w:rPr>
-        <w:t>.</w:t>
+        <w:t>Un proyecto es la unidad que se compila, contiene los formularios, clases, recursos, referencias a bibliotecas y la configuración para generar un ejecutable. Cada proyecto tendrá su código(.cs), su diseño (.Designer.cs.resx) y referencias.</w:t>
       </w:r>
     </w:p>
     <w:p>
@@ -817,13 +556,6 @@
           <w:bCs/>
         </w:rPr>
         <w:br/>
-      </w:r>
-      <w:r>
-        <w:rPr>
-          <w:rFonts w:ascii="Arial" w:hAnsi="Arial" w:cs="Arial"/>
-          <w:b/>
-          <w:bCs/>
-        </w:rPr>
         <w:t>9. ¿Qué es un formulario?</w:t>
       </w:r>
     </w:p>
@@ -850,21 +582,7 @@
         <w:rPr>
           <w:rFonts w:ascii="Arial" w:hAnsi="Arial" w:cs="Arial"/>
         </w:rPr>
-        <w:t xml:space="preserve">Toda aplicación WinForms tiene al menos un formulario principal, instanciado y mostrado desde Main() en </w:t>
-      </w:r>
-      <w:proofErr w:type="spellStart"/>
-      <w:r>
-        <w:rPr>
-          <w:rFonts w:ascii="Arial" w:hAnsi="Arial" w:cs="Arial"/>
-        </w:rPr>
-        <w:t>Program.cs</w:t>
-      </w:r>
-      <w:proofErr w:type="spellEnd"/>
-      <w:r>
-        <w:rPr>
-          <w:rFonts w:ascii="Arial" w:hAnsi="Arial" w:cs="Arial"/>
-        </w:rPr>
-        <w:t>.</w:t>
+        <w:t>Toda aplicación WinForms tiene al menos un formulario principal, instanciado y mostrado desde Main() en Program.cs.</w:t>
       </w:r>
       <w:r>
         <w:rPr>
@@ -897,6 +615,985 @@
         </w:rPr>
         <w:t>10. Describa al menos 10 propiedades, 10 métodos y 10 eventos del control Button.</w:t>
       </w:r>
+    </w:p>
+    <w:p>
+      <w:pPr>
+        <w:rPr>
+          <w:rFonts w:ascii="Arial" w:hAnsi="Arial" w:cs="Arial"/>
+          <w:b/>
+          <w:bCs/>
+        </w:rPr>
+      </w:pPr>
+    </w:p>
+    <w:p>
+      <w:pPr>
+        <w:pStyle w:val="Prrafodelista"/>
+        <w:numPr>
+          <w:ilvl w:val="0"/>
+          <w:numId w:val="6"/>
+        </w:numPr>
+        <w:rPr>
+          <w:rFonts w:ascii="Arial" w:hAnsi="Arial" w:cs="Arial"/>
+          <w:b/>
+          <w:bCs/>
+        </w:rPr>
+      </w:pPr>
+      <w:r>
+        <w:rPr>
+          <w:rFonts w:ascii="Arial" w:hAnsi="Arial" w:cs="Arial"/>
+          <w:b/>
+          <w:bCs/>
+        </w:rPr>
+        <w:t>Propiedades:</w:t>
+      </w:r>
+    </w:p>
+    <w:p>
+      <w:pPr>
+        <w:pStyle w:val="Prrafodelista"/>
+        <w:numPr>
+          <w:ilvl w:val="1"/>
+          <w:numId w:val="6"/>
+        </w:numPr>
+        <w:rPr>
+          <w:rFonts w:ascii="Arial" w:hAnsi="Arial" w:cs="Arial"/>
+          <w:b/>
+          <w:bCs/>
+        </w:rPr>
+      </w:pPr>
+      <w:r>
+        <w:rPr>
+          <w:rFonts w:ascii="Arial" w:hAnsi="Arial" w:cs="Arial"/>
+          <w:b/>
+          <w:bCs/>
+        </w:rPr>
+        <w:t xml:space="preserve">Text: </w:t>
+      </w:r>
+      <w:r>
+        <w:rPr>
+          <w:rFonts w:ascii="Arial" w:hAnsi="Arial" w:cs="Arial"/>
+        </w:rPr>
+        <w:t>Se encarga de definir el texto visible que muestra el botón.</w:t>
+      </w:r>
+    </w:p>
+    <w:p>
+      <w:pPr>
+        <w:pStyle w:val="Prrafodelista"/>
+        <w:numPr>
+          <w:ilvl w:val="1"/>
+          <w:numId w:val="6"/>
+        </w:numPr>
+        <w:rPr>
+          <w:rFonts w:ascii="Arial" w:hAnsi="Arial" w:cs="Arial"/>
+          <w:b/>
+          <w:bCs/>
+        </w:rPr>
+      </w:pPr>
+      <w:r>
+        <w:rPr>
+          <w:rFonts w:ascii="Arial" w:hAnsi="Arial" w:cs="Arial"/>
+          <w:b/>
+          <w:bCs/>
+        </w:rPr>
+        <w:t xml:space="preserve">Name: </w:t>
+      </w:r>
+      <w:r>
+        <w:rPr>
+          <w:rFonts w:ascii="Arial" w:hAnsi="Arial" w:cs="Arial"/>
+        </w:rPr>
+        <w:t>Identifica el nombre del objeto en el código fuente.</w:t>
+      </w:r>
+    </w:p>
+    <w:p>
+      <w:pPr>
+        <w:pStyle w:val="Prrafodelista"/>
+        <w:numPr>
+          <w:ilvl w:val="1"/>
+          <w:numId w:val="6"/>
+        </w:numPr>
+        <w:rPr>
+          <w:rFonts w:ascii="Arial" w:hAnsi="Arial" w:cs="Arial"/>
+          <w:b/>
+          <w:bCs/>
+        </w:rPr>
+      </w:pPr>
+      <w:r>
+        <w:rPr>
+          <w:rFonts w:ascii="Arial" w:hAnsi="Arial" w:cs="Arial"/>
+          <w:b/>
+          <w:bCs/>
+        </w:rPr>
+        <w:t xml:space="preserve">BackColor: </w:t>
+      </w:r>
+      <w:r>
+        <w:rPr>
+          <w:rFonts w:ascii="Arial" w:hAnsi="Arial" w:cs="Arial"/>
+        </w:rPr>
+        <w:t>Cambia el color de fondo del botón.</w:t>
+      </w:r>
+    </w:p>
+    <w:p>
+      <w:pPr>
+        <w:pStyle w:val="Prrafodelista"/>
+        <w:numPr>
+          <w:ilvl w:val="1"/>
+          <w:numId w:val="6"/>
+        </w:numPr>
+        <w:rPr>
+          <w:rFonts w:ascii="Arial" w:hAnsi="Arial" w:cs="Arial"/>
+          <w:b/>
+          <w:bCs/>
+        </w:rPr>
+      </w:pPr>
+      <w:r>
+        <w:rPr>
+          <w:rFonts w:ascii="Arial" w:hAnsi="Arial" w:cs="Arial"/>
+          <w:b/>
+          <w:bCs/>
+        </w:rPr>
+        <w:t xml:space="preserve">ForeColor: </w:t>
+      </w:r>
+      <w:r>
+        <w:rPr>
+          <w:rFonts w:ascii="Arial" w:hAnsi="Arial" w:cs="Arial"/>
+        </w:rPr>
+        <w:t>Cambia el color del texto o fuente.</w:t>
+      </w:r>
+    </w:p>
+    <w:p>
+      <w:pPr>
+        <w:pStyle w:val="Prrafodelista"/>
+        <w:numPr>
+          <w:ilvl w:val="1"/>
+          <w:numId w:val="6"/>
+        </w:numPr>
+        <w:rPr>
+          <w:rFonts w:ascii="Arial" w:hAnsi="Arial" w:cs="Arial"/>
+          <w:b/>
+          <w:bCs/>
+        </w:rPr>
+      </w:pPr>
+      <w:r>
+        <w:rPr>
+          <w:rFonts w:ascii="Arial" w:hAnsi="Arial" w:cs="Arial"/>
+          <w:b/>
+          <w:bCs/>
+        </w:rPr>
+        <w:t xml:space="preserve">Font: </w:t>
+      </w:r>
+      <w:r>
+        <w:rPr>
+          <w:rFonts w:ascii="Arial" w:hAnsi="Arial" w:cs="Arial"/>
+        </w:rPr>
+        <w:t>Modifica el tipo, estilo y el tamaño de la letra.</w:t>
+      </w:r>
+    </w:p>
+    <w:p>
+      <w:pPr>
+        <w:pStyle w:val="Prrafodelista"/>
+        <w:numPr>
+          <w:ilvl w:val="1"/>
+          <w:numId w:val="6"/>
+        </w:numPr>
+        <w:rPr>
+          <w:rFonts w:ascii="Arial" w:hAnsi="Arial" w:cs="Arial"/>
+          <w:b/>
+          <w:bCs/>
+        </w:rPr>
+      </w:pPr>
+      <w:r>
+        <w:rPr>
+          <w:rFonts w:ascii="Arial" w:hAnsi="Arial" w:cs="Arial"/>
+          <w:b/>
+          <w:bCs/>
+        </w:rPr>
+        <w:t xml:space="preserve">Size: </w:t>
+      </w:r>
+      <w:r>
+        <w:rPr>
+          <w:rFonts w:ascii="Arial" w:hAnsi="Arial" w:cs="Arial"/>
+        </w:rPr>
+        <w:t>Controla el ancho y el alto del botón.</w:t>
+      </w:r>
+    </w:p>
+    <w:p>
+      <w:pPr>
+        <w:pStyle w:val="Prrafodelista"/>
+        <w:numPr>
+          <w:ilvl w:val="1"/>
+          <w:numId w:val="6"/>
+        </w:numPr>
+        <w:rPr>
+          <w:rFonts w:ascii="Arial" w:hAnsi="Arial" w:cs="Arial"/>
+          <w:b/>
+          <w:bCs/>
+        </w:rPr>
+      </w:pPr>
+      <w:r>
+        <w:rPr>
+          <w:rFonts w:ascii="Arial" w:hAnsi="Arial" w:cs="Arial"/>
+          <w:b/>
+          <w:bCs/>
+        </w:rPr>
+        <w:t xml:space="preserve">Location: </w:t>
+      </w:r>
+      <w:r>
+        <w:rPr>
+          <w:rFonts w:ascii="Arial" w:hAnsi="Arial" w:cs="Arial"/>
+        </w:rPr>
+        <w:t>Establece las coordenadas de X e Y dentro del contenedor o el formulario.</w:t>
+      </w:r>
+    </w:p>
+    <w:p>
+      <w:pPr>
+        <w:pStyle w:val="Prrafodelista"/>
+        <w:numPr>
+          <w:ilvl w:val="1"/>
+          <w:numId w:val="6"/>
+        </w:numPr>
+        <w:rPr>
+          <w:rFonts w:ascii="Arial" w:hAnsi="Arial" w:cs="Arial"/>
+          <w:b/>
+          <w:bCs/>
+        </w:rPr>
+      </w:pPr>
+      <w:r>
+        <w:rPr>
+          <w:rFonts w:ascii="Arial" w:hAnsi="Arial" w:cs="Arial"/>
+          <w:b/>
+          <w:bCs/>
+        </w:rPr>
+        <w:t xml:space="preserve">Visible: </w:t>
+      </w:r>
+      <w:r>
+        <w:rPr>
+          <w:rFonts w:ascii="Arial" w:hAnsi="Arial" w:cs="Arial"/>
+        </w:rPr>
+        <w:t>Oculta o muestra el botón en la interfaz.</w:t>
+      </w:r>
+    </w:p>
+    <w:p>
+      <w:pPr>
+        <w:pStyle w:val="Prrafodelista"/>
+        <w:numPr>
+          <w:ilvl w:val="1"/>
+          <w:numId w:val="6"/>
+        </w:numPr>
+        <w:rPr>
+          <w:rFonts w:ascii="Arial" w:hAnsi="Arial" w:cs="Arial"/>
+          <w:b/>
+          <w:bCs/>
+        </w:rPr>
+      </w:pPr>
+      <w:r>
+        <w:rPr>
+          <w:rFonts w:ascii="Arial" w:hAnsi="Arial" w:cs="Arial"/>
+          <w:b/>
+          <w:bCs/>
+        </w:rPr>
+        <w:t>Enabled:</w:t>
+      </w:r>
+      <w:r>
+        <w:rPr>
+          <w:rFonts w:ascii="Arial" w:hAnsi="Arial" w:cs="Arial"/>
+        </w:rPr>
+        <w:t xml:space="preserve"> Permite o bloquea la interacción del usuario con el botón.</w:t>
+      </w:r>
+    </w:p>
+    <w:p>
+      <w:pPr>
+        <w:pStyle w:val="Prrafodelista"/>
+        <w:numPr>
+          <w:ilvl w:val="1"/>
+          <w:numId w:val="6"/>
+        </w:numPr>
+        <w:rPr>
+          <w:rFonts w:ascii="Arial" w:hAnsi="Arial" w:cs="Arial"/>
+          <w:b/>
+          <w:bCs/>
+        </w:rPr>
+      </w:pPr>
+      <w:r>
+        <w:rPr>
+          <w:rFonts w:ascii="Arial" w:hAnsi="Arial" w:cs="Arial"/>
+          <w:b/>
+          <w:bCs/>
+        </w:rPr>
+        <w:t xml:space="preserve">FlatStyle: </w:t>
+      </w:r>
+      <w:r>
+        <w:rPr>
+          <w:rFonts w:ascii="Arial" w:hAnsi="Arial" w:cs="Arial"/>
+        </w:rPr>
+        <w:t>Modifica el estilo visual ( ejemplo plano, estándar o con relieve).</w:t>
+      </w:r>
+    </w:p>
+    <w:p>
+      <w:pPr>
+        <w:pStyle w:val="Prrafodelista"/>
+        <w:numPr>
+          <w:ilvl w:val="0"/>
+          <w:numId w:val="6"/>
+        </w:numPr>
+        <w:rPr>
+          <w:rFonts w:ascii="Arial" w:hAnsi="Arial" w:cs="Arial"/>
+          <w:b/>
+          <w:bCs/>
+        </w:rPr>
+      </w:pPr>
+      <w:r>
+        <w:rPr>
+          <w:rFonts w:ascii="Arial" w:hAnsi="Arial" w:cs="Arial"/>
+          <w:b/>
+          <w:bCs/>
+        </w:rPr>
+        <w:t>Métodos:</w:t>
+      </w:r>
+    </w:p>
+    <w:p>
+      <w:pPr>
+        <w:pStyle w:val="Prrafodelista"/>
+        <w:numPr>
+          <w:ilvl w:val="1"/>
+          <w:numId w:val="6"/>
+        </w:numPr>
+        <w:rPr>
+          <w:rFonts w:ascii="Arial" w:hAnsi="Arial" w:cs="Arial"/>
+          <w:b/>
+          <w:bCs/>
+        </w:rPr>
+      </w:pPr>
+      <w:r>
+        <w:rPr>
+          <w:rFonts w:ascii="Arial" w:hAnsi="Arial" w:cs="Arial"/>
+          <w:b/>
+          <w:bCs/>
+        </w:rPr>
+        <w:t>PerformClick():</w:t>
+      </w:r>
+      <w:r>
+        <w:rPr>
+          <w:rFonts w:ascii="Arial" w:hAnsi="Arial" w:cs="Arial"/>
+        </w:rPr>
+        <w:t xml:space="preserve"> Simula un clic en el botón de forma programada, ejecutando su evento principal.</w:t>
+      </w:r>
+    </w:p>
+    <w:p>
+      <w:pPr>
+        <w:pStyle w:val="Prrafodelista"/>
+        <w:numPr>
+          <w:ilvl w:val="1"/>
+          <w:numId w:val="6"/>
+        </w:numPr>
+        <w:rPr>
+          <w:rFonts w:ascii="Arial" w:hAnsi="Arial" w:cs="Arial"/>
+          <w:b/>
+          <w:bCs/>
+        </w:rPr>
+      </w:pPr>
+      <w:r>
+        <w:rPr>
+          <w:rFonts w:ascii="Arial" w:hAnsi="Arial" w:cs="Arial"/>
+          <w:b/>
+          <w:bCs/>
+        </w:rPr>
+        <w:t>Focus():</w:t>
+      </w:r>
+      <w:r>
+        <w:rPr>
+          <w:rFonts w:ascii="Arial" w:hAnsi="Arial" w:cs="Arial"/>
+        </w:rPr>
+        <w:t xml:space="preserve"> Establece el foco del teclado en el botón para que reciba pulsaciones.</w:t>
+      </w:r>
+    </w:p>
+    <w:p>
+      <w:pPr>
+        <w:pStyle w:val="Prrafodelista"/>
+        <w:numPr>
+          <w:ilvl w:val="1"/>
+          <w:numId w:val="6"/>
+        </w:numPr>
+        <w:rPr>
+          <w:rFonts w:ascii="Arial" w:hAnsi="Arial" w:cs="Arial"/>
+          <w:b/>
+          <w:bCs/>
+        </w:rPr>
+      </w:pPr>
+      <w:r>
+        <w:rPr>
+          <w:rFonts w:ascii="Arial" w:hAnsi="Arial" w:cs="Arial"/>
+          <w:b/>
+          <w:bCs/>
+        </w:rPr>
+        <w:t>Select():</w:t>
+      </w:r>
+      <w:r>
+        <w:rPr>
+          <w:rFonts w:ascii="Arial" w:hAnsi="Arial" w:cs="Arial"/>
+        </w:rPr>
+        <w:t xml:space="preserve"> Activa el </w:t>
+      </w:r>
+      <w:r>
+        <w:rPr>
+          <w:rFonts w:ascii="Arial" w:hAnsi="Arial" w:cs="Arial"/>
+        </w:rPr>
+        <w:t>botón</w:t>
+      </w:r>
+      <w:r>
+        <w:rPr>
+          <w:rFonts w:ascii="Arial" w:hAnsi="Arial" w:cs="Arial"/>
+        </w:rPr>
+        <w:t xml:space="preserve"> dentro del contenedor para que sea el control seleccionado actual.</w:t>
+      </w:r>
+    </w:p>
+    <w:p>
+      <w:pPr>
+        <w:pStyle w:val="Prrafodelista"/>
+        <w:numPr>
+          <w:ilvl w:val="1"/>
+          <w:numId w:val="6"/>
+        </w:numPr>
+        <w:rPr>
+          <w:rFonts w:ascii="Arial" w:hAnsi="Arial" w:cs="Arial"/>
+          <w:b/>
+          <w:bCs/>
+        </w:rPr>
+      </w:pPr>
+      <w:r>
+        <w:rPr>
+          <w:rFonts w:ascii="Arial" w:hAnsi="Arial" w:cs="Arial"/>
+          <w:b/>
+          <w:bCs/>
+        </w:rPr>
+        <w:t>BringToFront():</w:t>
+      </w:r>
+      <w:r>
+        <w:rPr>
+          <w:rFonts w:ascii="Arial" w:hAnsi="Arial" w:cs="Arial"/>
+        </w:rPr>
+        <w:t xml:space="preserve"> Trae el </w:t>
+      </w:r>
+      <w:r>
+        <w:rPr>
+          <w:rFonts w:ascii="Arial" w:hAnsi="Arial" w:cs="Arial"/>
+        </w:rPr>
+        <w:t>botón</w:t>
+      </w:r>
+      <w:r>
+        <w:rPr>
+          <w:rFonts w:ascii="Arial" w:hAnsi="Arial" w:cs="Arial"/>
+        </w:rPr>
+        <w:t xml:space="preserve"> al frente del orden visual si hay otros controles encimados.</w:t>
+      </w:r>
+    </w:p>
+    <w:p>
+      <w:pPr>
+        <w:pStyle w:val="Prrafodelista"/>
+        <w:numPr>
+          <w:ilvl w:val="1"/>
+          <w:numId w:val="6"/>
+        </w:numPr>
+        <w:rPr>
+          <w:rFonts w:ascii="Arial" w:hAnsi="Arial" w:cs="Arial"/>
+          <w:b/>
+          <w:bCs/>
+        </w:rPr>
+      </w:pPr>
+      <w:r>
+        <w:rPr>
+          <w:rFonts w:ascii="Arial" w:hAnsi="Arial" w:cs="Arial"/>
+          <w:b/>
+          <w:bCs/>
+        </w:rPr>
+        <w:t>SendToBack():</w:t>
+      </w:r>
+      <w:r>
+        <w:rPr>
+          <w:rFonts w:ascii="Arial" w:hAnsi="Arial" w:cs="Arial"/>
+        </w:rPr>
+        <w:t xml:space="preserve"> Envía el </w:t>
+      </w:r>
+      <w:r>
+        <w:rPr>
+          <w:rFonts w:ascii="Arial" w:hAnsi="Arial" w:cs="Arial"/>
+        </w:rPr>
+        <w:t>botón</w:t>
+      </w:r>
+      <w:r>
+        <w:rPr>
+          <w:rFonts w:ascii="Arial" w:hAnsi="Arial" w:cs="Arial"/>
+        </w:rPr>
+        <w:t xml:space="preserve"> al fondo</w:t>
+      </w:r>
+      <w:r>
+        <w:rPr>
+          <w:rFonts w:ascii="Arial" w:hAnsi="Arial" w:cs="Arial"/>
+        </w:rPr>
+        <w:t>, detrás de otros elementos visuales del formulario.</w:t>
+      </w:r>
+    </w:p>
+    <w:p>
+      <w:pPr>
+        <w:pStyle w:val="Prrafodelista"/>
+        <w:numPr>
+          <w:ilvl w:val="1"/>
+          <w:numId w:val="6"/>
+        </w:numPr>
+        <w:rPr>
+          <w:rFonts w:ascii="Arial" w:hAnsi="Arial" w:cs="Arial"/>
+          <w:b/>
+          <w:bCs/>
+        </w:rPr>
+      </w:pPr>
+      <w:r>
+        <w:rPr>
+          <w:rFonts w:ascii="Arial" w:hAnsi="Arial" w:cs="Arial"/>
+          <w:b/>
+          <w:bCs/>
+        </w:rPr>
+        <w:t xml:space="preserve">Hide(): </w:t>
+      </w:r>
+      <w:r>
+        <w:rPr>
+          <w:rFonts w:ascii="Arial" w:hAnsi="Arial" w:cs="Arial"/>
+        </w:rPr>
+        <w:t>Oculta el botón de la vista del usuario estableciendo su propiedad (Visible en false).</w:t>
+      </w:r>
+    </w:p>
+    <w:p>
+      <w:pPr>
+        <w:pStyle w:val="Prrafodelista"/>
+        <w:numPr>
+          <w:ilvl w:val="1"/>
+          <w:numId w:val="6"/>
+        </w:numPr>
+        <w:rPr>
+          <w:rFonts w:ascii="Arial" w:hAnsi="Arial" w:cs="Arial"/>
+          <w:b/>
+          <w:bCs/>
+        </w:rPr>
+      </w:pPr>
+      <w:r>
+        <w:rPr>
+          <w:rFonts w:ascii="Arial" w:hAnsi="Arial" w:cs="Arial"/>
+          <w:b/>
+          <w:bCs/>
+        </w:rPr>
+        <w:t xml:space="preserve">Show(): </w:t>
+      </w:r>
+      <w:r>
+        <w:rPr>
+          <w:rFonts w:ascii="Arial" w:hAnsi="Arial" w:cs="Arial"/>
+        </w:rPr>
+        <w:t>Muestra el botón en pantalla estableciendo su propiedad (Visible en true).</w:t>
+      </w:r>
+    </w:p>
+    <w:p>
+      <w:pPr>
+        <w:pStyle w:val="Prrafodelista"/>
+        <w:numPr>
+          <w:ilvl w:val="1"/>
+          <w:numId w:val="6"/>
+        </w:numPr>
+        <w:rPr>
+          <w:rFonts w:ascii="Arial" w:hAnsi="Arial" w:cs="Arial"/>
+          <w:b/>
+          <w:bCs/>
+        </w:rPr>
+      </w:pPr>
+      <w:r>
+        <w:rPr>
+          <w:rFonts w:ascii="Arial" w:hAnsi="Arial" w:cs="Arial"/>
+          <w:b/>
+          <w:bCs/>
+        </w:rPr>
+        <w:t>ResetBackColor():</w:t>
+      </w:r>
+      <w:r>
+        <w:rPr>
+          <w:rFonts w:ascii="Arial" w:hAnsi="Arial" w:cs="Arial"/>
+        </w:rPr>
+        <w:t xml:space="preserve"> Reestablece el color de fondo del </w:t>
+      </w:r>
+      <w:r>
+        <w:rPr>
+          <w:rFonts w:ascii="Arial" w:hAnsi="Arial" w:cs="Arial"/>
+        </w:rPr>
+        <w:t>botón</w:t>
+      </w:r>
+      <w:r>
+        <w:rPr>
+          <w:rFonts w:ascii="Arial" w:hAnsi="Arial" w:cs="Arial"/>
+        </w:rPr>
+        <w:t xml:space="preserve"> a su valor predeterminado por el sistema.</w:t>
+      </w:r>
+    </w:p>
+    <w:p>
+      <w:pPr>
+        <w:pStyle w:val="Prrafodelista"/>
+        <w:numPr>
+          <w:ilvl w:val="1"/>
+          <w:numId w:val="6"/>
+        </w:numPr>
+        <w:rPr>
+          <w:rFonts w:ascii="Arial" w:hAnsi="Arial" w:cs="Arial"/>
+          <w:b/>
+          <w:bCs/>
+        </w:rPr>
+      </w:pPr>
+      <w:r>
+        <w:rPr>
+          <w:rFonts w:ascii="Arial" w:hAnsi="Arial" w:cs="Arial"/>
+          <w:b/>
+          <w:bCs/>
+        </w:rPr>
+        <w:t xml:space="preserve">ResetForeColor(): </w:t>
+      </w:r>
+      <w:r>
+        <w:rPr>
+          <w:rFonts w:ascii="Arial" w:hAnsi="Arial" w:cs="Arial"/>
+        </w:rPr>
+        <w:t>Restablece el color del texto del botón a su valor original de fábrica.</w:t>
+      </w:r>
+    </w:p>
+    <w:p>
+      <w:pPr>
+        <w:pStyle w:val="Prrafodelista"/>
+        <w:numPr>
+          <w:ilvl w:val="1"/>
+          <w:numId w:val="6"/>
+        </w:numPr>
+        <w:rPr>
+          <w:rFonts w:ascii="Arial" w:hAnsi="Arial" w:cs="Arial"/>
+          <w:b/>
+          <w:bCs/>
+        </w:rPr>
+      </w:pPr>
+      <w:r>
+        <w:rPr>
+          <w:rFonts w:ascii="Arial" w:hAnsi="Arial" w:cs="Arial"/>
+          <w:b/>
+          <w:bCs/>
+        </w:rPr>
+        <w:t>Dispose():</w:t>
+      </w:r>
+      <w:r>
+        <w:rPr>
+          <w:rFonts w:ascii="Arial" w:hAnsi="Arial" w:cs="Arial"/>
+        </w:rPr>
+        <w:t xml:space="preserve"> Libera todos los recursos de memoria utilizados por el botón cuando ya no se necesita.</w:t>
+      </w:r>
+    </w:p>
+    <w:p>
+      <w:pPr>
+        <w:pStyle w:val="Prrafodelista"/>
+        <w:numPr>
+          <w:ilvl w:val="0"/>
+          <w:numId w:val="6"/>
+        </w:numPr>
+        <w:rPr>
+          <w:rFonts w:ascii="Arial" w:hAnsi="Arial" w:cs="Arial"/>
+          <w:b/>
+          <w:bCs/>
+        </w:rPr>
+      </w:pPr>
+      <w:r>
+        <w:rPr>
+          <w:rFonts w:ascii="Arial" w:hAnsi="Arial" w:cs="Arial"/>
+          <w:b/>
+          <w:bCs/>
+        </w:rPr>
+        <w:t>Eventos:</w:t>
+      </w:r>
+    </w:p>
+    <w:p>
+      <w:pPr>
+        <w:pStyle w:val="Prrafodelista"/>
+        <w:numPr>
+          <w:ilvl w:val="1"/>
+          <w:numId w:val="6"/>
+        </w:numPr>
+        <w:rPr>
+          <w:rFonts w:ascii="Arial" w:hAnsi="Arial" w:cs="Arial"/>
+          <w:b/>
+          <w:bCs/>
+        </w:rPr>
+      </w:pPr>
+      <w:r>
+        <w:rPr>
+          <w:rFonts w:ascii="Arial" w:hAnsi="Arial" w:cs="Arial"/>
+          <w:b/>
+          <w:bCs/>
+        </w:rPr>
+        <w:t xml:space="preserve">Click: </w:t>
+      </w:r>
+      <w:r>
+        <w:rPr>
+          <w:rFonts w:ascii="Arial" w:hAnsi="Arial" w:cs="Arial"/>
+        </w:rPr>
+        <w:t xml:space="preserve"> Se activa cuando el usuario hace clic izquierdo sobre el botón.</w:t>
+      </w:r>
+    </w:p>
+    <w:p>
+      <w:pPr>
+        <w:pStyle w:val="Prrafodelista"/>
+        <w:numPr>
+          <w:ilvl w:val="1"/>
+          <w:numId w:val="6"/>
+        </w:numPr>
+        <w:rPr>
+          <w:rFonts w:ascii="Arial" w:hAnsi="Arial" w:cs="Arial"/>
+          <w:b/>
+          <w:bCs/>
+        </w:rPr>
+      </w:pPr>
+      <w:r>
+        <w:rPr>
+          <w:rFonts w:ascii="Arial" w:hAnsi="Arial" w:cs="Arial"/>
+          <w:b/>
+          <w:bCs/>
+        </w:rPr>
+        <w:t xml:space="preserve">MouseEnter: </w:t>
+      </w:r>
+      <w:r>
+        <w:rPr>
+          <w:rFonts w:ascii="Arial" w:hAnsi="Arial" w:cs="Arial"/>
+        </w:rPr>
+        <w:t>Ocurre cuando el puntero del mouse entra en el área del botón.</w:t>
+      </w:r>
+    </w:p>
+    <w:p>
+      <w:pPr>
+        <w:pStyle w:val="Prrafodelista"/>
+        <w:numPr>
+          <w:ilvl w:val="1"/>
+          <w:numId w:val="6"/>
+        </w:numPr>
+        <w:rPr>
+          <w:rFonts w:ascii="Arial" w:hAnsi="Arial" w:cs="Arial"/>
+          <w:b/>
+          <w:bCs/>
+        </w:rPr>
+      </w:pPr>
+      <w:r>
+        <w:rPr>
+          <w:rFonts w:ascii="Arial" w:hAnsi="Arial" w:cs="Arial"/>
+          <w:b/>
+          <w:bCs/>
+        </w:rPr>
+        <w:t xml:space="preserve">MouseLeave: </w:t>
+      </w:r>
+      <w:r>
+        <w:rPr>
+          <w:rFonts w:ascii="Arial" w:hAnsi="Arial" w:cs="Arial"/>
+        </w:rPr>
+        <w:t>Se dispara cuando el puntero del mouse sale del área del botón.</w:t>
+      </w:r>
+    </w:p>
+    <w:p>
+      <w:pPr>
+        <w:pStyle w:val="Prrafodelista"/>
+        <w:numPr>
+          <w:ilvl w:val="1"/>
+          <w:numId w:val="6"/>
+        </w:numPr>
+        <w:rPr>
+          <w:rFonts w:ascii="Arial" w:hAnsi="Arial" w:cs="Arial"/>
+          <w:b/>
+          <w:bCs/>
+        </w:rPr>
+      </w:pPr>
+      <w:r>
+        <w:rPr>
+          <w:rFonts w:ascii="Arial" w:hAnsi="Arial" w:cs="Arial"/>
+          <w:b/>
+          <w:bCs/>
+        </w:rPr>
+        <w:lastRenderedPageBreak/>
+        <w:t xml:space="preserve">MouseDown: </w:t>
+      </w:r>
+      <w:r>
+        <w:rPr>
+          <w:rFonts w:ascii="Arial" w:hAnsi="Arial" w:cs="Arial"/>
+        </w:rPr>
+        <w:t>Se ejecuta en el instante en que el usuario presiona cualquier botón del mouse sobre el control.</w:t>
+      </w:r>
+    </w:p>
+    <w:p>
+      <w:pPr>
+        <w:pStyle w:val="Prrafodelista"/>
+        <w:numPr>
+          <w:ilvl w:val="1"/>
+          <w:numId w:val="6"/>
+        </w:numPr>
+        <w:rPr>
+          <w:rFonts w:ascii="Arial" w:hAnsi="Arial" w:cs="Arial"/>
+          <w:b/>
+          <w:bCs/>
+        </w:rPr>
+      </w:pPr>
+      <w:r>
+        <w:rPr>
+          <w:rFonts w:ascii="Arial" w:hAnsi="Arial" w:cs="Arial"/>
+          <w:b/>
+          <w:bCs/>
+        </w:rPr>
+        <w:t xml:space="preserve">MouseUp: </w:t>
+      </w:r>
+      <w:r>
+        <w:rPr>
+          <w:rFonts w:ascii="Arial" w:hAnsi="Arial" w:cs="Arial"/>
+        </w:rPr>
+        <w:t>Ocurre cuando el usuario suelta el botón del mouse que estaba presionando.</w:t>
+      </w:r>
+    </w:p>
+    <w:p>
+      <w:pPr>
+        <w:pStyle w:val="Prrafodelista"/>
+        <w:numPr>
+          <w:ilvl w:val="1"/>
+          <w:numId w:val="6"/>
+        </w:numPr>
+        <w:rPr>
+          <w:rFonts w:ascii="Arial" w:hAnsi="Arial" w:cs="Arial"/>
+          <w:b/>
+          <w:bCs/>
+        </w:rPr>
+      </w:pPr>
+      <w:r>
+        <w:rPr>
+          <w:rFonts w:ascii="Arial" w:hAnsi="Arial" w:cs="Arial"/>
+          <w:b/>
+          <w:bCs/>
+        </w:rPr>
+        <w:t xml:space="preserve">GotFocus: </w:t>
+      </w:r>
+      <w:r>
+        <w:rPr>
+          <w:rFonts w:ascii="Arial" w:hAnsi="Arial" w:cs="Arial"/>
+        </w:rPr>
+        <w:t>Se activa cuando el botón recibe el foco del teclado o del sistema.</w:t>
+      </w:r>
+    </w:p>
+    <w:p>
+      <w:pPr>
+        <w:pStyle w:val="Prrafodelista"/>
+        <w:numPr>
+          <w:ilvl w:val="1"/>
+          <w:numId w:val="6"/>
+        </w:numPr>
+        <w:rPr>
+          <w:rFonts w:ascii="Arial" w:hAnsi="Arial" w:cs="Arial"/>
+          <w:b/>
+          <w:bCs/>
+        </w:rPr>
+      </w:pPr>
+      <w:r>
+        <w:rPr>
+          <w:rFonts w:ascii="Arial" w:hAnsi="Arial" w:cs="Arial"/>
+          <w:b/>
+          <w:bCs/>
+        </w:rPr>
+        <w:t xml:space="preserve">LostFocus: </w:t>
+      </w:r>
+      <w:r>
+        <w:rPr>
+          <w:rFonts w:ascii="Arial" w:hAnsi="Arial" w:cs="Arial"/>
+        </w:rPr>
+        <w:t>Ocurre cuando el botón pierde el foco porque el usuario seleccionó otro elemento.</w:t>
+      </w:r>
+    </w:p>
+    <w:p>
+      <w:pPr>
+        <w:pStyle w:val="Prrafodelista"/>
+        <w:numPr>
+          <w:ilvl w:val="1"/>
+          <w:numId w:val="6"/>
+        </w:numPr>
+        <w:rPr>
+          <w:rFonts w:ascii="Arial" w:hAnsi="Arial" w:cs="Arial"/>
+          <w:b/>
+          <w:bCs/>
+        </w:rPr>
+      </w:pPr>
+      <w:r>
+        <w:rPr>
+          <w:rFonts w:ascii="Arial" w:hAnsi="Arial" w:cs="Arial"/>
+          <w:b/>
+          <w:bCs/>
+        </w:rPr>
+        <w:t xml:space="preserve">KeyDown: </w:t>
+      </w:r>
+      <w:r>
+        <w:rPr>
+          <w:rFonts w:ascii="Arial" w:hAnsi="Arial" w:cs="Arial"/>
+        </w:rPr>
+        <w:t>Se dispara cuando el botón tiene el foco y el usuario presiona una tecla.</w:t>
+      </w:r>
+    </w:p>
+    <w:p>
+      <w:pPr>
+        <w:pStyle w:val="Prrafodelista"/>
+        <w:numPr>
+          <w:ilvl w:val="1"/>
+          <w:numId w:val="6"/>
+        </w:numPr>
+        <w:rPr>
+          <w:rFonts w:ascii="Arial" w:hAnsi="Arial" w:cs="Arial"/>
+          <w:b/>
+          <w:bCs/>
+        </w:rPr>
+      </w:pPr>
+      <w:r>
+        <w:rPr>
+          <w:rFonts w:ascii="Arial" w:hAnsi="Arial" w:cs="Arial"/>
+          <w:b/>
+          <w:bCs/>
+        </w:rPr>
+        <w:t xml:space="preserve">KeyUp: </w:t>
+      </w:r>
+      <w:r>
+        <w:rPr>
+          <w:rFonts w:ascii="Arial" w:hAnsi="Arial" w:cs="Arial"/>
+        </w:rPr>
+        <w:t>Se ejecuta cuando el usuario suelta una tecla mientras el botón mantiene el foco.</w:t>
+      </w:r>
+    </w:p>
+    <w:p>
+      <w:pPr>
+        <w:pStyle w:val="Prrafodelista"/>
+        <w:numPr>
+          <w:ilvl w:val="1"/>
+          <w:numId w:val="6"/>
+        </w:numPr>
+        <w:rPr>
+          <w:rFonts w:ascii="Arial" w:hAnsi="Arial" w:cs="Arial"/>
+          <w:b/>
+          <w:bCs/>
+        </w:rPr>
+      </w:pPr>
+      <w:r>
+        <w:rPr>
+          <w:rFonts w:ascii="Arial" w:hAnsi="Arial" w:cs="Arial"/>
+          <w:b/>
+          <w:bCs/>
+        </w:rPr>
+        <w:t xml:space="preserve">TextChanged: </w:t>
+      </w:r>
+      <w:r>
+        <w:rPr>
+          <w:rFonts w:ascii="Arial" w:hAnsi="Arial" w:cs="Arial"/>
+        </w:rPr>
+        <w:t>Ocurre de forma automática cuando el texto visible del botón cambia en el código.</w:t>
+      </w:r>
+    </w:p>
+    <w:p>
+      <w:pPr>
+        <w:rPr>
+          <w:rFonts w:ascii="Arial" w:hAnsi="Arial" w:cs="Arial"/>
+          <w:b/>
+          <w:bCs/>
+        </w:rPr>
+      </w:pPr>
       <w:r>
         <w:rPr>
           <w:rFonts w:ascii="Arial" w:hAnsi="Arial" w:cs="Arial"/>
@@ -904,41 +1601,754 @@
           <w:bCs/>
         </w:rPr>
         <w:br/>
-      </w:r>
-      <w:r>
-        <w:rPr>
-          <w:rFonts w:ascii="Arial" w:hAnsi="Arial" w:cs="Arial"/>
-          <w:b/>
-          <w:bCs/>
-        </w:rPr>
-        <w:t xml:space="preserve">11. Describa al menos 10 propiedades, 10 métodos y 10 eventos del </w:t>
-      </w:r>
-      <w:r>
-        <w:rPr>
-          <w:rFonts w:ascii="Arial" w:hAnsi="Arial" w:cs="Arial"/>
-          <w:b/>
-          <w:bCs/>
-        </w:rPr>
-        <w:t xml:space="preserve">control </w:t>
-      </w:r>
-      <w:proofErr w:type="spellStart"/>
-      <w:r>
-        <w:rPr>
-          <w:rFonts w:ascii="Arial" w:hAnsi="Arial" w:cs="Arial"/>
-          <w:b/>
-          <w:bCs/>
-        </w:rPr>
-        <w:t>CheckBox</w:t>
-      </w:r>
-      <w:proofErr w:type="spellEnd"/>
-      <w:r>
-        <w:rPr>
-          <w:rFonts w:ascii="Arial" w:hAnsi="Arial" w:cs="Arial"/>
-          <w:b/>
-          <w:bCs/>
-        </w:rPr>
-        <w:t>.</w:t>
-      </w:r>
+        <w:t>11. Describa al menos 10 propiedades, 10 métodos y 10 eventos del control CheckBox.</w:t>
+      </w:r>
+    </w:p>
+    <w:p>
+      <w:pPr>
+        <w:pStyle w:val="Prrafodelista"/>
+        <w:numPr>
+          <w:ilvl w:val="0"/>
+          <w:numId w:val="9"/>
+        </w:numPr>
+        <w:rPr>
+          <w:rFonts w:ascii="Arial" w:hAnsi="Arial" w:cs="Arial"/>
+          <w:b/>
+          <w:bCs/>
+        </w:rPr>
+      </w:pPr>
+      <w:r>
+        <w:rPr>
+          <w:rFonts w:ascii="Arial" w:hAnsi="Arial" w:cs="Arial"/>
+          <w:b/>
+          <w:bCs/>
+        </w:rPr>
+        <w:t>Propiedades:</w:t>
+      </w:r>
+    </w:p>
+    <w:p>
+      <w:pPr>
+        <w:pStyle w:val="Prrafodelista"/>
+        <w:numPr>
+          <w:ilvl w:val="1"/>
+          <w:numId w:val="9"/>
+        </w:numPr>
+        <w:rPr>
+          <w:rFonts w:ascii="Arial" w:hAnsi="Arial" w:cs="Arial"/>
+          <w:b/>
+          <w:bCs/>
+        </w:rPr>
+      </w:pPr>
+      <w:r>
+        <w:rPr>
+          <w:rFonts w:ascii="Arial" w:hAnsi="Arial" w:cs="Arial"/>
+          <w:b/>
+          <w:bCs/>
+        </w:rPr>
+        <w:t xml:space="preserve">Checked: </w:t>
+      </w:r>
+      <w:r>
+        <w:rPr>
+          <w:rFonts w:ascii="Arial" w:hAnsi="Arial" w:cs="Arial"/>
+        </w:rPr>
+        <w:t>Indica si la casilla está marcada o desmarcada.</w:t>
+      </w:r>
+    </w:p>
+    <w:p>
+      <w:pPr>
+        <w:pStyle w:val="Prrafodelista"/>
+        <w:numPr>
+          <w:ilvl w:val="1"/>
+          <w:numId w:val="9"/>
+        </w:numPr>
+        <w:rPr>
+          <w:rFonts w:ascii="Arial" w:hAnsi="Arial" w:cs="Arial"/>
+          <w:b/>
+          <w:bCs/>
+        </w:rPr>
+      </w:pPr>
+      <w:r>
+        <w:rPr>
+          <w:rFonts w:ascii="Arial" w:hAnsi="Arial" w:cs="Arial"/>
+          <w:b/>
+          <w:bCs/>
+        </w:rPr>
+        <w:t xml:space="preserve">ChechState: </w:t>
+      </w:r>
+      <w:r>
+        <w:rPr>
+          <w:rFonts w:ascii="Arial" w:hAnsi="Arial" w:cs="Arial"/>
+        </w:rPr>
+        <w:t>Define el estado exacto, Checked (Marcado), Unckecked (Desmarcado) o indeterminate (indeterminado).</w:t>
+      </w:r>
+    </w:p>
+    <w:p>
+      <w:pPr>
+        <w:pStyle w:val="Prrafodelista"/>
+        <w:numPr>
+          <w:ilvl w:val="1"/>
+          <w:numId w:val="9"/>
+        </w:numPr>
+        <w:rPr>
+          <w:rFonts w:ascii="Arial" w:hAnsi="Arial" w:cs="Arial"/>
+          <w:b/>
+          <w:bCs/>
+        </w:rPr>
+      </w:pPr>
+      <w:r>
+        <w:rPr>
+          <w:rFonts w:ascii="Arial" w:hAnsi="Arial" w:cs="Arial"/>
+          <w:b/>
+          <w:bCs/>
+        </w:rPr>
+        <w:t xml:space="preserve">ThreeState: </w:t>
+      </w:r>
+      <w:r>
+        <w:rPr>
+          <w:rFonts w:ascii="Arial" w:hAnsi="Arial" w:cs="Arial"/>
+        </w:rPr>
+        <w:t>Permite o prohíbe que el control admita el tercer estado indeterminado.</w:t>
+      </w:r>
+    </w:p>
+    <w:p>
+      <w:pPr>
+        <w:pStyle w:val="Prrafodelista"/>
+        <w:numPr>
+          <w:ilvl w:val="1"/>
+          <w:numId w:val="9"/>
+        </w:numPr>
+        <w:rPr>
+          <w:rFonts w:ascii="Arial" w:hAnsi="Arial" w:cs="Arial"/>
+          <w:b/>
+          <w:bCs/>
+        </w:rPr>
+      </w:pPr>
+      <w:r>
+        <w:rPr>
+          <w:rFonts w:ascii="Arial" w:hAnsi="Arial" w:cs="Arial"/>
+          <w:b/>
+          <w:bCs/>
+        </w:rPr>
+        <w:t>Text:</w:t>
+      </w:r>
+      <w:r>
+        <w:rPr>
+          <w:rFonts w:ascii="Arial" w:hAnsi="Arial" w:cs="Arial"/>
+        </w:rPr>
+        <w:t xml:space="preserve"> Define la etiqueta del texto que se muestra al lado de la casilla.</w:t>
+      </w:r>
+    </w:p>
+    <w:p>
+      <w:pPr>
+        <w:pStyle w:val="Prrafodelista"/>
+        <w:numPr>
+          <w:ilvl w:val="1"/>
+          <w:numId w:val="9"/>
+        </w:numPr>
+        <w:rPr>
+          <w:rFonts w:ascii="Arial" w:hAnsi="Arial" w:cs="Arial"/>
+          <w:b/>
+          <w:bCs/>
+        </w:rPr>
+      </w:pPr>
+      <w:r>
+        <w:rPr>
+          <w:rFonts w:ascii="Arial" w:hAnsi="Arial" w:cs="Arial"/>
+          <w:b/>
+          <w:bCs/>
+        </w:rPr>
+        <w:t xml:space="preserve">CheckAlign: </w:t>
+      </w:r>
+      <w:r>
+        <w:rPr>
+          <w:rFonts w:ascii="Arial" w:hAnsi="Arial" w:cs="Arial"/>
+        </w:rPr>
+        <w:t>Controla la alineación visual de la casilla respecto a su texto.</w:t>
+      </w:r>
+    </w:p>
+    <w:p>
+      <w:pPr>
+        <w:pStyle w:val="Prrafodelista"/>
+        <w:numPr>
+          <w:ilvl w:val="1"/>
+          <w:numId w:val="9"/>
+        </w:numPr>
+        <w:rPr>
+          <w:rFonts w:ascii="Arial" w:hAnsi="Arial" w:cs="Arial"/>
+          <w:b/>
+          <w:bCs/>
+        </w:rPr>
+      </w:pPr>
+      <w:r>
+        <w:rPr>
+          <w:rFonts w:ascii="Arial" w:hAnsi="Arial" w:cs="Arial"/>
+          <w:b/>
+          <w:bCs/>
+        </w:rPr>
+        <w:t xml:space="preserve">Appearance: </w:t>
+      </w:r>
+      <w:r>
+        <w:rPr>
+          <w:rFonts w:ascii="Arial" w:hAnsi="Arial" w:cs="Arial"/>
+        </w:rPr>
+        <w:t>Cambia el aspecto visual para que parezca una casilla tradicional o un botón de presión.</w:t>
+      </w:r>
+    </w:p>
+    <w:p>
+      <w:pPr>
+        <w:pStyle w:val="Prrafodelista"/>
+        <w:numPr>
+          <w:ilvl w:val="1"/>
+          <w:numId w:val="9"/>
+        </w:numPr>
+        <w:rPr>
+          <w:rFonts w:ascii="Arial" w:hAnsi="Arial" w:cs="Arial"/>
+          <w:b/>
+          <w:bCs/>
+        </w:rPr>
+      </w:pPr>
+      <w:r>
+        <w:rPr>
+          <w:rFonts w:ascii="Arial" w:hAnsi="Arial" w:cs="Arial"/>
+          <w:b/>
+          <w:bCs/>
+        </w:rPr>
+        <w:t xml:space="preserve">Name: </w:t>
+      </w:r>
+      <w:r>
+        <w:rPr>
+          <w:rFonts w:ascii="Arial" w:hAnsi="Arial" w:cs="Arial"/>
+        </w:rPr>
+        <w:t xml:space="preserve">Identifica el nombre del objeto para interactuar con </w:t>
+      </w:r>
+      <w:r>
+        <w:rPr>
+          <w:rFonts w:ascii="Arial" w:hAnsi="Arial" w:cs="Arial"/>
+        </w:rPr>
+        <w:t>él</w:t>
+      </w:r>
+      <w:r>
+        <w:rPr>
+          <w:rFonts w:ascii="Arial" w:hAnsi="Arial" w:cs="Arial"/>
+        </w:rPr>
+        <w:t xml:space="preserve"> desde el código.</w:t>
+      </w:r>
+    </w:p>
+    <w:p>
+      <w:pPr>
+        <w:pStyle w:val="Prrafodelista"/>
+        <w:numPr>
+          <w:ilvl w:val="1"/>
+          <w:numId w:val="9"/>
+        </w:numPr>
+        <w:rPr>
+          <w:rFonts w:ascii="Arial" w:hAnsi="Arial" w:cs="Arial"/>
+          <w:b/>
+          <w:bCs/>
+        </w:rPr>
+      </w:pPr>
+      <w:r>
+        <w:rPr>
+          <w:rFonts w:ascii="Arial" w:hAnsi="Arial" w:cs="Arial"/>
+          <w:b/>
+          <w:bCs/>
+        </w:rPr>
+        <w:t xml:space="preserve">Enabled: </w:t>
+      </w:r>
+      <w:r>
+        <w:rPr>
+          <w:rFonts w:ascii="Arial" w:hAnsi="Arial" w:cs="Arial"/>
+        </w:rPr>
+        <w:t>Activa o desactiva la interacción del usuario con la casilla de verificación.</w:t>
+      </w:r>
+    </w:p>
+    <w:p>
+      <w:pPr>
+        <w:pStyle w:val="Prrafodelista"/>
+        <w:numPr>
+          <w:ilvl w:val="1"/>
+          <w:numId w:val="9"/>
+        </w:numPr>
+        <w:rPr>
+          <w:rFonts w:ascii="Arial" w:hAnsi="Arial" w:cs="Arial"/>
+          <w:b/>
+          <w:bCs/>
+        </w:rPr>
+      </w:pPr>
+      <w:r>
+        <w:rPr>
+          <w:rFonts w:ascii="Arial" w:hAnsi="Arial" w:cs="Arial"/>
+          <w:b/>
+          <w:bCs/>
+        </w:rPr>
+        <w:t xml:space="preserve">AutoCheck: </w:t>
+      </w:r>
+      <w:r>
+        <w:rPr>
+          <w:rFonts w:ascii="Arial" w:hAnsi="Arial" w:cs="Arial"/>
+        </w:rPr>
+        <w:t>Define si el estado de la casilla cambia automáticamente al hacer clic o si se debe controlar por código.</w:t>
+      </w:r>
+    </w:p>
+    <w:p>
+      <w:pPr>
+        <w:pStyle w:val="Prrafodelista"/>
+        <w:numPr>
+          <w:ilvl w:val="1"/>
+          <w:numId w:val="9"/>
+        </w:numPr>
+        <w:rPr>
+          <w:rFonts w:ascii="Arial" w:hAnsi="Arial" w:cs="Arial"/>
+          <w:b/>
+          <w:bCs/>
+        </w:rPr>
+      </w:pPr>
+      <w:r>
+        <w:rPr>
+          <w:rFonts w:ascii="Arial" w:hAnsi="Arial" w:cs="Arial"/>
+          <w:b/>
+          <w:bCs/>
+        </w:rPr>
+        <w:t xml:space="preserve">FlatStyle: </w:t>
+      </w:r>
+      <w:r>
+        <w:rPr>
+          <w:rFonts w:ascii="Arial" w:hAnsi="Arial" w:cs="Arial"/>
+        </w:rPr>
+        <w:t>Modifica el estilo estético del control.</w:t>
+      </w:r>
+    </w:p>
+    <w:p>
+      <w:pPr>
+        <w:rPr>
+          <w:rFonts w:ascii="Arial" w:hAnsi="Arial" w:cs="Arial"/>
+          <w:b/>
+          <w:bCs/>
+        </w:rPr>
+      </w:pPr>
+    </w:p>
+    <w:p>
+      <w:pPr>
+        <w:pStyle w:val="Prrafodelista"/>
+        <w:numPr>
+          <w:ilvl w:val="0"/>
+          <w:numId w:val="9"/>
+        </w:numPr>
+        <w:rPr>
+          <w:rFonts w:ascii="Arial" w:hAnsi="Arial" w:cs="Arial"/>
+          <w:b/>
+          <w:bCs/>
+        </w:rPr>
+      </w:pPr>
+      <w:r>
+        <w:rPr>
+          <w:rFonts w:ascii="Arial" w:hAnsi="Arial" w:cs="Arial"/>
+          <w:b/>
+          <w:bCs/>
+        </w:rPr>
+        <w:t>Métodos:</w:t>
+      </w:r>
+    </w:p>
+    <w:p>
+      <w:pPr>
+        <w:pStyle w:val="Prrafodelista"/>
+        <w:numPr>
+          <w:ilvl w:val="1"/>
+          <w:numId w:val="9"/>
+        </w:numPr>
+        <w:rPr>
+          <w:rFonts w:ascii="Arial" w:hAnsi="Arial" w:cs="Arial"/>
+          <w:b/>
+          <w:bCs/>
+        </w:rPr>
+      </w:pPr>
+      <w:r>
+        <w:rPr>
+          <w:rFonts w:ascii="Arial" w:hAnsi="Arial" w:cs="Arial"/>
+          <w:b/>
+          <w:bCs/>
+        </w:rPr>
+        <w:t>Focus</w:t>
+      </w:r>
+      <w:r>
+        <w:rPr>
+          <w:rFonts w:ascii="Arial" w:hAnsi="Arial" w:cs="Arial"/>
+          <w:b/>
+          <w:bCs/>
+        </w:rPr>
+        <w:t xml:space="preserve"> ():</w:t>
+      </w:r>
+      <w:r>
+        <w:rPr>
+          <w:rFonts w:ascii="Arial" w:hAnsi="Arial" w:cs="Arial"/>
+          <w:b/>
+          <w:bCs/>
+        </w:rPr>
+        <w:t xml:space="preserve"> </w:t>
+      </w:r>
+      <w:r>
+        <w:rPr>
+          <w:rFonts w:ascii="Arial" w:hAnsi="Arial" w:cs="Arial"/>
+        </w:rPr>
+        <w:t>Establece el foco del teclado en la casilla para interactuar con ella mediante teclas.</w:t>
+      </w:r>
+    </w:p>
+    <w:p>
+      <w:pPr>
+        <w:pStyle w:val="Prrafodelista"/>
+        <w:numPr>
+          <w:ilvl w:val="1"/>
+          <w:numId w:val="9"/>
+        </w:numPr>
+        <w:rPr>
+          <w:rFonts w:ascii="Arial" w:hAnsi="Arial" w:cs="Arial"/>
+          <w:b/>
+          <w:bCs/>
+        </w:rPr>
+      </w:pPr>
+      <w:r>
+        <w:rPr>
+          <w:rFonts w:ascii="Arial" w:hAnsi="Arial" w:cs="Arial"/>
+          <w:b/>
+          <w:bCs/>
+        </w:rPr>
+        <w:lastRenderedPageBreak/>
+        <w:t>Select</w:t>
+      </w:r>
+      <w:r>
+        <w:rPr>
+          <w:rFonts w:ascii="Arial" w:hAnsi="Arial" w:cs="Arial"/>
+          <w:b/>
+          <w:bCs/>
+        </w:rPr>
+        <w:t xml:space="preserve"> </w:t>
+      </w:r>
+      <w:r>
+        <w:rPr>
+          <w:rFonts w:ascii="Arial" w:hAnsi="Arial" w:cs="Arial"/>
+          <w:b/>
+          <w:bCs/>
+        </w:rPr>
+        <w:t>():</w:t>
+      </w:r>
+      <w:r>
+        <w:rPr>
+          <w:rFonts w:ascii="Arial" w:hAnsi="Arial" w:cs="Arial"/>
+        </w:rPr>
+        <w:t xml:space="preserve"> Activa y selecciona el control de forma directa dentro del contenedor del formulario.</w:t>
+      </w:r>
+    </w:p>
+    <w:p>
+      <w:pPr>
+        <w:pStyle w:val="Prrafodelista"/>
+        <w:numPr>
+          <w:ilvl w:val="1"/>
+          <w:numId w:val="9"/>
+        </w:numPr>
+        <w:rPr>
+          <w:rFonts w:ascii="Arial" w:hAnsi="Arial" w:cs="Arial"/>
+          <w:b/>
+          <w:bCs/>
+        </w:rPr>
+      </w:pPr>
+      <w:r>
+        <w:rPr>
+          <w:rFonts w:ascii="Arial" w:hAnsi="Arial" w:cs="Arial"/>
+          <w:b/>
+          <w:bCs/>
+        </w:rPr>
+        <w:t>ResetText</w:t>
+      </w:r>
+      <w:r>
+        <w:rPr>
+          <w:rFonts w:ascii="Arial" w:hAnsi="Arial" w:cs="Arial"/>
+          <w:b/>
+          <w:bCs/>
+        </w:rPr>
+        <w:t xml:space="preserve"> </w:t>
+      </w:r>
+      <w:r>
+        <w:rPr>
+          <w:rFonts w:ascii="Arial" w:hAnsi="Arial" w:cs="Arial"/>
+          <w:b/>
+          <w:bCs/>
+        </w:rPr>
+        <w:t xml:space="preserve">(): </w:t>
+      </w:r>
+      <w:r>
+        <w:rPr>
+          <w:rFonts w:ascii="Arial" w:hAnsi="Arial" w:cs="Arial"/>
+        </w:rPr>
+        <w:t>Borra el texto de la etiqueta asociada y lo devuelve a su valor predeterminado.</w:t>
+      </w:r>
+    </w:p>
+    <w:p>
+      <w:pPr>
+        <w:pStyle w:val="Prrafodelista"/>
+        <w:numPr>
+          <w:ilvl w:val="1"/>
+          <w:numId w:val="9"/>
+        </w:numPr>
+        <w:rPr>
+          <w:rFonts w:ascii="Arial" w:hAnsi="Arial" w:cs="Arial"/>
+          <w:b/>
+          <w:bCs/>
+        </w:rPr>
+      </w:pPr>
+      <w:r>
+        <w:rPr>
+          <w:rFonts w:ascii="Arial" w:hAnsi="Arial" w:cs="Arial"/>
+          <w:b/>
+          <w:bCs/>
+        </w:rPr>
+        <w:t>BringToFront</w:t>
+      </w:r>
+      <w:r>
+        <w:rPr>
+          <w:rFonts w:ascii="Arial" w:hAnsi="Arial" w:cs="Arial"/>
+          <w:b/>
+          <w:bCs/>
+        </w:rPr>
+        <w:t xml:space="preserve"> ()</w:t>
+      </w:r>
+      <w:r>
+        <w:rPr>
+          <w:rFonts w:ascii="Arial" w:hAnsi="Arial" w:cs="Arial"/>
+          <w:b/>
+          <w:bCs/>
+        </w:rPr>
+        <w:t xml:space="preserve">: </w:t>
+      </w:r>
+      <w:r>
+        <w:rPr>
+          <w:rFonts w:ascii="Arial" w:hAnsi="Arial" w:cs="Arial"/>
+        </w:rPr>
+        <w:t>Coloca la casilla al frente de la interfaz si otros controles la están tapando.</w:t>
+      </w:r>
+    </w:p>
+    <w:p>
+      <w:pPr>
+        <w:pStyle w:val="Prrafodelista"/>
+        <w:numPr>
+          <w:ilvl w:val="1"/>
+          <w:numId w:val="9"/>
+        </w:numPr>
+        <w:rPr>
+          <w:rFonts w:ascii="Arial" w:hAnsi="Arial" w:cs="Arial"/>
+          <w:b/>
+          <w:bCs/>
+        </w:rPr>
+      </w:pPr>
+      <w:r>
+        <w:rPr>
+          <w:rFonts w:ascii="Arial" w:hAnsi="Arial" w:cs="Arial"/>
+          <w:b/>
+          <w:bCs/>
+        </w:rPr>
+        <w:t>SendToBack</w:t>
+      </w:r>
+      <w:r>
+        <w:rPr>
+          <w:rFonts w:ascii="Arial" w:hAnsi="Arial" w:cs="Arial"/>
+          <w:b/>
+          <w:bCs/>
+        </w:rPr>
+        <w:t xml:space="preserve"> ()</w:t>
+      </w:r>
+      <w:r>
+        <w:rPr>
+          <w:rFonts w:ascii="Arial" w:hAnsi="Arial" w:cs="Arial"/>
+          <w:b/>
+          <w:bCs/>
+        </w:rPr>
+        <w:t xml:space="preserve">: </w:t>
+      </w:r>
+      <w:r>
+        <w:rPr>
+          <w:rFonts w:ascii="Arial" w:hAnsi="Arial" w:cs="Arial"/>
+        </w:rPr>
+        <w:t>Envía el control al fondo de la capa visual, detrás de otros elementos.</w:t>
+      </w:r>
+    </w:p>
+    <w:p>
+      <w:pPr>
+        <w:pStyle w:val="Prrafodelista"/>
+        <w:numPr>
+          <w:ilvl w:val="1"/>
+          <w:numId w:val="9"/>
+        </w:numPr>
+        <w:rPr>
+          <w:rFonts w:ascii="Arial" w:hAnsi="Arial" w:cs="Arial"/>
+          <w:b/>
+          <w:bCs/>
+        </w:rPr>
+      </w:pPr>
+      <w:r>
+        <w:rPr>
+          <w:rFonts w:ascii="Arial" w:hAnsi="Arial" w:cs="Arial"/>
+          <w:b/>
+          <w:bCs/>
+        </w:rPr>
+        <w:t>Hide (</w:t>
+      </w:r>
+      <w:r>
+        <w:rPr>
+          <w:rFonts w:ascii="Arial" w:hAnsi="Arial" w:cs="Arial"/>
+          <w:b/>
+          <w:bCs/>
+        </w:rPr>
+        <w:t xml:space="preserve">): </w:t>
+      </w:r>
+      <w:r>
+        <w:rPr>
+          <w:rFonts w:ascii="Arial" w:hAnsi="Arial" w:cs="Arial"/>
+        </w:rPr>
+        <w:t>Oculta la casilla de la vista del usuario de forma inmediata.</w:t>
+      </w:r>
+    </w:p>
+    <w:p>
+      <w:pPr>
+        <w:pStyle w:val="Prrafodelista"/>
+        <w:numPr>
+          <w:ilvl w:val="1"/>
+          <w:numId w:val="9"/>
+        </w:numPr>
+        <w:rPr>
+          <w:rFonts w:ascii="Arial" w:hAnsi="Arial" w:cs="Arial"/>
+          <w:b/>
+          <w:bCs/>
+        </w:rPr>
+      </w:pPr>
+      <w:r>
+        <w:rPr>
+          <w:rFonts w:ascii="Arial" w:hAnsi="Arial" w:cs="Arial"/>
+          <w:b/>
+          <w:bCs/>
+        </w:rPr>
+        <w:t>Show (</w:t>
+      </w:r>
+      <w:r>
+        <w:rPr>
+          <w:rFonts w:ascii="Arial" w:hAnsi="Arial" w:cs="Arial"/>
+          <w:b/>
+          <w:bCs/>
+        </w:rPr>
+        <w:t xml:space="preserve">): </w:t>
+      </w:r>
+      <w:r>
+        <w:rPr>
+          <w:rFonts w:ascii="Arial" w:hAnsi="Arial" w:cs="Arial"/>
+        </w:rPr>
+        <w:t xml:space="preserve">vuelve visible el control en la pantalla </w:t>
+      </w:r>
+      <w:r>
+        <w:rPr>
+          <w:rFonts w:ascii="Arial" w:hAnsi="Arial" w:cs="Arial"/>
+        </w:rPr>
+        <w:t>si previamente estaba oculto.</w:t>
+      </w:r>
+    </w:p>
+    <w:p>
+      <w:pPr>
+        <w:pStyle w:val="Prrafodelista"/>
+        <w:numPr>
+          <w:ilvl w:val="1"/>
+          <w:numId w:val="9"/>
+        </w:numPr>
+        <w:rPr>
+          <w:rFonts w:ascii="Arial" w:hAnsi="Arial" w:cs="Arial"/>
+          <w:b/>
+          <w:bCs/>
+        </w:rPr>
+      </w:pPr>
+      <w:r>
+        <w:rPr>
+          <w:rFonts w:ascii="Arial" w:hAnsi="Arial" w:cs="Arial"/>
+          <w:b/>
+          <w:bCs/>
+        </w:rPr>
+        <w:t xml:space="preserve">Scale (SizeF): </w:t>
+      </w:r>
+      <w:r>
+        <w:rPr>
+          <w:rFonts w:ascii="Arial" w:hAnsi="Arial" w:cs="Arial"/>
+        </w:rPr>
+        <w:t xml:space="preserve"> Escala de forma proporcional el tamaño y la ubicación de la casilla en el formulario.</w:t>
+      </w:r>
+    </w:p>
+    <w:p>
+      <w:pPr>
+        <w:pStyle w:val="Prrafodelista"/>
+        <w:numPr>
+          <w:ilvl w:val="1"/>
+          <w:numId w:val="9"/>
+        </w:numPr>
+        <w:rPr>
+          <w:rFonts w:ascii="Arial" w:hAnsi="Arial" w:cs="Arial"/>
+          <w:b/>
+          <w:bCs/>
+        </w:rPr>
+      </w:pPr>
+      <w:r>
+        <w:rPr>
+          <w:rFonts w:ascii="Arial" w:hAnsi="Arial" w:cs="Arial"/>
+          <w:b/>
+          <w:bCs/>
+        </w:rPr>
+        <w:t xml:space="preserve">GetChildAtPoint (Point): </w:t>
+      </w:r>
+      <w:r>
+        <w:rPr>
+          <w:rFonts w:ascii="Arial" w:hAnsi="Arial" w:cs="Arial"/>
+        </w:rPr>
+        <w:t>Recupera un control secundario ubicado en unas coordenadas especificas si existiera dentro de él.</w:t>
+      </w:r>
+    </w:p>
+    <w:p>
+      <w:pPr>
+        <w:pStyle w:val="Prrafodelista"/>
+        <w:numPr>
+          <w:ilvl w:val="1"/>
+          <w:numId w:val="9"/>
+        </w:numPr>
+        <w:rPr>
+          <w:rFonts w:ascii="Arial" w:hAnsi="Arial" w:cs="Arial"/>
+          <w:b/>
+          <w:bCs/>
+        </w:rPr>
+      </w:pPr>
+      <w:r>
+        <w:rPr>
+          <w:rFonts w:ascii="Arial" w:hAnsi="Arial" w:cs="Arial"/>
+          <w:b/>
+          <w:bCs/>
+        </w:rPr>
+        <w:t xml:space="preserve">Dispose (): </w:t>
+      </w:r>
+      <w:r>
+        <w:rPr>
+          <w:rFonts w:ascii="Arial" w:hAnsi="Arial" w:cs="Arial"/>
+        </w:rPr>
+        <w:t xml:space="preserve"> Libera por completo los recursos de memoria utilizados por la casilla cuando ya no se requiere.</w:t>
+      </w:r>
+    </w:p>
+    <w:p>
+      <w:pPr>
+        <w:rPr>
+          <w:rFonts w:ascii="Arial" w:hAnsi="Arial" w:cs="Arial"/>
+          <w:b/>
+          <w:bCs/>
+        </w:rPr>
+      </w:pPr>
+    </w:p>
+    <w:p>
+      <w:pPr>
+        <w:rPr>
+          <w:rFonts w:ascii="Arial" w:hAnsi="Arial" w:cs="Arial"/>
+          <w:b/>
+          <w:bCs/>
+        </w:rPr>
+      </w:pPr>
       <w:r>
         <w:rPr>
           <w:rFonts w:ascii="Arial" w:hAnsi="Arial" w:cs="Arial"/>
@@ -946,32 +2356,7 @@
           <w:bCs/>
         </w:rPr>
         <w:br/>
-      </w:r>
-      <w:r>
-        <w:rPr>
-          <w:rFonts w:ascii="Arial" w:hAnsi="Arial" w:cs="Arial"/>
-          <w:b/>
-          <w:bCs/>
-        </w:rPr>
-        <w:t xml:space="preserve">12. Describa al menos 10 propiedades, 10 métodos y 10 eventos del control </w:t>
-      </w:r>
-      <w:proofErr w:type="spellStart"/>
-      <w:r>
-        <w:rPr>
-          <w:rFonts w:ascii="Arial" w:hAnsi="Arial" w:cs="Arial"/>
-          <w:b/>
-          <w:bCs/>
-        </w:rPr>
-        <w:t>Combobox</w:t>
-      </w:r>
-      <w:proofErr w:type="spellEnd"/>
-      <w:r>
-        <w:rPr>
-          <w:rFonts w:ascii="Arial" w:hAnsi="Arial" w:cs="Arial"/>
-          <w:b/>
-          <w:bCs/>
-        </w:rPr>
-        <w:t>.</w:t>
+        <w:t>12. Describa al menos 10 propiedades, 10 métodos y 10 eventos del control Combobox.</w:t>
       </w:r>
       <w:r>
         <w:rPr>
@@ -980,32 +2365,7 @@
           <w:bCs/>
         </w:rPr>
         <w:br/>
-      </w:r>
-      <w:r>
-        <w:rPr>
-          <w:rFonts w:ascii="Arial" w:hAnsi="Arial" w:cs="Arial"/>
-          <w:b/>
-          <w:bCs/>
-        </w:rPr>
-        <w:t xml:space="preserve">13. Describa al menos 10 propiedades, 10 métodos y 10 eventos del control </w:t>
-      </w:r>
-      <w:proofErr w:type="spellStart"/>
-      <w:r>
-        <w:rPr>
-          <w:rFonts w:ascii="Arial" w:hAnsi="Arial" w:cs="Arial"/>
-          <w:b/>
-          <w:bCs/>
-        </w:rPr>
-        <w:t>DateTimePicker</w:t>
-      </w:r>
-      <w:proofErr w:type="spellEnd"/>
-      <w:r>
-        <w:rPr>
-          <w:rFonts w:ascii="Arial" w:hAnsi="Arial" w:cs="Arial"/>
-          <w:b/>
-          <w:bCs/>
-        </w:rPr>
-        <w:t>.</w:t>
+        <w:t>13. Describa al menos 10 propiedades, 10 métodos y 10 eventos del control DateTimePicker.</w:t>
       </w:r>
       <w:r>
         <w:rPr>
@@ -1014,13 +2374,6 @@
           <w:bCs/>
         </w:rPr>
         <w:br/>
-      </w:r>
-      <w:r>
-        <w:rPr>
-          <w:rFonts w:ascii="Arial" w:hAnsi="Arial" w:cs="Arial"/>
-          <w:b/>
-          <w:bCs/>
-        </w:rPr>
         <w:t>14. Describa al menos 10 propiedades, 10 métodos y 10 eventos del control Timer.</w:t>
       </w:r>
       <w:r>
@@ -1030,13 +2383,6 @@
           <w:bCs/>
         </w:rPr>
         <w:br/>
-      </w:r>
-      <w:r>
-        <w:rPr>
-          <w:rFonts w:ascii="Arial" w:hAnsi="Arial" w:cs="Arial"/>
-          <w:b/>
-          <w:bCs/>
-        </w:rPr>
         <w:t>15. Seleccione 10 controles adicionales y de cada uno de ellos describa 5 métodos, 5 propiedades</w:t>
       </w:r>
       <w:r>
@@ -1046,13 +2392,6 @@
           <w:bCs/>
         </w:rPr>
         <w:br/>
-      </w:r>
-      <w:r>
-        <w:rPr>
-          <w:rFonts w:ascii="Arial" w:hAnsi="Arial" w:cs="Arial"/>
-          <w:b/>
-          <w:bCs/>
-        </w:rPr>
         <w:t>y 5 eventos.</w:t>
       </w:r>
       <w:r>
@@ -1062,13 +2401,6 @@
           <w:bCs/>
         </w:rPr>
         <w:br/>
-      </w:r>
-      <w:r>
-        <w:rPr>
-          <w:rFonts w:ascii="Arial" w:hAnsi="Arial" w:cs="Arial"/>
-          <w:b/>
-          <w:bCs/>
-        </w:rPr>
         <w:t>Parte 2</w:t>
       </w:r>
       <w:r>
@@ -1078,13 +2410,6 @@
           <w:bCs/>
         </w:rPr>
         <w:br/>
-      </w:r>
-      <w:r>
-        <w:rPr>
-          <w:rFonts w:ascii="Arial" w:hAnsi="Arial" w:cs="Arial"/>
-          <w:b/>
-          <w:bCs/>
-        </w:rPr>
         <w:t>16. ¿Cómo se declara un procedimiento? Ejemplo.</w:t>
       </w:r>
       <w:r>
@@ -1094,13 +2419,6 @@
           <w:bCs/>
         </w:rPr>
         <w:br/>
-      </w:r>
-      <w:r>
-        <w:rPr>
-          <w:rFonts w:ascii="Arial" w:hAnsi="Arial" w:cs="Arial"/>
-          <w:b/>
-          <w:bCs/>
-        </w:rPr>
         <w:t>17. ¿Cómo se declara una función? Ejemplo</w:t>
       </w:r>
       <w:r>
@@ -1110,13 +2428,6 @@
           <w:bCs/>
         </w:rPr>
         <w:br/>
-      </w:r>
-      <w:r>
-        <w:rPr>
-          <w:rFonts w:ascii="Arial" w:hAnsi="Arial" w:cs="Arial"/>
-          <w:b/>
-          <w:bCs/>
-        </w:rPr>
         <w:t>18. ¿Qué diferencia existe entre una función y un procedimiento?</w:t>
       </w:r>
     </w:p>
@@ -1143,13 +2454,6 @@
           <w:bCs/>
         </w:rPr>
         <w:br/>
-      </w:r>
-      <w:r>
-        <w:rPr>
-          <w:rFonts w:ascii="Arial" w:hAnsi="Arial" w:cs="Arial"/>
-          <w:b/>
-          <w:bCs/>
-        </w:rPr>
         <w:t>19. ¿Qué significa que el parámetro de un procedimiento se pasa por valor?</w:t>
       </w:r>
       <w:r>
@@ -1159,13 +2463,6 @@
           <w:bCs/>
         </w:rPr>
         <w:br/>
-      </w:r>
-      <w:r>
-        <w:rPr>
-          <w:rFonts w:ascii="Arial" w:hAnsi="Arial" w:cs="Arial"/>
-          <w:b/>
-          <w:bCs/>
-        </w:rPr>
         <w:t>20. ¿Qué significa que el parámetro de una función se pasa por referencia?</w:t>
       </w:r>
       <w:r>
@@ -1175,13 +2472,6 @@
           <w:bCs/>
         </w:rPr>
         <w:br/>
-      </w:r>
-      <w:r>
-        <w:rPr>
-          <w:rFonts w:ascii="Arial" w:hAnsi="Arial" w:cs="Arial"/>
-          <w:b/>
-          <w:bCs/>
-        </w:rPr>
         <w:t>Parte 3</w:t>
       </w:r>
       <w:r>
@@ -1191,13 +2481,6 @@
           <w:bCs/>
         </w:rPr>
         <w:br/>
-      </w:r>
-      <w:r>
-        <w:rPr>
-          <w:rFonts w:ascii="Arial" w:hAnsi="Arial" w:cs="Arial"/>
-          <w:b/>
-          <w:bCs/>
-        </w:rPr>
         <w:t>21. Enumere las estructuras de decisión. Ejemplifique cada una de ellas y explique en que se</w:t>
       </w:r>
       <w:r>
@@ -1214,6 +2497,7 @@
           <w:b/>
           <w:bCs/>
         </w:rPr>
+        <w:lastRenderedPageBreak/>
         <w:t>diferencian.</w:t>
       </w:r>
       <w:r>
@@ -1223,13 +2507,6 @@
           <w:bCs/>
         </w:rPr>
         <w:br/>
-      </w:r>
-      <w:r>
-        <w:rPr>
-          <w:rFonts w:ascii="Arial" w:hAnsi="Arial" w:cs="Arial"/>
-          <w:b/>
-          <w:bCs/>
-        </w:rPr>
         <w:t>22. Enumere las estructuras de repetición. Ejemplifique cada una de ellas y explique en que se</w:t>
       </w:r>
       <w:r>
@@ -1239,13 +2516,6 @@
           <w:bCs/>
         </w:rPr>
         <w:br/>
-      </w:r>
-      <w:r>
-        <w:rPr>
-          <w:rFonts w:ascii="Arial" w:hAnsi="Arial" w:cs="Arial"/>
-          <w:b/>
-          <w:bCs/>
-        </w:rPr>
         <w:t>diferencian.</w:t>
       </w:r>
       <w:r>
@@ -1255,13 +2525,6 @@
           <w:bCs/>
         </w:rPr>
         <w:br/>
-      </w:r>
-      <w:r>
-        <w:rPr>
-          <w:rFonts w:ascii="Arial" w:hAnsi="Arial" w:cs="Arial"/>
-          <w:b/>
-          <w:bCs/>
-        </w:rPr>
         <w:t>23. ¿Cómo se crea una estructura en el entorno visto en clase?</w:t>
       </w:r>
       <w:r>
@@ -1271,13 +2534,6 @@
           <w:bCs/>
         </w:rPr>
         <w:br/>
-      </w:r>
-      <w:r>
-        <w:rPr>
-          <w:rFonts w:ascii="Arial" w:hAnsi="Arial" w:cs="Arial"/>
-          <w:b/>
-          <w:bCs/>
-        </w:rPr>
         <w:t>24. ¿Qué es una propiedad?</w:t>
       </w:r>
       <w:r>
@@ -1287,13 +2543,6 @@
           <w:bCs/>
         </w:rPr>
         <w:br/>
-      </w:r>
-      <w:r>
-        <w:rPr>
-          <w:rFonts w:ascii="Arial" w:hAnsi="Arial" w:cs="Arial"/>
-          <w:b/>
-          <w:bCs/>
-        </w:rPr>
         <w:t>25. ¿Qué es un método?</w:t>
       </w:r>
       <w:r>
@@ -1303,13 +2552,6 @@
           <w:bCs/>
         </w:rPr>
         <w:br/>
-      </w:r>
-      <w:r>
-        <w:rPr>
-          <w:rFonts w:ascii="Arial" w:hAnsi="Arial" w:cs="Arial"/>
-          <w:b/>
-          <w:bCs/>
-        </w:rPr>
         <w:t>26. ¿Qué es un evento?</w:t>
       </w:r>
       <w:r>
@@ -1319,32 +2561,7 @@
           <w:bCs/>
         </w:rPr>
         <w:br/>
-      </w:r>
-      <w:r>
-        <w:rPr>
-          <w:rFonts w:ascii="Arial" w:hAnsi="Arial" w:cs="Arial"/>
-          <w:b/>
-          <w:bCs/>
-        </w:rPr>
-        <w:t xml:space="preserve">27. ¿Cuál es el uso ideal de una variable de tipo </w:t>
-      </w:r>
-      <w:proofErr w:type="spellStart"/>
-      <w:r>
-        <w:rPr>
-          <w:rFonts w:ascii="Arial" w:hAnsi="Arial" w:cs="Arial"/>
-          <w:b/>
-          <w:bCs/>
-        </w:rPr>
-        <w:t>Boolean</w:t>
-      </w:r>
-      <w:proofErr w:type="spellEnd"/>
-      <w:r>
-        <w:rPr>
-          <w:rFonts w:ascii="Arial" w:hAnsi="Arial" w:cs="Arial"/>
-          <w:b/>
-          <w:bCs/>
-        </w:rPr>
-        <w:t>?</w:t>
+        <w:t>27. ¿Cuál es el uso ideal de una variable de tipo Boolean?</w:t>
       </w:r>
       <w:r>
         <w:rPr>
@@ -1353,68 +2570,7 @@
           <w:bCs/>
         </w:rPr>
         <w:br/>
-      </w:r>
-      <w:r>
-        <w:rPr>
-          <w:rFonts w:ascii="Arial" w:hAnsi="Arial" w:cs="Arial"/>
-          <w:b/>
-          <w:bCs/>
-        </w:rPr>
-        <w:t xml:space="preserve">28. </w:t>
-      </w:r>
-      <w:proofErr w:type="gramStart"/>
-      <w:r>
-        <w:rPr>
-          <w:rFonts w:ascii="Arial" w:hAnsi="Arial" w:cs="Arial"/>
-          <w:b/>
-          <w:bCs/>
-        </w:rPr>
-        <w:t xml:space="preserve">¿Para </w:t>
-      </w:r>
-      <w:proofErr w:type="spellStart"/>
-      <w:r>
-        <w:rPr>
-          <w:rFonts w:ascii="Arial" w:hAnsi="Arial" w:cs="Arial"/>
-          <w:b/>
-          <w:bCs/>
-        </w:rPr>
-        <w:t>que</w:t>
-      </w:r>
-      <w:proofErr w:type="spellEnd"/>
-      <w:r>
-        <w:rPr>
-          <w:rFonts w:ascii="Arial" w:hAnsi="Arial" w:cs="Arial"/>
-          <w:b/>
-          <w:bCs/>
-        </w:rPr>
-        <w:t xml:space="preserve"> se usa el método Parse cuando se lo utiliza por ejemplo como </w:t>
-      </w:r>
-      <w:proofErr w:type="spellStart"/>
-      <w:r>
-        <w:rPr>
-          <w:rFonts w:ascii="Arial" w:hAnsi="Arial" w:cs="Arial"/>
-          <w:b/>
-          <w:bCs/>
-        </w:rPr>
-        <w:t>Decimal.</w:t>
-      </w:r>
-      <w:proofErr w:type="gramEnd"/>
-      <w:r>
-        <w:rPr>
-          <w:rFonts w:ascii="Arial" w:hAnsi="Arial" w:cs="Arial"/>
-          <w:b/>
-          <w:bCs/>
-        </w:rPr>
-        <w:t>Parse</w:t>
-      </w:r>
-      <w:proofErr w:type="spellEnd"/>
-      <w:r>
-        <w:rPr>
-          <w:rFonts w:ascii="Arial" w:hAnsi="Arial" w:cs="Arial"/>
-          <w:b/>
-          <w:bCs/>
-        </w:rPr>
-        <w:t>?</w:t>
+        <w:t>28. ¿Para que se usa el método Parse cuando se lo utiliza por ejemplo como Decimal.Parse?</w:t>
       </w:r>
       <w:r>
         <w:rPr>
@@ -1423,13 +2579,6 @@
           <w:bCs/>
         </w:rPr>
         <w:br/>
-      </w:r>
-      <w:r>
-        <w:rPr>
-          <w:rFonts w:ascii="Arial" w:hAnsi="Arial" w:cs="Arial"/>
-          <w:b/>
-          <w:bCs/>
-        </w:rPr>
         <w:t>29. ¿Cómo se declara un vector de 10 posiciones de tipo Decimal?</w:t>
       </w:r>
       <w:r>
@@ -1439,55 +2588,12 @@
           <w:bCs/>
         </w:rPr>
         <w:br/>
-      </w:r>
-      <w:r>
-        <w:rPr>
-          <w:rFonts w:ascii="Arial" w:hAnsi="Arial" w:cs="Arial"/>
-          <w:b/>
-          <w:bCs/>
-        </w:rPr>
-        <w:t xml:space="preserve">30. ¿Cuándo hablamos de </w:t>
-      </w:r>
-      <w:proofErr w:type="spellStart"/>
-      <w:r>
-        <w:rPr>
-          <w:rFonts w:ascii="Arial" w:hAnsi="Arial" w:cs="Arial"/>
-          <w:b/>
-          <w:bCs/>
-        </w:rPr>
-        <w:t>boxing</w:t>
-      </w:r>
-      <w:proofErr w:type="spellEnd"/>
-      <w:r>
-        <w:rPr>
-          <w:rFonts w:ascii="Arial" w:hAnsi="Arial" w:cs="Arial"/>
-          <w:b/>
-          <w:bCs/>
-        </w:rPr>
-        <w:t xml:space="preserve"> y </w:t>
-      </w:r>
-      <w:proofErr w:type="spellStart"/>
-      <w:r>
-        <w:rPr>
-          <w:rFonts w:ascii="Arial" w:hAnsi="Arial" w:cs="Arial"/>
-          <w:b/>
-          <w:bCs/>
-        </w:rPr>
-        <w:t>unboxing</w:t>
-      </w:r>
-      <w:proofErr w:type="spellEnd"/>
-      <w:r>
-        <w:rPr>
-          <w:rFonts w:ascii="Arial" w:hAnsi="Arial" w:cs="Arial"/>
-          <w:b/>
-          <w:bCs/>
-        </w:rPr>
-        <w:t xml:space="preserve"> a que nos referimos?</w:t>
+        <w:t>30. ¿Cuándo hablamos de boxing y unboxing a que nos referimos?</w:t>
       </w:r>
     </w:p>
     <w:p/>
     <w:sectPr>
-      <w:pgSz w:w="11906" w:h="16838" w:orient="portrait"/>
+      <w:pgSz w:w="11906" w:h="16838"/>
       <w:pgMar w:top="1417" w:right="1701" w:bottom="1417" w:left="1701" w:header="708" w:footer="708" w:gutter="0"/>
       <w:cols w:space="708"/>
       <w:docGrid w:linePitch="360"/>
@@ -1511,7 +2617,7 @@
         <w:ind w:left="720" w:hanging="360"/>
       </w:pPr>
       <w:rPr>
-        <w:rFonts w:hint="default" w:asciiTheme="minorHAnsi" w:hAnsiTheme="minorHAnsi" w:cstheme="minorBidi"/>
+        <w:rFonts w:asciiTheme="minorHAnsi" w:hAnsiTheme="minorHAnsi" w:cstheme="minorBidi" w:hint="default"/>
       </w:rPr>
     </w:lvl>
     <w:lvl w:ilvl="1" w:tplc="2C0A0019" w:tentative="1">
@@ -1588,6 +2694,270 @@
     </w:lvl>
   </w:abstractNum>
   <w:abstractNum w:abstractNumId="1" w15:restartNumberingAfterBreak="0">
+    <w:nsid w:val="25FD1F29"/>
+    <w:multiLevelType w:val="hybridMultilevel"/>
+    <w:tmpl w:val="34C6E1B0"/>
+    <w:lvl w:ilvl="0" w:tplc="2C0A000F">
+      <w:start w:val="1"/>
+      <w:numFmt w:val="decimal"/>
+      <w:lvlText w:val="%1."/>
+      <w:lvlJc w:val="left"/>
+      <w:pPr>
+        <w:ind w:left="720" w:hanging="360"/>
+      </w:pPr>
+    </w:lvl>
+    <w:lvl w:ilvl="1" w:tplc="2C0A0019">
+      <w:start w:val="1"/>
+      <w:numFmt w:val="lowerLetter"/>
+      <w:lvlText w:val="%2."/>
+      <w:lvlJc w:val="left"/>
+      <w:pPr>
+        <w:ind w:left="1440" w:hanging="360"/>
+      </w:pPr>
+    </w:lvl>
+    <w:lvl w:ilvl="2" w:tplc="2C0A001B" w:tentative="1">
+      <w:start w:val="1"/>
+      <w:numFmt w:val="lowerRoman"/>
+      <w:lvlText w:val="%3."/>
+      <w:lvlJc w:val="right"/>
+      <w:pPr>
+        <w:ind w:left="2160" w:hanging="180"/>
+      </w:pPr>
+    </w:lvl>
+    <w:lvl w:ilvl="3" w:tplc="2C0A000F" w:tentative="1">
+      <w:start w:val="1"/>
+      <w:numFmt w:val="decimal"/>
+      <w:lvlText w:val="%4."/>
+      <w:lvlJc w:val="left"/>
+      <w:pPr>
+        <w:ind w:left="2880" w:hanging="360"/>
+      </w:pPr>
+    </w:lvl>
+    <w:lvl w:ilvl="4" w:tplc="2C0A0019" w:tentative="1">
+      <w:start w:val="1"/>
+      <w:numFmt w:val="lowerLetter"/>
+      <w:lvlText w:val="%5."/>
+      <w:lvlJc w:val="left"/>
+      <w:pPr>
+        <w:ind w:left="3600" w:hanging="360"/>
+      </w:pPr>
+    </w:lvl>
+    <w:lvl w:ilvl="5" w:tplc="2C0A001B" w:tentative="1">
+      <w:start w:val="1"/>
+      <w:numFmt w:val="lowerRoman"/>
+      <w:lvlText w:val="%6."/>
+      <w:lvlJc w:val="right"/>
+      <w:pPr>
+        <w:ind w:left="4320" w:hanging="180"/>
+      </w:pPr>
+    </w:lvl>
+    <w:lvl w:ilvl="6" w:tplc="2C0A000F" w:tentative="1">
+      <w:start w:val="1"/>
+      <w:numFmt w:val="decimal"/>
+      <w:lvlText w:val="%7."/>
+      <w:lvlJc w:val="left"/>
+      <w:pPr>
+        <w:ind w:left="5040" w:hanging="360"/>
+      </w:pPr>
+    </w:lvl>
+    <w:lvl w:ilvl="7" w:tplc="2C0A0019" w:tentative="1">
+      <w:start w:val="1"/>
+      <w:numFmt w:val="lowerLetter"/>
+      <w:lvlText w:val="%8."/>
+      <w:lvlJc w:val="left"/>
+      <w:pPr>
+        <w:ind w:left="5760" w:hanging="360"/>
+      </w:pPr>
+    </w:lvl>
+    <w:lvl w:ilvl="8" w:tplc="2C0A001B" w:tentative="1">
+      <w:start w:val="1"/>
+      <w:numFmt w:val="lowerRoman"/>
+      <w:lvlText w:val="%9."/>
+      <w:lvlJc w:val="right"/>
+      <w:pPr>
+        <w:ind w:left="6480" w:hanging="180"/>
+      </w:pPr>
+    </w:lvl>
+  </w:abstractNum>
+  <w:abstractNum w:abstractNumId="2" w15:restartNumberingAfterBreak="0">
+    <w:nsid w:val="3BFB4E27"/>
+    <w:multiLevelType w:val="hybridMultilevel"/>
+    <w:tmpl w:val="F400330E"/>
+    <w:lvl w:ilvl="0" w:tplc="0FB86F22">
+      <w:start w:val="1"/>
+      <w:numFmt w:val="decimal"/>
+      <w:lvlText w:val="%1."/>
+      <w:lvlJc w:val="left"/>
+      <w:pPr>
+        <w:ind w:left="1068" w:hanging="360"/>
+      </w:pPr>
+      <w:rPr>
+        <w:rFonts w:hint="default"/>
+      </w:rPr>
+    </w:lvl>
+    <w:lvl w:ilvl="1" w:tplc="2C0A0019" w:tentative="1">
+      <w:start w:val="1"/>
+      <w:numFmt w:val="lowerLetter"/>
+      <w:lvlText w:val="%2."/>
+      <w:lvlJc w:val="left"/>
+      <w:pPr>
+        <w:ind w:left="1788" w:hanging="360"/>
+      </w:pPr>
+    </w:lvl>
+    <w:lvl w:ilvl="2" w:tplc="2C0A001B" w:tentative="1">
+      <w:start w:val="1"/>
+      <w:numFmt w:val="lowerRoman"/>
+      <w:lvlText w:val="%3."/>
+      <w:lvlJc w:val="right"/>
+      <w:pPr>
+        <w:ind w:left="2508" w:hanging="180"/>
+      </w:pPr>
+    </w:lvl>
+    <w:lvl w:ilvl="3" w:tplc="2C0A000F" w:tentative="1">
+      <w:start w:val="1"/>
+      <w:numFmt w:val="decimal"/>
+      <w:lvlText w:val="%4."/>
+      <w:lvlJc w:val="left"/>
+      <w:pPr>
+        <w:ind w:left="3228" w:hanging="360"/>
+      </w:pPr>
+    </w:lvl>
+    <w:lvl w:ilvl="4" w:tplc="2C0A0019" w:tentative="1">
+      <w:start w:val="1"/>
+      <w:numFmt w:val="lowerLetter"/>
+      <w:lvlText w:val="%5."/>
+      <w:lvlJc w:val="left"/>
+      <w:pPr>
+        <w:ind w:left="3948" w:hanging="360"/>
+      </w:pPr>
+    </w:lvl>
+    <w:lvl w:ilvl="5" w:tplc="2C0A001B" w:tentative="1">
+      <w:start w:val="1"/>
+      <w:numFmt w:val="lowerRoman"/>
+      <w:lvlText w:val="%6."/>
+      <w:lvlJc w:val="right"/>
+      <w:pPr>
+        <w:ind w:left="4668" w:hanging="180"/>
+      </w:pPr>
+    </w:lvl>
+    <w:lvl w:ilvl="6" w:tplc="2C0A000F" w:tentative="1">
+      <w:start w:val="1"/>
+      <w:numFmt w:val="decimal"/>
+      <w:lvlText w:val="%7."/>
+      <w:lvlJc w:val="left"/>
+      <w:pPr>
+        <w:ind w:left="5388" w:hanging="360"/>
+      </w:pPr>
+    </w:lvl>
+    <w:lvl w:ilvl="7" w:tplc="2C0A0019" w:tentative="1">
+      <w:start w:val="1"/>
+      <w:numFmt w:val="lowerLetter"/>
+      <w:lvlText w:val="%8."/>
+      <w:lvlJc w:val="left"/>
+      <w:pPr>
+        <w:ind w:left="6108" w:hanging="360"/>
+      </w:pPr>
+    </w:lvl>
+    <w:lvl w:ilvl="8" w:tplc="2C0A001B" w:tentative="1">
+      <w:start w:val="1"/>
+      <w:numFmt w:val="lowerRoman"/>
+      <w:lvlText w:val="%9."/>
+      <w:lvlJc w:val="right"/>
+      <w:pPr>
+        <w:ind w:left="6828" w:hanging="180"/>
+      </w:pPr>
+    </w:lvl>
+  </w:abstractNum>
+  <w:abstractNum w:abstractNumId="3" w15:restartNumberingAfterBreak="0">
+    <w:nsid w:val="414662CC"/>
+    <w:multiLevelType w:val="hybridMultilevel"/>
+    <w:tmpl w:val="3020814A"/>
+    <w:lvl w:ilvl="0" w:tplc="2C0A000F">
+      <w:start w:val="1"/>
+      <w:numFmt w:val="decimal"/>
+      <w:lvlText w:val="%1."/>
+      <w:lvlJc w:val="left"/>
+      <w:pPr>
+        <w:ind w:left="720" w:hanging="360"/>
+      </w:pPr>
+      <w:rPr>
+        <w:rFonts w:hint="default"/>
+      </w:rPr>
+    </w:lvl>
+    <w:lvl w:ilvl="1" w:tplc="2C0A0019" w:tentative="1">
+      <w:start w:val="1"/>
+      <w:numFmt w:val="lowerLetter"/>
+      <w:lvlText w:val="%2."/>
+      <w:lvlJc w:val="left"/>
+      <w:pPr>
+        <w:ind w:left="1440" w:hanging="360"/>
+      </w:pPr>
+    </w:lvl>
+    <w:lvl w:ilvl="2" w:tplc="2C0A001B" w:tentative="1">
+      <w:start w:val="1"/>
+      <w:numFmt w:val="lowerRoman"/>
+      <w:lvlText w:val="%3."/>
+      <w:lvlJc w:val="right"/>
+      <w:pPr>
+        <w:ind w:left="2160" w:hanging="180"/>
+      </w:pPr>
+    </w:lvl>
+    <w:lvl w:ilvl="3" w:tplc="2C0A000F" w:tentative="1">
+      <w:start w:val="1"/>
+      <w:numFmt w:val="decimal"/>
+      <w:lvlText w:val="%4."/>
+      <w:lvlJc w:val="left"/>
+      <w:pPr>
+        <w:ind w:left="2880" w:hanging="360"/>
+      </w:pPr>
+    </w:lvl>
+    <w:lvl w:ilvl="4" w:tplc="2C0A0019" w:tentative="1">
+      <w:start w:val="1"/>
+      <w:numFmt w:val="lowerLetter"/>
+      <w:lvlText w:val="%5."/>
+      <w:lvlJc w:val="left"/>
+      <w:pPr>
+        <w:ind w:left="3600" w:hanging="360"/>
+      </w:pPr>
+    </w:lvl>
+    <w:lvl w:ilvl="5" w:tplc="2C0A001B" w:tentative="1">
+      <w:start w:val="1"/>
+      <w:numFmt w:val="lowerRoman"/>
+      <w:lvlText w:val="%6."/>
+      <w:lvlJc w:val="right"/>
+      <w:pPr>
+        <w:ind w:left="4320" w:hanging="180"/>
+      </w:pPr>
+    </w:lvl>
+    <w:lvl w:ilvl="6" w:tplc="2C0A000F" w:tentative="1">
+      <w:start w:val="1"/>
+      <w:numFmt w:val="decimal"/>
+      <w:lvlText w:val="%7."/>
+      <w:lvlJc w:val="left"/>
+      <w:pPr>
+        <w:ind w:left="5040" w:hanging="360"/>
+      </w:pPr>
+    </w:lvl>
+    <w:lvl w:ilvl="7" w:tplc="2C0A0019" w:tentative="1">
+      <w:start w:val="1"/>
+      <w:numFmt w:val="lowerLetter"/>
+      <w:lvlText w:val="%8."/>
+      <w:lvlJc w:val="left"/>
+      <w:pPr>
+        <w:ind w:left="5760" w:hanging="360"/>
+      </w:pPr>
+    </w:lvl>
+    <w:lvl w:ilvl="8" w:tplc="2C0A001B" w:tentative="1">
+      <w:start w:val="1"/>
+      <w:numFmt w:val="lowerRoman"/>
+      <w:lvlText w:val="%9."/>
+      <w:lvlJc w:val="right"/>
+      <w:pPr>
+        <w:ind w:left="6480" w:hanging="180"/>
+      </w:pPr>
+    </w:lvl>
+  </w:abstractNum>
+  <w:abstractNum w:abstractNumId="4" w15:restartNumberingAfterBreak="0">
     <w:nsid w:val="477D3E49"/>
     <w:multiLevelType w:val="hybridMultilevel"/>
     <w:tmpl w:val="592EBEA6"/>
@@ -1600,7 +2970,7 @@
         <w:ind w:left="1080" w:hanging="360"/>
       </w:pPr>
       <w:rPr>
-        <w:rFonts w:hint="default" w:ascii="Symbol" w:hAnsi="Symbol"/>
+        <w:rFonts w:ascii="Symbol" w:hAnsi="Symbol" w:hint="default"/>
       </w:rPr>
     </w:lvl>
     <w:lvl w:ilvl="1" w:tplc="2C0A0003" w:tentative="1">
@@ -1612,7 +2982,7 @@
         <w:ind w:left="1800" w:hanging="360"/>
       </w:pPr>
       <w:rPr>
-        <w:rFonts w:hint="default" w:ascii="Courier New" w:hAnsi="Courier New" w:cs="Courier New"/>
+        <w:rFonts w:ascii="Courier New" w:hAnsi="Courier New" w:cs="Courier New" w:hint="default"/>
       </w:rPr>
     </w:lvl>
     <w:lvl w:ilvl="2" w:tplc="2C0A0005" w:tentative="1">
@@ -1624,7 +2994,7 @@
         <w:ind w:left="2520" w:hanging="360"/>
       </w:pPr>
       <w:rPr>
-        <w:rFonts w:hint="default" w:ascii="Wingdings" w:hAnsi="Wingdings"/>
+        <w:rFonts w:ascii="Wingdings" w:hAnsi="Wingdings" w:hint="default"/>
       </w:rPr>
     </w:lvl>
     <w:lvl w:ilvl="3" w:tplc="2C0A0001" w:tentative="1">
@@ -1636,7 +3006,7 @@
         <w:ind w:left="3240" w:hanging="360"/>
       </w:pPr>
       <w:rPr>
-        <w:rFonts w:hint="default" w:ascii="Symbol" w:hAnsi="Symbol"/>
+        <w:rFonts w:ascii="Symbol" w:hAnsi="Symbol" w:hint="default"/>
       </w:rPr>
     </w:lvl>
     <w:lvl w:ilvl="4" w:tplc="2C0A0003" w:tentative="1">
@@ -1648,7 +3018,7 @@
         <w:ind w:left="3960" w:hanging="360"/>
       </w:pPr>
       <w:rPr>
-        <w:rFonts w:hint="default" w:ascii="Courier New" w:hAnsi="Courier New" w:cs="Courier New"/>
+        <w:rFonts w:ascii="Courier New" w:hAnsi="Courier New" w:cs="Courier New" w:hint="default"/>
       </w:rPr>
     </w:lvl>
     <w:lvl w:ilvl="5" w:tplc="2C0A0005" w:tentative="1">
@@ -1660,7 +3030,7 @@
         <w:ind w:left="4680" w:hanging="360"/>
       </w:pPr>
       <w:rPr>
-        <w:rFonts w:hint="default" w:ascii="Wingdings" w:hAnsi="Wingdings"/>
+        <w:rFonts w:ascii="Wingdings" w:hAnsi="Wingdings" w:hint="default"/>
       </w:rPr>
     </w:lvl>
     <w:lvl w:ilvl="6" w:tplc="2C0A0001" w:tentative="1">
@@ -1672,7 +3042,7 @@
         <w:ind w:left="5400" w:hanging="360"/>
       </w:pPr>
       <w:rPr>
-        <w:rFonts w:hint="default" w:ascii="Symbol" w:hAnsi="Symbol"/>
+        <w:rFonts w:ascii="Symbol" w:hAnsi="Symbol" w:hint="default"/>
       </w:rPr>
     </w:lvl>
     <w:lvl w:ilvl="7" w:tplc="2C0A0003" w:tentative="1">
@@ -1684,7 +3054,7 @@
         <w:ind w:left="6120" w:hanging="360"/>
       </w:pPr>
       <w:rPr>
-        <w:rFonts w:hint="default" w:ascii="Courier New" w:hAnsi="Courier New" w:cs="Courier New"/>
+        <w:rFonts w:ascii="Courier New" w:hAnsi="Courier New" w:cs="Courier New" w:hint="default"/>
       </w:rPr>
     </w:lvl>
     <w:lvl w:ilvl="8" w:tplc="2C0A0005" w:tentative="1">
@@ -1696,14 +3066,189 @@
         <w:ind w:left="6840" w:hanging="360"/>
       </w:pPr>
       <w:rPr>
-        <w:rFonts w:hint="default" w:ascii="Wingdings" w:hAnsi="Wingdings"/>
+        <w:rFonts w:ascii="Wingdings" w:hAnsi="Wingdings" w:hint="default"/>
       </w:rPr>
     </w:lvl>
   </w:abstractNum>
-  <w:abstractNum w:abstractNumId="2" w15:restartNumberingAfterBreak="0">
+  <w:abstractNum w:abstractNumId="5" w15:restartNumberingAfterBreak="0">
+    <w:nsid w:val="4AA1461A"/>
+    <w:multiLevelType w:val="hybridMultilevel"/>
+    <w:tmpl w:val="12F8004E"/>
+    <w:lvl w:ilvl="0" w:tplc="2C0A000F">
+      <w:start w:val="1"/>
+      <w:numFmt w:val="decimal"/>
+      <w:lvlText w:val="%1."/>
+      <w:lvlJc w:val="left"/>
+      <w:pPr>
+        <w:ind w:left="1440" w:hanging="360"/>
+      </w:pPr>
+    </w:lvl>
+    <w:lvl w:ilvl="1" w:tplc="2C0A0019" w:tentative="1">
+      <w:start w:val="1"/>
+      <w:numFmt w:val="lowerLetter"/>
+      <w:lvlText w:val="%2."/>
+      <w:lvlJc w:val="left"/>
+      <w:pPr>
+        <w:ind w:left="2160" w:hanging="360"/>
+      </w:pPr>
+    </w:lvl>
+    <w:lvl w:ilvl="2" w:tplc="2C0A001B" w:tentative="1">
+      <w:start w:val="1"/>
+      <w:numFmt w:val="lowerRoman"/>
+      <w:lvlText w:val="%3."/>
+      <w:lvlJc w:val="right"/>
+      <w:pPr>
+        <w:ind w:left="2880" w:hanging="180"/>
+      </w:pPr>
+    </w:lvl>
+    <w:lvl w:ilvl="3" w:tplc="2C0A000F" w:tentative="1">
+      <w:start w:val="1"/>
+      <w:numFmt w:val="decimal"/>
+      <w:lvlText w:val="%4."/>
+      <w:lvlJc w:val="left"/>
+      <w:pPr>
+        <w:ind w:left="3600" w:hanging="360"/>
+      </w:pPr>
+    </w:lvl>
+    <w:lvl w:ilvl="4" w:tplc="2C0A0019" w:tentative="1">
+      <w:start w:val="1"/>
+      <w:numFmt w:val="lowerLetter"/>
+      <w:lvlText w:val="%5."/>
+      <w:lvlJc w:val="left"/>
+      <w:pPr>
+        <w:ind w:left="4320" w:hanging="360"/>
+      </w:pPr>
+    </w:lvl>
+    <w:lvl w:ilvl="5" w:tplc="2C0A001B" w:tentative="1">
+      <w:start w:val="1"/>
+      <w:numFmt w:val="lowerRoman"/>
+      <w:lvlText w:val="%6."/>
+      <w:lvlJc w:val="right"/>
+      <w:pPr>
+        <w:ind w:left="5040" w:hanging="180"/>
+      </w:pPr>
+    </w:lvl>
+    <w:lvl w:ilvl="6" w:tplc="2C0A000F" w:tentative="1">
+      <w:start w:val="1"/>
+      <w:numFmt w:val="decimal"/>
+      <w:lvlText w:val="%7."/>
+      <w:lvlJc w:val="left"/>
+      <w:pPr>
+        <w:ind w:left="5760" w:hanging="360"/>
+      </w:pPr>
+    </w:lvl>
+    <w:lvl w:ilvl="7" w:tplc="2C0A0019" w:tentative="1">
+      <w:start w:val="1"/>
+      <w:numFmt w:val="lowerLetter"/>
+      <w:lvlText w:val="%8."/>
+      <w:lvlJc w:val="left"/>
+      <w:pPr>
+        <w:ind w:left="6480" w:hanging="360"/>
+      </w:pPr>
+    </w:lvl>
+    <w:lvl w:ilvl="8" w:tplc="2C0A001B" w:tentative="1">
+      <w:start w:val="1"/>
+      <w:numFmt w:val="lowerRoman"/>
+      <w:lvlText w:val="%9."/>
+      <w:lvlJc w:val="right"/>
+      <w:pPr>
+        <w:ind w:left="7200" w:hanging="180"/>
+      </w:pPr>
+    </w:lvl>
+  </w:abstractNum>
+  <w:abstractNum w:abstractNumId="6" w15:restartNumberingAfterBreak="0">
+    <w:nsid w:val="4B04216C"/>
+    <w:multiLevelType w:val="hybridMultilevel"/>
+    <w:tmpl w:val="DDA24EF6"/>
+    <w:lvl w:ilvl="0" w:tplc="6FA0AD7C">
+      <w:start w:val="1"/>
+      <w:numFmt w:val="decimal"/>
+      <w:lvlText w:val="%1."/>
+      <w:lvlJc w:val="left"/>
+      <w:pPr>
+        <w:ind w:left="1065" w:hanging="360"/>
+      </w:pPr>
+      <w:rPr>
+        <w:rFonts w:hint="default"/>
+      </w:rPr>
+    </w:lvl>
+    <w:lvl w:ilvl="1" w:tplc="2C0A0019">
+      <w:start w:val="1"/>
+      <w:numFmt w:val="lowerLetter"/>
+      <w:lvlText w:val="%2."/>
+      <w:lvlJc w:val="left"/>
+      <w:pPr>
+        <w:ind w:left="1785" w:hanging="360"/>
+      </w:pPr>
+    </w:lvl>
+    <w:lvl w:ilvl="2" w:tplc="2C0A001B" w:tentative="1">
+      <w:start w:val="1"/>
+      <w:numFmt w:val="lowerRoman"/>
+      <w:lvlText w:val="%3."/>
+      <w:lvlJc w:val="right"/>
+      <w:pPr>
+        <w:ind w:left="2505" w:hanging="180"/>
+      </w:pPr>
+    </w:lvl>
+    <w:lvl w:ilvl="3" w:tplc="2C0A000F" w:tentative="1">
+      <w:start w:val="1"/>
+      <w:numFmt w:val="decimal"/>
+      <w:lvlText w:val="%4."/>
+      <w:lvlJc w:val="left"/>
+      <w:pPr>
+        <w:ind w:left="3225" w:hanging="360"/>
+      </w:pPr>
+    </w:lvl>
+    <w:lvl w:ilvl="4" w:tplc="2C0A0019" w:tentative="1">
+      <w:start w:val="1"/>
+      <w:numFmt w:val="lowerLetter"/>
+      <w:lvlText w:val="%5."/>
+      <w:lvlJc w:val="left"/>
+      <w:pPr>
+        <w:ind w:left="3945" w:hanging="360"/>
+      </w:pPr>
+    </w:lvl>
+    <w:lvl w:ilvl="5" w:tplc="2C0A001B" w:tentative="1">
+      <w:start w:val="1"/>
+      <w:numFmt w:val="lowerRoman"/>
+      <w:lvlText w:val="%6."/>
+      <w:lvlJc w:val="right"/>
+      <w:pPr>
+        <w:ind w:left="4665" w:hanging="180"/>
+      </w:pPr>
+    </w:lvl>
+    <w:lvl w:ilvl="6" w:tplc="2C0A000F" w:tentative="1">
+      <w:start w:val="1"/>
+      <w:numFmt w:val="decimal"/>
+      <w:lvlText w:val="%7."/>
+      <w:lvlJc w:val="left"/>
+      <w:pPr>
+        <w:ind w:left="5385" w:hanging="360"/>
+      </w:pPr>
+    </w:lvl>
+    <w:lvl w:ilvl="7" w:tplc="2C0A0019" w:tentative="1">
+      <w:start w:val="1"/>
+      <w:numFmt w:val="lowerLetter"/>
+      <w:lvlText w:val="%8."/>
+      <w:lvlJc w:val="left"/>
+      <w:pPr>
+        <w:ind w:left="6105" w:hanging="360"/>
+      </w:pPr>
+    </w:lvl>
+    <w:lvl w:ilvl="8" w:tplc="2C0A001B" w:tentative="1">
+      <w:start w:val="1"/>
+      <w:numFmt w:val="lowerRoman"/>
+      <w:lvlText w:val="%9."/>
+      <w:lvlJc w:val="right"/>
+      <w:pPr>
+        <w:ind w:left="6825" w:hanging="180"/>
+      </w:pPr>
+    </w:lvl>
+  </w:abstractNum>
+  <w:abstractNum w:abstractNumId="7" w15:restartNumberingAfterBreak="0">
     <w:nsid w:val="5B824B46"/>
     <w:multiLevelType w:val="hybridMultilevel"/>
-    <w:tmpl w:val="E8FA6CB6"/>
+    <w:tmpl w:val="C6787C24"/>
     <w:lvl w:ilvl="0" w:tplc="2C0A0001">
       <w:start w:val="1"/>
       <w:numFmt w:val="bullet"/>
@@ -1713,7 +3258,7 @@
         <w:ind w:left="720" w:hanging="360"/>
       </w:pPr>
       <w:rPr>
-        <w:rFonts w:hint="default" w:ascii="Symbol" w:hAnsi="Symbol"/>
+        <w:rFonts w:ascii="Symbol" w:hAnsi="Symbol" w:hint="default"/>
       </w:rPr>
     </w:lvl>
     <w:lvl w:ilvl="1" w:tplc="2C0A0003" w:tentative="1">
@@ -1725,7 +3270,7 @@
         <w:ind w:left="1440" w:hanging="360"/>
       </w:pPr>
       <w:rPr>
-        <w:rFonts w:hint="default" w:ascii="Courier New" w:hAnsi="Courier New" w:cs="Courier New"/>
+        <w:rFonts w:ascii="Courier New" w:hAnsi="Courier New" w:cs="Courier New" w:hint="default"/>
       </w:rPr>
     </w:lvl>
     <w:lvl w:ilvl="2" w:tplc="2C0A0005" w:tentative="1">
@@ -1737,7 +3282,7 @@
         <w:ind w:left="2160" w:hanging="360"/>
       </w:pPr>
       <w:rPr>
-        <w:rFonts w:hint="default" w:ascii="Wingdings" w:hAnsi="Wingdings"/>
+        <w:rFonts w:ascii="Wingdings" w:hAnsi="Wingdings" w:hint="default"/>
       </w:rPr>
     </w:lvl>
     <w:lvl w:ilvl="3" w:tplc="2C0A0001" w:tentative="1">
@@ -1749,7 +3294,7 @@
         <w:ind w:left="2880" w:hanging="360"/>
       </w:pPr>
       <w:rPr>
-        <w:rFonts w:hint="default" w:ascii="Symbol" w:hAnsi="Symbol"/>
+        <w:rFonts w:ascii="Symbol" w:hAnsi="Symbol" w:hint="default"/>
       </w:rPr>
     </w:lvl>
     <w:lvl w:ilvl="4" w:tplc="2C0A0003" w:tentative="1">
@@ -1761,7 +3306,7 @@
         <w:ind w:left="3600" w:hanging="360"/>
       </w:pPr>
       <w:rPr>
-        <w:rFonts w:hint="default" w:ascii="Courier New" w:hAnsi="Courier New" w:cs="Courier New"/>
+        <w:rFonts w:ascii="Courier New" w:hAnsi="Courier New" w:cs="Courier New" w:hint="default"/>
       </w:rPr>
     </w:lvl>
     <w:lvl w:ilvl="5" w:tplc="2C0A0005" w:tentative="1">
@@ -1773,7 +3318,7 @@
         <w:ind w:left="4320" w:hanging="360"/>
       </w:pPr>
       <w:rPr>
-        <w:rFonts w:hint="default" w:ascii="Wingdings" w:hAnsi="Wingdings"/>
+        <w:rFonts w:ascii="Wingdings" w:hAnsi="Wingdings" w:hint="default"/>
       </w:rPr>
     </w:lvl>
     <w:lvl w:ilvl="6" w:tplc="2C0A0001" w:tentative="1">
@@ -1785,7 +3330,7 @@
         <w:ind w:left="5040" w:hanging="360"/>
       </w:pPr>
       <w:rPr>
-        <w:rFonts w:hint="default" w:ascii="Symbol" w:hAnsi="Symbol"/>
+        <w:rFonts w:ascii="Symbol" w:hAnsi="Symbol" w:hint="default"/>
       </w:rPr>
     </w:lvl>
     <w:lvl w:ilvl="7" w:tplc="2C0A0003" w:tentative="1">
@@ -1797,7 +3342,7 @@
         <w:ind w:left="5760" w:hanging="360"/>
       </w:pPr>
       <w:rPr>
-        <w:rFonts w:hint="default" w:ascii="Courier New" w:hAnsi="Courier New" w:cs="Courier New"/>
+        <w:rFonts w:ascii="Courier New" w:hAnsi="Courier New" w:cs="Courier New" w:hint="default"/>
       </w:rPr>
     </w:lvl>
     <w:lvl w:ilvl="8" w:tplc="2C0A0005" w:tentative="1">
@@ -1809,11 +3354,11 @@
         <w:ind w:left="6480" w:hanging="360"/>
       </w:pPr>
       <w:rPr>
-        <w:rFonts w:hint="default" w:ascii="Wingdings" w:hAnsi="Wingdings"/>
+        <w:rFonts w:ascii="Wingdings" w:hAnsi="Wingdings" w:hint="default"/>
       </w:rPr>
     </w:lvl>
   </w:abstractNum>
-  <w:abstractNum w:abstractNumId="3" w15:restartNumberingAfterBreak="0">
+  <w:abstractNum w:abstractNumId="8" w15:restartNumberingAfterBreak="0">
     <w:nsid w:val="698D054C"/>
     <w:multiLevelType w:val="hybridMultilevel"/>
     <w:tmpl w:val="B7EA3D02"/>
@@ -1903,26 +3448,41 @@
     </w:lvl>
   </w:abstractNum>
   <w:num w:numId="1" w16cid:durableId="600795895">
-    <w:abstractNumId w:val="3"/>
+    <w:abstractNumId w:val="8"/>
   </w:num>
   <w:num w:numId="2" w16cid:durableId="739332369">
-    <w:abstractNumId w:val="1"/>
+    <w:abstractNumId w:val="4"/>
   </w:num>
   <w:num w:numId="3" w16cid:durableId="593897124">
     <w:abstractNumId w:val="0"/>
   </w:num>
   <w:num w:numId="4" w16cid:durableId="490607245">
+    <w:abstractNumId w:val="7"/>
+  </w:num>
+  <w:num w:numId="5" w16cid:durableId="1558711134">
+    <w:abstractNumId w:val="5"/>
+  </w:num>
+  <w:num w:numId="6" w16cid:durableId="681206784">
+    <w:abstractNumId w:val="1"/>
+  </w:num>
+  <w:num w:numId="7" w16cid:durableId="1305544107">
+    <w:abstractNumId w:val="3"/>
+  </w:num>
+  <w:num w:numId="8" w16cid:durableId="1819759688">
     <w:abstractNumId w:val="2"/>
+  </w:num>
+  <w:num w:numId="9" w16cid:durableId="1101684002">
+    <w:abstractNumId w:val="6"/>
   </w:num>
 </w:numbering>
 </file>
 
 <file path=word/styles.xml><?xml version="1.0" encoding="utf-8"?>
-<w:styles xmlns:wp14="http://schemas.microsoft.com/office/word/2010/wordprocessingDrawing" xmlns:mc="http://schemas.openxmlformats.org/markup-compatibility/2006" xmlns:r="http://schemas.openxmlformats.org/officeDocument/2006/relationships" xmlns:w="http://schemas.openxmlformats.org/wordprocessingml/2006/main" xmlns:w14="http://schemas.microsoft.com/office/word/2010/wordml" xmlns:w15="http://schemas.microsoft.com/office/word/2012/wordml" xmlns:w16cex="http://schemas.microsoft.com/office/word/2018/wordml/cex" xmlns:w16cid="http://schemas.microsoft.com/office/word/2016/wordml/cid" xmlns:w16="http://schemas.microsoft.com/office/word/2018/wordml" xmlns:w16du="http://schemas.microsoft.com/office/word/2023/wordml/word16du" xmlns:w16sdtdh="http://schemas.microsoft.com/office/word/2020/wordml/sdtdatahash" xmlns:w16sdtfl="http://schemas.microsoft.com/office/word/2024/wordml/sdtformatlock" xmlns:w16se="http://schemas.microsoft.com/office/word/2015/wordml/symex" mc:Ignorable="w14 w15 w16se w16cid w16 w16cex w16sdtdh w16sdtfl w16du wp14">
+<w:styles xmlns:mc="http://schemas.openxmlformats.org/markup-compatibility/2006" xmlns:r="http://schemas.openxmlformats.org/officeDocument/2006/relationships" xmlns:w="http://schemas.openxmlformats.org/wordprocessingml/2006/main" xmlns:w14="http://schemas.microsoft.com/office/word/2010/wordml" xmlns:w15="http://schemas.microsoft.com/office/word/2012/wordml" xmlns:w16cex="http://schemas.microsoft.com/office/word/2018/wordml/cex" xmlns:w16cid="http://schemas.microsoft.com/office/word/2016/wordml/cid" xmlns:w16="http://schemas.microsoft.com/office/word/2018/wordml" xmlns:w16du="http://schemas.microsoft.com/office/word/2023/wordml/word16du" xmlns:w16sdtdh="http://schemas.microsoft.com/office/word/2020/wordml/sdtdatahash" xmlns:w16sdtfl="http://schemas.microsoft.com/office/word/2024/wordml/sdtformatlock" xmlns:w16se="http://schemas.microsoft.com/office/word/2015/wordml/symex" mc:Ignorable="w14 w15 w16se w16cid w16 w16cex w16sdtdh w16sdtfl w16du">
   <w:docDefaults>
     <w:rPrDefault>
       <w:rPr>
-        <w:rFonts w:asciiTheme="minorHAnsi" w:hAnsiTheme="minorHAnsi" w:eastAsiaTheme="minorHAnsi" w:cstheme="minorBidi"/>
+        <w:rFonts w:asciiTheme="minorHAnsi" w:eastAsiaTheme="minorHAnsi" w:hAnsiTheme="minorHAnsi" w:cstheme="minorBidi"/>
         <w:kern w:val="2"/>
         <w:sz w:val="24"/>
         <w:szCs w:val="24"/>
@@ -1939,14 +3499,14 @@
   <w:latentStyles w:defLockedState="0" w:defUIPriority="99" w:defSemiHidden="0" w:defUnhideWhenUsed="0" w:defQFormat="0" w:count="376">
     <w:lsdException w:name="Normal" w:uiPriority="0" w:qFormat="1"/>
     <w:lsdException w:name="heading 1" w:uiPriority="9" w:qFormat="1"/>
-    <w:lsdException w:name="heading 2" w:uiPriority="9" w:semiHidden="1" w:unhideWhenUsed="1" w:qFormat="1"/>
-    <w:lsdException w:name="heading 3" w:uiPriority="9" w:semiHidden="1" w:unhideWhenUsed="1" w:qFormat="1"/>
-    <w:lsdException w:name="heading 4" w:uiPriority="9" w:semiHidden="1" w:unhideWhenUsed="1" w:qFormat="1"/>
-    <w:lsdException w:name="heading 5" w:uiPriority="9" w:semiHidden="1" w:unhideWhenUsed="1" w:qFormat="1"/>
-    <w:lsdException w:name="heading 6" w:uiPriority="9" w:semiHidden="1" w:unhideWhenUsed="1" w:qFormat="1"/>
-    <w:lsdException w:name="heading 7" w:uiPriority="9" w:semiHidden="1" w:unhideWhenUsed="1" w:qFormat="1"/>
-    <w:lsdException w:name="heading 8" w:uiPriority="9" w:semiHidden="1" w:unhideWhenUsed="1" w:qFormat="1"/>
-    <w:lsdException w:name="heading 9" w:uiPriority="9" w:semiHidden="1" w:unhideWhenUsed="1" w:qFormat="1"/>
+    <w:lsdException w:name="heading 2" w:semiHidden="1" w:uiPriority="9" w:unhideWhenUsed="1" w:qFormat="1"/>
+    <w:lsdException w:name="heading 3" w:semiHidden="1" w:uiPriority="9" w:unhideWhenUsed="1" w:qFormat="1"/>
+    <w:lsdException w:name="heading 4" w:semiHidden="1" w:uiPriority="9" w:unhideWhenUsed="1" w:qFormat="1"/>
+    <w:lsdException w:name="heading 5" w:semiHidden="1" w:uiPriority="9" w:unhideWhenUsed="1" w:qFormat="1"/>
+    <w:lsdException w:name="heading 6" w:semiHidden="1" w:uiPriority="9" w:unhideWhenUsed="1" w:qFormat="1"/>
+    <w:lsdException w:name="heading 7" w:semiHidden="1" w:uiPriority="9" w:unhideWhenUsed="1" w:qFormat="1"/>
+    <w:lsdException w:name="heading 8" w:semiHidden="1" w:uiPriority="9" w:unhideWhenUsed="1" w:qFormat="1"/>
+    <w:lsdException w:name="heading 9" w:semiHidden="1" w:uiPriority="9" w:unhideWhenUsed="1" w:qFormat="1"/>
     <w:lsdException w:name="index 1" w:semiHidden="1" w:unhideWhenUsed="1"/>
     <w:lsdException w:name="index 2" w:semiHidden="1" w:unhideWhenUsed="1"/>
     <w:lsdException w:name="index 3" w:semiHidden="1" w:unhideWhenUsed="1"/>
@@ -1956,22 +3516,22 @@
     <w:lsdException w:name="index 7" w:semiHidden="1" w:unhideWhenUsed="1"/>
     <w:lsdException w:name="index 8" w:semiHidden="1" w:unhideWhenUsed="1"/>
     <w:lsdException w:name="index 9" w:semiHidden="1" w:unhideWhenUsed="1"/>
-    <w:lsdException w:name="toc 1" w:uiPriority="39" w:semiHidden="1" w:unhideWhenUsed="1"/>
-    <w:lsdException w:name="toc 2" w:uiPriority="39" w:semiHidden="1" w:unhideWhenUsed="1"/>
-    <w:lsdException w:name="toc 3" w:uiPriority="39" w:semiHidden="1" w:unhideWhenUsed="1"/>
-    <w:lsdException w:name="toc 4" w:uiPriority="39" w:semiHidden="1" w:unhideWhenUsed="1"/>
-    <w:lsdException w:name="toc 5" w:uiPriority="39" w:semiHidden="1" w:unhideWhenUsed="1"/>
-    <w:lsdException w:name="toc 6" w:uiPriority="39" w:semiHidden="1" w:unhideWhenUsed="1"/>
-    <w:lsdException w:name="toc 7" w:uiPriority="39" w:semiHidden="1" w:unhideWhenUsed="1"/>
-    <w:lsdException w:name="toc 8" w:uiPriority="39" w:semiHidden="1" w:unhideWhenUsed="1"/>
-    <w:lsdException w:name="toc 9" w:uiPriority="39" w:semiHidden="1" w:unhideWhenUsed="1"/>
+    <w:lsdException w:name="toc 1" w:semiHidden="1" w:uiPriority="39" w:unhideWhenUsed="1"/>
+    <w:lsdException w:name="toc 2" w:semiHidden="1" w:uiPriority="39" w:unhideWhenUsed="1"/>
+    <w:lsdException w:name="toc 3" w:semiHidden="1" w:uiPriority="39" w:unhideWhenUsed="1"/>
+    <w:lsdException w:name="toc 4" w:semiHidden="1" w:uiPriority="39" w:unhideWhenUsed="1"/>
+    <w:lsdException w:name="toc 5" w:semiHidden="1" w:uiPriority="39" w:unhideWhenUsed="1"/>
+    <w:lsdException w:name="toc 6" w:semiHidden="1" w:uiPriority="39" w:unhideWhenUsed="1"/>
+    <w:lsdException w:name="toc 7" w:semiHidden="1" w:uiPriority="39" w:unhideWhenUsed="1"/>
+    <w:lsdException w:name="toc 8" w:semiHidden="1" w:uiPriority="39" w:unhideWhenUsed="1"/>
+    <w:lsdException w:name="toc 9" w:semiHidden="1" w:uiPriority="39" w:unhideWhenUsed="1"/>
     <w:lsdException w:name="Normal Indent" w:semiHidden="1" w:unhideWhenUsed="1"/>
     <w:lsdException w:name="footnote text" w:semiHidden="1" w:unhideWhenUsed="1"/>
     <w:lsdException w:name="annotation text" w:semiHidden="1" w:unhideWhenUsed="1"/>
     <w:lsdException w:name="header" w:semiHidden="1" w:unhideWhenUsed="1"/>
     <w:lsdException w:name="footer" w:semiHidden="1" w:unhideWhenUsed="1"/>
     <w:lsdException w:name="index heading" w:semiHidden="1" w:unhideWhenUsed="1"/>
-    <w:lsdException w:name="caption" w:uiPriority="35" w:semiHidden="1" w:unhideWhenUsed="1" w:qFormat="1"/>
+    <w:lsdException w:name="caption" w:semiHidden="1" w:uiPriority="35" w:unhideWhenUsed="1" w:qFormat="1"/>
     <w:lsdException w:name="table of figures" w:semiHidden="1" w:unhideWhenUsed="1"/>
     <w:lsdException w:name="envelope address" w:semiHidden="1" w:unhideWhenUsed="1"/>
     <w:lsdException w:name="envelope return" w:semiHidden="1" w:unhideWhenUsed="1"/>
@@ -2002,7 +3562,7 @@
     <w:lsdException w:name="Title" w:uiPriority="10" w:qFormat="1"/>
     <w:lsdException w:name="Closing" w:semiHidden="1" w:unhideWhenUsed="1"/>
     <w:lsdException w:name="Signature" w:semiHidden="1" w:unhideWhenUsed="1"/>
-    <w:lsdException w:name="Default Paragraph Font" w:uiPriority="1" w:semiHidden="1" w:unhideWhenUsed="1"/>
+    <w:lsdException w:name="Default Paragraph Font" w:semiHidden="1" w:uiPriority="1" w:unhideWhenUsed="1"/>
     <w:lsdException w:name="Body Text" w:semiHidden="1" w:unhideWhenUsed="1"/>
     <w:lsdException w:name="Body Text Indent" w:semiHidden="1" w:unhideWhenUsed="1"/>
     <w:lsdException w:name="List Continue" w:semiHidden="1" w:unhideWhenUsed="1"/>
@@ -2202,8 +3762,8 @@
     <w:lsdException w:name="Subtle Reference" w:uiPriority="31" w:qFormat="1"/>
     <w:lsdException w:name="Intense Reference" w:uiPriority="32" w:qFormat="1"/>
     <w:lsdException w:name="Book Title" w:uiPriority="33" w:qFormat="1"/>
-    <w:lsdException w:name="Bibliography" w:uiPriority="37" w:semiHidden="1" w:unhideWhenUsed="1"/>
-    <w:lsdException w:name="TOC Heading" w:uiPriority="39" w:semiHidden="1" w:unhideWhenUsed="1" w:qFormat="1"/>
+    <w:lsdException w:name="Bibliography" w:semiHidden="1" w:uiPriority="37" w:unhideWhenUsed="1"/>
+    <w:lsdException w:name="TOC Heading" w:semiHidden="1" w:uiPriority="39" w:unhideWhenUsed="1" w:qFormat="1"/>
     <w:lsdException w:name="Plain Table 1" w:uiPriority="41"/>
     <w:lsdException w:name="Plain Table 2" w:uiPriority="42"/>
     <w:lsdException w:name="Plain Table 3" w:uiPriority="43"/>
@@ -2314,7 +3874,7 @@
     <w:lsdException w:name="Unresolved Mention" w:semiHidden="1" w:unhideWhenUsed="1"/>
     <w:lsdException w:name="Smart Link" w:semiHidden="1" w:unhideWhenUsed="1"/>
   </w:latentStyles>
-  <w:style w:type="paragraph" w:styleId="Normal" w:default="1">
+  <w:style w:type="paragraph" w:default="1" w:styleId="Normal">
     <w:name w:val="Normal"/>
     <w:qFormat/>
   </w:style>
@@ -2333,7 +3893,7 @@
       <w:outlineLvl w:val="0"/>
     </w:pPr>
     <w:rPr>
-      <w:rFonts w:asciiTheme="majorHAnsi" w:hAnsiTheme="majorHAnsi" w:eastAsiaTheme="majorEastAsia" w:cstheme="majorBidi"/>
+      <w:rFonts w:asciiTheme="majorHAnsi" w:eastAsiaTheme="majorEastAsia" w:hAnsiTheme="majorHAnsi" w:cstheme="majorBidi"/>
       <w:color w:val="0F4761" w:themeColor="accent1" w:themeShade="BF"/>
       <w:sz w:val="40"/>
       <w:szCs w:val="40"/>
@@ -2356,7 +3916,7 @@
       <w:outlineLvl w:val="1"/>
     </w:pPr>
     <w:rPr>
-      <w:rFonts w:asciiTheme="majorHAnsi" w:hAnsiTheme="majorHAnsi" w:eastAsiaTheme="majorEastAsia" w:cstheme="majorBidi"/>
+      <w:rFonts w:asciiTheme="majorHAnsi" w:eastAsiaTheme="majorEastAsia" w:hAnsiTheme="majorHAnsi" w:cstheme="majorBidi"/>
       <w:color w:val="0F4761" w:themeColor="accent1" w:themeShade="BF"/>
       <w:sz w:val="32"/>
       <w:szCs w:val="32"/>
@@ -2517,12 +4077,13 @@
       <w:color w:val="272727" w:themeColor="text1" w:themeTint="D8"/>
     </w:rPr>
   </w:style>
-  <w:style w:type="character" w:styleId="Fuentedeprrafopredeter" w:default="1">
+  <w:style w:type="character" w:default="1" w:styleId="Fuentedeprrafopredeter">
     <w:name w:val="Default Paragraph Font"/>
     <w:uiPriority w:val="1"/>
+    <w:semiHidden/>
     <w:unhideWhenUsed/>
   </w:style>
-  <w:style w:type="table" w:styleId="Tablanormal" w:default="1">
+  <w:style w:type="table" w:default="1" w:styleId="Tablanormal">
     <w:name w:val="Normal Table"/>
     <w:uiPriority w:val="99"/>
     <w:semiHidden/>
@@ -2537,26 +4098,26 @@
       </w:tblCellMar>
     </w:tblPr>
   </w:style>
-  <w:style w:type="numbering" w:styleId="Sinlista" w:default="1">
+  <w:style w:type="numbering" w:default="1" w:styleId="Sinlista">
     <w:name w:val="No List"/>
     <w:uiPriority w:val="99"/>
     <w:semiHidden/>
     <w:unhideWhenUsed/>
   </w:style>
-  <w:style w:type="character" w:styleId="Ttulo1Car" w:customStyle="1">
+  <w:style w:type="character" w:customStyle="1" w:styleId="Ttulo1Car">
     <w:name w:val="Título 1 Car"/>
     <w:basedOn w:val="Fuentedeprrafopredeter"/>
     <w:link w:val="Ttulo1"/>
     <w:uiPriority w:val="9"/>
     <w:rsid w:val="00880902"/>
     <w:rPr>
-      <w:rFonts w:asciiTheme="majorHAnsi" w:hAnsiTheme="majorHAnsi" w:eastAsiaTheme="majorEastAsia" w:cstheme="majorBidi"/>
+      <w:rFonts w:asciiTheme="majorHAnsi" w:eastAsiaTheme="majorEastAsia" w:hAnsiTheme="majorHAnsi" w:cstheme="majorBidi"/>
       <w:color w:val="0F4761" w:themeColor="accent1" w:themeShade="BF"/>
       <w:sz w:val="40"/>
       <w:szCs w:val="40"/>
     </w:rPr>
   </w:style>
-  <w:style w:type="character" w:styleId="Ttulo2Car" w:customStyle="1">
+  <w:style w:type="character" w:customStyle="1" w:styleId="Ttulo2Car">
     <w:name w:val="Título 2 Car"/>
     <w:basedOn w:val="Fuentedeprrafopredeter"/>
     <w:link w:val="Ttulo2"/>
@@ -2564,13 +4125,13 @@
     <w:semiHidden/>
     <w:rsid w:val="00880902"/>
     <w:rPr>
-      <w:rFonts w:asciiTheme="majorHAnsi" w:hAnsiTheme="majorHAnsi" w:eastAsiaTheme="majorEastAsia" w:cstheme="majorBidi"/>
+      <w:rFonts w:asciiTheme="majorHAnsi" w:eastAsiaTheme="majorEastAsia" w:hAnsiTheme="majorHAnsi" w:cstheme="majorBidi"/>
       <w:color w:val="0F4761" w:themeColor="accent1" w:themeShade="BF"/>
       <w:sz w:val="32"/>
       <w:szCs w:val="32"/>
     </w:rPr>
   </w:style>
-  <w:style w:type="character" w:styleId="Ttulo3Car" w:customStyle="1">
+  <w:style w:type="character" w:customStyle="1" w:styleId="Ttulo3Car">
     <w:name w:val="Título 3 Car"/>
     <w:basedOn w:val="Fuentedeprrafopredeter"/>
     <w:link w:val="Ttulo3"/>
@@ -2584,7 +4145,7 @@
       <w:szCs w:val="28"/>
     </w:rPr>
   </w:style>
-  <w:style w:type="character" w:styleId="Ttulo4Car" w:customStyle="1">
+  <w:style w:type="character" w:customStyle="1" w:styleId="Ttulo4Car">
     <w:name w:val="Título 4 Car"/>
     <w:basedOn w:val="Fuentedeprrafopredeter"/>
     <w:link w:val="Ttulo4"/>
@@ -2598,7 +4159,7 @@
       <w:color w:val="0F4761" w:themeColor="accent1" w:themeShade="BF"/>
     </w:rPr>
   </w:style>
-  <w:style w:type="character" w:styleId="Ttulo5Car" w:customStyle="1">
+  <w:style w:type="character" w:customStyle="1" w:styleId="Ttulo5Car">
     <w:name w:val="Título 5 Car"/>
     <w:basedOn w:val="Fuentedeprrafopredeter"/>
     <w:link w:val="Ttulo5"/>
@@ -2610,7 +4171,7 @@
       <w:color w:val="0F4761" w:themeColor="accent1" w:themeShade="BF"/>
     </w:rPr>
   </w:style>
-  <w:style w:type="character" w:styleId="Ttulo6Car" w:customStyle="1">
+  <w:style w:type="character" w:customStyle="1" w:styleId="Ttulo6Car">
     <w:name w:val="Título 6 Car"/>
     <w:basedOn w:val="Fuentedeprrafopredeter"/>
     <w:link w:val="Ttulo6"/>
@@ -2624,7 +4185,7 @@
       <w:color w:val="595959" w:themeColor="text1" w:themeTint="A6"/>
     </w:rPr>
   </w:style>
-  <w:style w:type="character" w:styleId="Ttulo7Car" w:customStyle="1">
+  <w:style w:type="character" w:customStyle="1" w:styleId="Ttulo7Car">
     <w:name w:val="Título 7 Car"/>
     <w:basedOn w:val="Fuentedeprrafopredeter"/>
     <w:link w:val="Ttulo7"/>
@@ -2636,7 +4197,7 @@
       <w:color w:val="595959" w:themeColor="text1" w:themeTint="A6"/>
     </w:rPr>
   </w:style>
-  <w:style w:type="character" w:styleId="Ttulo8Car" w:customStyle="1">
+  <w:style w:type="character" w:customStyle="1" w:styleId="Ttulo8Car">
     <w:name w:val="Título 8 Car"/>
     <w:basedOn w:val="Fuentedeprrafopredeter"/>
     <w:link w:val="Ttulo8"/>
@@ -2650,7 +4211,7 @@
       <w:color w:val="272727" w:themeColor="text1" w:themeTint="D8"/>
     </w:rPr>
   </w:style>
-  <w:style w:type="character" w:styleId="Ttulo9Car" w:customStyle="1">
+  <w:style w:type="character" w:customStyle="1" w:styleId="Ttulo9Car">
     <w:name w:val="Título 9 Car"/>
     <w:basedOn w:val="Fuentedeprrafopredeter"/>
     <w:link w:val="Ttulo9"/>
@@ -2675,21 +4236,21 @@
       <w:contextualSpacing/>
     </w:pPr>
     <w:rPr>
-      <w:rFonts w:asciiTheme="majorHAnsi" w:hAnsiTheme="majorHAnsi" w:eastAsiaTheme="majorEastAsia" w:cstheme="majorBidi"/>
+      <w:rFonts w:asciiTheme="majorHAnsi" w:eastAsiaTheme="majorEastAsia" w:hAnsiTheme="majorHAnsi" w:cstheme="majorBidi"/>
       <w:spacing w:val="-10"/>
       <w:kern w:val="28"/>
       <w:sz w:val="56"/>
       <w:szCs w:val="56"/>
     </w:rPr>
   </w:style>
-  <w:style w:type="character" w:styleId="TtuloCar" w:customStyle="1">
+  <w:style w:type="character" w:customStyle="1" w:styleId="TtuloCar">
     <w:name w:val="Título Car"/>
     <w:basedOn w:val="Fuentedeprrafopredeter"/>
     <w:link w:val="Ttulo"/>
     <w:uiPriority w:val="10"/>
     <w:rsid w:val="00880902"/>
     <w:rPr>
-      <w:rFonts w:asciiTheme="majorHAnsi" w:hAnsiTheme="majorHAnsi" w:eastAsiaTheme="majorEastAsia" w:cstheme="majorBidi"/>
+      <w:rFonts w:asciiTheme="majorHAnsi" w:eastAsiaTheme="majorEastAsia" w:hAnsiTheme="majorHAnsi" w:cstheme="majorBidi"/>
       <w:spacing w:val="-10"/>
       <w:kern w:val="28"/>
       <w:sz w:val="56"/>
@@ -2717,7 +4278,7 @@
       <w:szCs w:val="28"/>
     </w:rPr>
   </w:style>
-  <w:style w:type="character" w:styleId="SubttuloCar" w:customStyle="1">
+  <w:style w:type="character" w:customStyle="1" w:styleId="SubttuloCar">
     <w:name w:val="Subtítulo Car"/>
     <w:basedOn w:val="Fuentedeprrafopredeter"/>
     <w:link w:val="Subttulo"/>
@@ -2749,7 +4310,7 @@
       <w:color w:val="404040" w:themeColor="text1" w:themeTint="BF"/>
     </w:rPr>
   </w:style>
-  <w:style w:type="character" w:styleId="CitaCar" w:customStyle="1">
+  <w:style w:type="character" w:customStyle="1" w:styleId="CitaCar">
     <w:name w:val="Cita Car"/>
     <w:basedOn w:val="Fuentedeprrafopredeter"/>
     <w:link w:val="Cita"/>
@@ -2794,8 +4355,8 @@
     <w:rsid w:val="00880902"/>
     <w:pPr>
       <w:pBdr>
-        <w:top w:val="single" w:color="0F4761" w:themeColor="accent1" w:themeShade="BF" w:sz="4" w:space="10"/>
-        <w:bottom w:val="single" w:color="0F4761" w:themeColor="accent1" w:themeShade="BF" w:sz="4" w:space="10"/>
+        <w:top w:val="single" w:sz="4" w:space="10" w:color="0F4761" w:themeColor="accent1" w:themeShade="BF"/>
+        <w:bottom w:val="single" w:sz="4" w:space="10" w:color="0F4761" w:themeColor="accent1" w:themeShade="BF"/>
       </w:pBdr>
       <w:spacing w:before="360" w:after="360"/>
       <w:ind w:left="864" w:right="864"/>
@@ -2807,7 +4368,7 @@
       <w:color w:val="0F4761" w:themeColor="accent1" w:themeShade="BF"/>
     </w:rPr>
   </w:style>
-  <w:style w:type="character" w:styleId="CitadestacadaCar" w:customStyle="1">
+  <w:style w:type="character" w:customStyle="1" w:styleId="CitadestacadaCar">
     <w:name w:val="Cita destacada Car"/>
     <w:basedOn w:val="Fuentedeprrafopredeter"/>
     <w:link w:val="Citadestacada"/>
@@ -2837,7 +4398,7 @@
 </file>
 
 <file path=word/theme/theme1.xml><?xml version="1.0" encoding="utf-8"?>
-<a:theme xmlns:a="http://schemas.openxmlformats.org/drawingml/2006/main" xmlns:thm15="http://schemas.microsoft.com/office/thememl/2012/main" name="Tema de Office">
+<a:theme xmlns:a="http://schemas.openxmlformats.org/drawingml/2006/main" name="Tema de Office">
   <a:themeElements>
     <a:clrScheme name="Office">
       <a:dk1>
@@ -3152,6 +4713,21 @@
 </file>
 
 <file path=customXml/item1.xml><?xml version="1.0" encoding="utf-8"?>
+<p:properties xmlns:p="http://schemas.microsoft.com/office/2006/metadata/properties" xmlns:xsi="http://www.w3.org/2001/XMLSchema-instance" xmlns:pc="http://schemas.microsoft.com/office/infopath/2007/PartnerControls">
+  <documentManagement/>
+</p:properties>
+</file>
+
+<file path=customXml/item2.xml><?xml version="1.0" encoding="utf-8"?>
+<?mso-contentType ?>
+<FormTemplates xmlns="http://schemas.microsoft.com/sharepoint/v3/contenttype/forms">
+  <Display>DocumentLibraryForm</Display>
+  <Edit>DocumentLibraryForm</Edit>
+  <New>DocumentLibraryForm</New>
+</FormTemplates>
+</file>
+
+<file path=customXml/item3.xml><?xml version="1.0" encoding="utf-8"?>
 <ct:contentTypeSchema xmlns:ct="http://schemas.microsoft.com/office/2006/metadata/contentType" xmlns:ma="http://schemas.microsoft.com/office/2006/metadata/properties/metaAttributes" ct:_="" ma:_="" ma:contentTypeName="Document" ma:contentTypeID="0x0101008584C7DAE84023499B033D47ECE9AFC4" ma:contentTypeVersion="5" ma:contentTypeDescription="Create a new document." ma:contentTypeScope="" ma:versionID="55ff508cabb2fc970a93c917bfa82a39">
   <xsd:schema xmlns:xsd="http://www.w3.org/2001/XMLSchema" xmlns:xs="http://www.w3.org/2001/XMLSchema" xmlns:p="http://schemas.microsoft.com/office/2006/metadata/properties" xmlns:ns3="00df2e51-ebce-47a1-9626-5022bd42572f" targetNamespace="http://schemas.microsoft.com/office/2006/metadata/properties" ma:root="true" ma:fieldsID="82f64cecf33d5505168ecd3af3d0d660" ns3:_="">
     <xsd:import namespace="00df2e51-ebce-47a1-9626-5022bd42572f"/>
@@ -3301,22 +4877,24 @@
 </ct:contentTypeSchema>
 </file>
 
-<file path=customXml/item2.xml><?xml version="1.0" encoding="utf-8"?>
-<?mso-contentType ?>
-<FormTemplates xmlns="http://schemas.microsoft.com/sharepoint/v3/contenttype/forms">
-  <Display>DocumentLibraryForm</Display>
-  <Edit>DocumentLibraryForm</Edit>
-  <New>DocumentLibraryForm</New>
-</FormTemplates>
+<file path=customXml/itemProps1.xml><?xml version="1.0" encoding="utf-8"?>
+<ds:datastoreItem xmlns:ds="http://schemas.openxmlformats.org/officeDocument/2006/customXml" ds:itemID="{CBC629ED-4CF3-4529-ABC6-62F0BC41C5D2}">
+  <ds:schemaRefs>
+    <ds:schemaRef ds:uri="http://schemas.microsoft.com/office/2006/metadata/properties"/>
+    <ds:schemaRef ds:uri="http://schemas.microsoft.com/office/infopath/2007/PartnerControls"/>
+  </ds:schemaRefs>
+</ds:datastoreItem>
 </file>
 
-<file path=customXml/item3.xml><?xml version="1.0" encoding="utf-8"?>
-<p:properties xmlns:p="http://schemas.microsoft.com/office/2006/metadata/properties" xmlns:xsi="http://www.w3.org/2001/XMLSchema-instance" xmlns:pc="http://schemas.microsoft.com/office/infopath/2007/PartnerControls">
-  <documentManagement/>
-</p:properties>
+<file path=customXml/itemProps2.xml><?xml version="1.0" encoding="utf-8"?>
+<ds:datastoreItem xmlns:ds="http://schemas.openxmlformats.org/officeDocument/2006/customXml" ds:itemID="{68D20D17-F1C0-4353-B694-192359314835}">
+  <ds:schemaRefs>
+    <ds:schemaRef ds:uri="http://schemas.microsoft.com/sharepoint/v3/contenttype/forms"/>
+  </ds:schemaRefs>
+</ds:datastoreItem>
 </file>
 
-<file path=customXml/itemProps1.xml><?xml version="1.0" encoding="utf-8"?>
+<file path=customXml/itemProps3.xml><?xml version="1.0" encoding="utf-8"?>
 <ds:datastoreItem xmlns:ds="http://schemas.openxmlformats.org/officeDocument/2006/customXml" ds:itemID="{5A9F8FCE-8802-437B-8A62-396490BA1478}">
   <ds:schemaRefs>
     <ds:schemaRef ds:uri="http://schemas.microsoft.com/office/2006/metadata/contentType"/>
@@ -3332,21 +4910,4 @@
     <ds:schemaRef ds:uri="http://schemas.microsoft.com/internal/obd"/>
   </ds:schemaRefs>
 </ds:datastoreItem>
-</file>
-
-<file path=customXml/itemProps2.xml><?xml version="1.0" encoding="utf-8"?>
-<ds:datastoreItem xmlns:ds="http://schemas.openxmlformats.org/officeDocument/2006/customXml" ds:itemID="{68D20D17-F1C0-4353-B694-192359314835}">
-  <ds:schemaRefs>
-    <ds:schemaRef ds:uri="http://schemas.microsoft.com/sharepoint/v3/contenttype/forms"/>
-  </ds:schemaRefs>
-</ds:datastoreItem>
-</file>
-
-<file path=customXml/itemProps3.xml><?xml version="1.0" encoding="utf-8"?>
-<ds:datastoreItem xmlns:ds="http://schemas.openxmlformats.org/officeDocument/2006/customXml" ds:itemID="{CBC629ED-4CF3-4529-ABC6-62F0BC41C5D2}">
-  <ds:schemaRefs>
-    <ds:schemaRef ds:uri="http://schemas.microsoft.com/office/2006/metadata/properties"/>
-    <ds:schemaRef ds:uri="http://schemas.microsoft.com/office/infopath/2007/PartnerControls"/>
-  </ds:schemaRefs>
-</ds:datastoreItem>
 </file>
--- a/tps/tp2/Grupo7/TP 2 parte teorica-Grupo7.docx
+++ b/tps/tp2/Grupo7/TP 2 parte teorica-Grupo7.docx
@@ -13,6 +13,7 @@
           <w:szCs w:val="28"/>
         </w:rPr>
       </w:pPr>
+      <w:proofErr w:type="spellStart"/>
       <w:r>
         <w:rPr>
           <w:rFonts w:ascii="Arial" w:hAnsi="Arial" w:cs="Arial"/>
@@ -21,12 +22,10 @@
           <w:sz w:val="28"/>
           <w:szCs w:val="28"/>
         </w:rPr>
-        <w:t>Programacion y Estructura de datos</w:t>
-      </w:r>
-    </w:p>
-    <w:p>
-      <w:pPr>
-        <w:jc w:val="center"/>
+        <w:t>Programacion</w:t>
+      </w:r>
+      <w:proofErr w:type="spellEnd"/>
+      <w:r>
         <w:rPr>
           <w:rFonts w:ascii="Arial" w:hAnsi="Arial" w:cs="Arial"/>
           <w:b/>
@@ -34,8 +33,12 @@
           <w:sz w:val="28"/>
           <w:szCs w:val="28"/>
         </w:rPr>
-      </w:pPr>
-      <w:r>
+        <w:t xml:space="preserve"> y Estructura de datos</w:t>
+      </w:r>
+    </w:p>
+    <w:p>
+      <w:pPr>
+        <w:jc w:val="center"/>
         <w:rPr>
           <w:rFonts w:ascii="Arial" w:hAnsi="Arial" w:cs="Arial"/>
           <w:b/>
@@ -43,12 +46,8 @@
           <w:sz w:val="28"/>
           <w:szCs w:val="28"/>
         </w:rPr>
-        <w:t>Maximiliano Coedo</w:t>
-      </w:r>
-    </w:p>
-    <w:p>
-      <w:pPr>
-        <w:jc w:val="center"/>
+      </w:pPr>
+      <w:r>
         <w:rPr>
           <w:rFonts w:ascii="Arial" w:hAnsi="Arial" w:cs="Arial"/>
           <w:b/>
@@ -56,8 +55,12 @@
           <w:sz w:val="28"/>
           <w:szCs w:val="28"/>
         </w:rPr>
-      </w:pPr>
-      <w:r>
+        <w:t>Maximiliano Coedo</w:t>
+      </w:r>
+    </w:p>
+    <w:p>
+      <w:pPr>
+        <w:jc w:val="center"/>
         <w:rPr>
           <w:rFonts w:ascii="Arial" w:hAnsi="Arial" w:cs="Arial"/>
           <w:b/>
@@ -65,8 +68,7 @@
           <w:sz w:val="28"/>
           <w:szCs w:val="28"/>
         </w:rPr>
-        <w:t>Trabajo práctico</w:t>
-      </w:r>
+      </w:pPr>
       <w:r>
         <w:rPr>
           <w:rFonts w:ascii="Arial" w:hAnsi="Arial" w:cs="Arial"/>
@@ -75,12 +77,9 @@
           <w:sz w:val="28"/>
           <w:szCs w:val="28"/>
         </w:rPr>
-        <w:t xml:space="preserve"> N°2 </w:t>
-      </w:r>
-    </w:p>
-    <w:p>
-      <w:pPr>
-        <w:jc w:val="center"/>
+        <w:t>Trabajo práctico</w:t>
+      </w:r>
+      <w:r>
         <w:rPr>
           <w:rFonts w:ascii="Arial" w:hAnsi="Arial" w:cs="Arial"/>
           <w:b/>
@@ -88,8 +87,12 @@
           <w:sz w:val="28"/>
           <w:szCs w:val="28"/>
         </w:rPr>
-      </w:pPr>
-      <w:r>
+        <w:t xml:space="preserve"> N°2 </w:t>
+      </w:r>
+    </w:p>
+    <w:p>
+      <w:pPr>
+        <w:jc w:val="center"/>
         <w:rPr>
           <w:rFonts w:ascii="Arial" w:hAnsi="Arial" w:cs="Arial"/>
           <w:b/>
@@ -97,6 +100,15 @@
           <w:sz w:val="28"/>
           <w:szCs w:val="28"/>
         </w:rPr>
+      </w:pPr>
+      <w:r>
+        <w:rPr>
+          <w:rFonts w:ascii="Arial" w:hAnsi="Arial" w:cs="Arial"/>
+          <w:b/>
+          <w:bCs/>
+          <w:sz w:val="28"/>
+          <w:szCs w:val="28"/>
+        </w:rPr>
         <w:t>Grupo 7</w:t>
       </w:r>
     </w:p>
@@ -138,11 +150,10 @@
           <w:sz w:val="26"/>
           <w:szCs w:val="26"/>
         </w:rPr>
-        <w:t>, Bernarda Pantozi, Thomas Perez Rollo, Ramiro Vicente.</w:t>
-      </w:r>
-    </w:p>
-    <w:p>
-      <w:pPr>
+        <w:t xml:space="preserve">, Bernarda Pantozi, Thomas </w:t>
+      </w:r>
+      <w:proofErr w:type="spellStart"/>
+      <w:r>
         <w:rPr>
           <w:rFonts w:ascii="Arial" w:hAnsi="Arial" w:cs="Arial"/>
           <w:b/>
@@ -150,6 +161,29 @@
           <w:sz w:val="26"/>
           <w:szCs w:val="26"/>
         </w:rPr>
+        <w:t>Perez</w:t>
+      </w:r>
+      <w:proofErr w:type="spellEnd"/>
+      <w:r>
+        <w:rPr>
+          <w:rFonts w:ascii="Arial" w:hAnsi="Arial" w:cs="Arial"/>
+          <w:b/>
+          <w:bCs/>
+          <w:sz w:val="26"/>
+          <w:szCs w:val="26"/>
+        </w:rPr>
+        <w:t xml:space="preserve"> Rollo, Ramiro Vicente.</w:t>
+      </w:r>
+    </w:p>
+    <w:p>
+      <w:pPr>
+        <w:rPr>
+          <w:rFonts w:ascii="Arial" w:hAnsi="Arial" w:cs="Arial"/>
+          <w:b/>
+          <w:bCs/>
+          <w:sz w:val="26"/>
+          <w:szCs w:val="26"/>
+        </w:rPr>
       </w:pPr>
     </w:p>
     <w:p>
@@ -170,6 +204,7 @@
           <w:bCs/>
         </w:rPr>
       </w:pPr>
+      <w:proofErr w:type="gramStart"/>
       <w:r>
         <w:rPr>
           <w:rFonts w:ascii="Arial" w:hAnsi="Arial" w:cs="Arial"/>
@@ -184,7 +219,16 @@
           <w:b/>
           <w:bCs/>
         </w:rPr>
-        <w:t>¿Qué característica posee la programación visual</w:t>
+        <w:t>¿</w:t>
+      </w:r>
+      <w:proofErr w:type="gramEnd"/>
+      <w:r>
+        <w:rPr>
+          <w:rFonts w:ascii="Arial" w:hAnsi="Arial" w:cs="Arial"/>
+          <w:b/>
+          <w:bCs/>
+        </w:rPr>
+        <w:t>Qué característica posee la programación visual</w:t>
       </w:r>
     </w:p>
     <w:p>
@@ -204,7 +248,35 @@
         <w:rPr>
           <w:rFonts w:ascii="Arial" w:hAnsi="Arial" w:cs="Arial"/>
         </w:rPr>
-        <w:t>Una de las principales características de la programación visual es que le permite al usuario diseñar la interfaz gráfica arrastrando y soltando desde la ToolBox hasta el formulario, ubicarlo sin escribir manualmente la posición en la que queres ubicar el control. Se separa el diseño del código que hace el programador, además, favorece al desarrollo rápido de aplicaciones y la reutilización de componentes ya probados.</w:t>
+        <w:t xml:space="preserve">Una de las principales características de la programación visual es que le permite al usuario diseñar la interfaz gráfica arrastrando y soltando desde la </w:t>
+      </w:r>
+      <w:proofErr w:type="spellStart"/>
+      <w:r>
+        <w:rPr>
+          <w:rFonts w:ascii="Arial" w:hAnsi="Arial" w:cs="Arial"/>
+        </w:rPr>
+        <w:t>ToolBox</w:t>
+      </w:r>
+      <w:proofErr w:type="spellEnd"/>
+      <w:r>
+        <w:rPr>
+          <w:rFonts w:ascii="Arial" w:hAnsi="Arial" w:cs="Arial"/>
+        </w:rPr>
+        <w:t xml:space="preserve"> hasta el formulario, ubicarlo sin escribir manualmente la posición en la que </w:t>
+      </w:r>
+      <w:proofErr w:type="spellStart"/>
+      <w:r>
+        <w:rPr>
+          <w:rFonts w:ascii="Arial" w:hAnsi="Arial" w:cs="Arial"/>
+        </w:rPr>
+        <w:t>queres</w:t>
+      </w:r>
+      <w:proofErr w:type="spellEnd"/>
+      <w:r>
+        <w:rPr>
+          <w:rFonts w:ascii="Arial" w:hAnsi="Arial" w:cs="Arial"/>
+        </w:rPr>
+        <w:t xml:space="preserve"> ubicar el control. Se separa el diseño del código que hace el programador, además, favorece al desarrollo rápido de aplicaciones y la reutilización de componentes ya probados.</w:t>
       </w:r>
     </w:p>
     <w:p>
@@ -325,7 +397,37 @@
         <w:rPr>
           <w:rFonts w:ascii="Arial" w:hAnsi="Arial" w:cs="Arial"/>
         </w:rPr>
-        <w:t>Eventos: Reacciones ante un contexto, por ejemplo, que debe hacer si le das click derecho o si le pasa el mouse por encima.</w:t>
+        <w:t xml:space="preserve">Eventos: Reacciones ante un contexto, por ejemplo, que debe hacer si le das </w:t>
+      </w:r>
+      <w:proofErr w:type="spellStart"/>
+      <w:proofErr w:type="gramStart"/>
+      <w:r>
+        <w:rPr>
+          <w:rFonts w:ascii="Arial" w:hAnsi="Arial" w:cs="Arial"/>
+        </w:rPr>
+        <w:t>click</w:t>
+      </w:r>
+      <w:proofErr w:type="spellEnd"/>
+      <w:proofErr w:type="gramEnd"/>
+      <w:r>
+        <w:rPr>
+          <w:rFonts w:ascii="Arial" w:hAnsi="Arial" w:cs="Arial"/>
+        </w:rPr>
+        <w:t xml:space="preserve"> derecho o si le pasa el </w:t>
+      </w:r>
+      <w:proofErr w:type="gramStart"/>
+      <w:r>
+        <w:rPr>
+          <w:rFonts w:ascii="Arial" w:hAnsi="Arial" w:cs="Arial"/>
+        </w:rPr>
+        <w:t>mouse</w:t>
+      </w:r>
+      <w:proofErr w:type="gramEnd"/>
+      <w:r>
+        <w:rPr>
+          <w:rFonts w:ascii="Arial" w:hAnsi="Arial" w:cs="Arial"/>
+        </w:rPr>
+        <w:t xml:space="preserve"> por encima.</w:t>
       </w:r>
     </w:p>
     <w:p>
@@ -343,7 +445,25 @@
           <w:bCs/>
         </w:rPr>
         <w:br/>
-        <w:t>4. ¿Para qué se utiliza la ventana denominada Solution Explorer?</w:t>
+        <w:t xml:space="preserve">4. ¿Para qué se utiliza la ventana denominada </w:t>
+      </w:r>
+      <w:proofErr w:type="spellStart"/>
+      <w:r>
+        <w:rPr>
+          <w:rFonts w:ascii="Arial" w:hAnsi="Arial" w:cs="Arial"/>
+          <w:b/>
+          <w:bCs/>
+        </w:rPr>
+        <w:t>Solution</w:t>
+      </w:r>
+      <w:proofErr w:type="spellEnd"/>
+      <w:r>
+        <w:rPr>
+          <w:rFonts w:ascii="Arial" w:hAnsi="Arial" w:cs="Arial"/>
+          <w:b/>
+          <w:bCs/>
+        </w:rPr>
+        <w:t xml:space="preserve"> Explorer?</w:t>
       </w:r>
     </w:p>
     <w:p>
@@ -361,41 +481,103 @@
         <w:rPr>
           <w:rFonts w:ascii="Arial" w:hAnsi="Arial" w:cs="Arial"/>
         </w:rPr>
-        <w:t xml:space="preserve">El Solution Explorer(Explorador de soluciones) es que te muestra la estructura de los archivos con los que está trabajando el usuario. </w:t>
+        <w:t xml:space="preserve">El </w:t>
+      </w:r>
+      <w:proofErr w:type="spellStart"/>
+      <w:r>
+        <w:rPr>
+          <w:rFonts w:ascii="Arial" w:hAnsi="Arial" w:cs="Arial"/>
+        </w:rPr>
+        <w:t>Solution</w:t>
+      </w:r>
+      <w:proofErr w:type="spellEnd"/>
+      <w:r>
+        <w:rPr>
+          <w:rFonts w:ascii="Arial" w:hAnsi="Arial" w:cs="Arial"/>
+        </w:rPr>
+        <w:t xml:space="preserve"> </w:t>
+      </w:r>
+      <w:proofErr w:type="gramStart"/>
+      <w:r>
+        <w:rPr>
+          <w:rFonts w:ascii="Arial" w:hAnsi="Arial" w:cs="Arial"/>
+        </w:rPr>
+        <w:t>Explorer(</w:t>
+      </w:r>
+      <w:proofErr w:type="gramEnd"/>
+      <w:r>
+        <w:rPr>
+          <w:rFonts w:ascii="Arial" w:hAnsi="Arial" w:cs="Arial"/>
+        </w:rPr>
+        <w:t xml:space="preserve">Explorador de soluciones) es que te muestra la estructura de los archivos con los que está trabajando el usuario. </w:t>
       </w:r>
       <w:r>
         <w:rPr>
           <w:rFonts w:ascii="Arial" w:hAnsi="Arial" w:cs="Arial"/>
         </w:rPr>
         <w:lastRenderedPageBreak/>
-        <w:t>Muestra formularios, clases, referencias y recursos. Permite editar, agregar, eliminar, organizar archivos y carpetas del proyecto. Puede acceder rápidamente al código o diseño de un formulario, dando click derecho sobre el archivo .CS</w:t>
-      </w:r>
-    </w:p>
-    <w:p>
-      <w:pPr>
-        <w:pStyle w:val="Prrafodelista"/>
-        <w:rPr>
-          <w:rFonts w:ascii="Arial" w:hAnsi="Arial" w:cs="Arial"/>
-          <w:b/>
-          <w:bCs/>
-        </w:rPr>
-      </w:pPr>
-    </w:p>
-    <w:p>
-      <w:pPr>
-        <w:rPr>
-          <w:rFonts w:ascii="Arial" w:hAnsi="Arial" w:cs="Arial"/>
-          <w:b/>
-          <w:bCs/>
-        </w:rPr>
-      </w:pPr>
-      <w:r>
-        <w:rPr>
-          <w:rFonts w:ascii="Arial" w:hAnsi="Arial" w:cs="Arial"/>
-          <w:b/>
-          <w:bCs/>
-        </w:rPr>
-        <w:t>5. ¿Para qué se utiliza la ventana denominada Properties?</w:t>
+        <w:t xml:space="preserve">Muestra formularios, clases, referencias y recursos. Permite editar, agregar, eliminar, organizar archivos y carpetas del proyecto. Puede acceder rápidamente al código o diseño de un formulario, dando </w:t>
+      </w:r>
+      <w:proofErr w:type="spellStart"/>
+      <w:proofErr w:type="gramStart"/>
+      <w:r>
+        <w:rPr>
+          <w:rFonts w:ascii="Arial" w:hAnsi="Arial" w:cs="Arial"/>
+        </w:rPr>
+        <w:t>click</w:t>
+      </w:r>
+      <w:proofErr w:type="spellEnd"/>
+      <w:proofErr w:type="gramEnd"/>
+      <w:r>
+        <w:rPr>
+          <w:rFonts w:ascii="Arial" w:hAnsi="Arial" w:cs="Arial"/>
+        </w:rPr>
+        <w:t xml:space="preserve"> derecho sobre el archivo .CS</w:t>
+      </w:r>
+    </w:p>
+    <w:p>
+      <w:pPr>
+        <w:pStyle w:val="Prrafodelista"/>
+        <w:rPr>
+          <w:rFonts w:ascii="Arial" w:hAnsi="Arial" w:cs="Arial"/>
+          <w:b/>
+          <w:bCs/>
+        </w:rPr>
+      </w:pPr>
+    </w:p>
+    <w:p>
+      <w:pPr>
+        <w:rPr>
+          <w:rFonts w:ascii="Arial" w:hAnsi="Arial" w:cs="Arial"/>
+          <w:b/>
+          <w:bCs/>
+        </w:rPr>
+      </w:pPr>
+      <w:r>
+        <w:rPr>
+          <w:rFonts w:ascii="Arial" w:hAnsi="Arial" w:cs="Arial"/>
+          <w:b/>
+          <w:bCs/>
+        </w:rPr>
+        <w:t xml:space="preserve">5. ¿Para qué se utiliza la ventana denominada </w:t>
+      </w:r>
+      <w:proofErr w:type="spellStart"/>
+      <w:r>
+        <w:rPr>
+          <w:rFonts w:ascii="Arial" w:hAnsi="Arial" w:cs="Arial"/>
+          <w:b/>
+          <w:bCs/>
+        </w:rPr>
+        <w:t>Properties</w:t>
+      </w:r>
+      <w:proofErr w:type="spellEnd"/>
+      <w:r>
+        <w:rPr>
+          <w:rFonts w:ascii="Arial" w:hAnsi="Arial" w:cs="Arial"/>
+          <w:b/>
+          <w:bCs/>
+        </w:rPr>
+        <w:t>?</w:t>
       </w:r>
     </w:p>
     <w:p>
@@ -421,7 +603,21 @@
         <w:rPr>
           <w:rFonts w:ascii="Arial" w:hAnsi="Arial" w:cs="Arial"/>
         </w:rPr>
-        <w:t xml:space="preserve">configurar. Por ejemplo, el usuario puede seleccionar del objeto del cuadro de herramientas, se abre la ventana de todas las propiedades que tiene ese objeto y que se pueden modificar, como su tamaño, color, texto que muestra. También se puede ver las propiedades de archivos que seleccione en el Solution Explorer. </w:t>
+        <w:t xml:space="preserve">configurar. Por ejemplo, el usuario puede seleccionar del objeto del cuadro de herramientas, se abre la ventana de todas las propiedades que tiene ese objeto y que se pueden modificar, como su tamaño, color, texto que muestra. También se puede ver las propiedades de archivos que seleccione en el </w:t>
+      </w:r>
+      <w:proofErr w:type="spellStart"/>
+      <w:r>
+        <w:rPr>
+          <w:rFonts w:ascii="Arial" w:hAnsi="Arial" w:cs="Arial"/>
+        </w:rPr>
+        <w:t>Solution</w:t>
+      </w:r>
+      <w:proofErr w:type="spellEnd"/>
+      <w:r>
+        <w:rPr>
+          <w:rFonts w:ascii="Arial" w:hAnsi="Arial" w:cs="Arial"/>
+        </w:rPr>
+        <w:t xml:space="preserve"> Explorer. </w:t>
       </w:r>
       <w:r>
         <w:rPr>
@@ -444,7 +640,25 @@
           <w:b/>
           <w:bCs/>
         </w:rPr>
-        <w:t>6. ¿Para qué se utiliza la ventana denominada Toolbox?</w:t>
+        <w:t xml:space="preserve">6. ¿Para qué se utiliza la ventana denominada </w:t>
+      </w:r>
+      <w:proofErr w:type="spellStart"/>
+      <w:r>
+        <w:rPr>
+          <w:rFonts w:ascii="Arial" w:hAnsi="Arial" w:cs="Arial"/>
+          <w:b/>
+          <w:bCs/>
+        </w:rPr>
+        <w:t>Toolbox</w:t>
+      </w:r>
+      <w:proofErr w:type="spellEnd"/>
+      <w:r>
+        <w:rPr>
+          <w:rFonts w:ascii="Arial" w:hAnsi="Arial" w:cs="Arial"/>
+          <w:b/>
+          <w:bCs/>
+        </w:rPr>
+        <w:t>?</w:t>
       </w:r>
     </w:p>
     <w:p>
@@ -464,7 +678,37 @@
         <w:rPr>
           <w:rFonts w:ascii="Arial" w:hAnsi="Arial" w:cs="Arial"/>
         </w:rPr>
-        <w:t xml:space="preserve">El ToolBox o Cuadro de Herramientas contiene todos los controles que se pueden agregar al formulario simplemente arrastrándolo y ubicándolo donde quieras o dando doble click. </w:t>
+        <w:t xml:space="preserve">El </w:t>
+      </w:r>
+      <w:proofErr w:type="spellStart"/>
+      <w:r>
+        <w:rPr>
+          <w:rFonts w:ascii="Arial" w:hAnsi="Arial" w:cs="Arial"/>
+        </w:rPr>
+        <w:t>ToolBox</w:t>
+      </w:r>
+      <w:proofErr w:type="spellEnd"/>
+      <w:r>
+        <w:rPr>
+          <w:rFonts w:ascii="Arial" w:hAnsi="Arial" w:cs="Arial"/>
+        </w:rPr>
+        <w:t xml:space="preserve"> o Cuadro de Herramientas contiene todos los controles que se pueden agregar al formulario simplemente arrastrándolo y ubicándolo donde quieras o dando doble </w:t>
+      </w:r>
+      <w:proofErr w:type="spellStart"/>
+      <w:proofErr w:type="gramStart"/>
+      <w:r>
+        <w:rPr>
+          <w:rFonts w:ascii="Arial" w:hAnsi="Arial" w:cs="Arial"/>
+        </w:rPr>
+        <w:t>click</w:t>
+      </w:r>
+      <w:proofErr w:type="spellEnd"/>
+      <w:proofErr w:type="gramEnd"/>
+      <w:r>
+        <w:rPr>
+          <w:rFonts w:ascii="Arial" w:hAnsi="Arial" w:cs="Arial"/>
+        </w:rPr>
+        <w:t xml:space="preserve">. </w:t>
       </w:r>
     </w:p>
     <w:p>
@@ -538,7 +782,43 @@
         <w:rPr>
           <w:rFonts w:ascii="Arial" w:hAnsi="Arial" w:cs="Arial"/>
         </w:rPr>
-        <w:t>Un proyecto es la unidad que se compila, contiene los formularios, clases, recursos, referencias a bibliotecas y la configuración para generar un ejecutable. Cada proyecto tendrá su código(.cs), su diseño (.Designer.cs.resx) y referencias.</w:t>
+        <w:t>Un proyecto es la unidad que se compila, contiene los formularios, clases, recursos, referencias a bibliotecas y la configuración para generar un ejecutable. Cada proyecto tendrá su código(.</w:t>
+      </w:r>
+      <w:proofErr w:type="spellStart"/>
+      <w:r>
+        <w:rPr>
+          <w:rFonts w:ascii="Arial" w:hAnsi="Arial" w:cs="Arial"/>
+        </w:rPr>
+        <w:t>cs</w:t>
+      </w:r>
+      <w:proofErr w:type="spellEnd"/>
+      <w:r>
+        <w:rPr>
+          <w:rFonts w:ascii="Arial" w:hAnsi="Arial" w:cs="Arial"/>
+        </w:rPr>
+        <w:t xml:space="preserve">), su diseño </w:t>
+      </w:r>
+      <w:proofErr w:type="gramStart"/>
+      <w:r>
+        <w:rPr>
+          <w:rFonts w:ascii="Arial" w:hAnsi="Arial" w:cs="Arial"/>
+        </w:rPr>
+        <w:t>(.</w:t>
+      </w:r>
+      <w:proofErr w:type="spellStart"/>
+      <w:r>
+        <w:rPr>
+          <w:rFonts w:ascii="Arial" w:hAnsi="Arial" w:cs="Arial"/>
+        </w:rPr>
+        <w:t>Designer.cs.resx</w:t>
+      </w:r>
+      <w:proofErr w:type="spellEnd"/>
+      <w:proofErr w:type="gramEnd"/>
+      <w:r>
+        <w:rPr>
+          <w:rFonts w:ascii="Arial" w:hAnsi="Arial" w:cs="Arial"/>
+        </w:rPr>
+        <w:t>) y referencias.</w:t>
       </w:r>
     </w:p>
     <w:p>
@@ -582,7 +862,35 @@
         <w:rPr>
           <w:rFonts w:ascii="Arial" w:hAnsi="Arial" w:cs="Arial"/>
         </w:rPr>
-        <w:t>Toda aplicación WinForms tiene al menos un formulario principal, instanciado y mostrado desde Main() en Program.cs.</w:t>
+        <w:t xml:space="preserve">Toda aplicación WinForms tiene al menos un formulario principal, instanciado y mostrado desde </w:t>
+      </w:r>
+      <w:proofErr w:type="gramStart"/>
+      <w:r>
+        <w:rPr>
+          <w:rFonts w:ascii="Arial" w:hAnsi="Arial" w:cs="Arial"/>
+        </w:rPr>
+        <w:t>Main(</w:t>
+      </w:r>
+      <w:proofErr w:type="gramEnd"/>
+      <w:r>
+        <w:rPr>
+          <w:rFonts w:ascii="Arial" w:hAnsi="Arial" w:cs="Arial"/>
+        </w:rPr>
+        <w:t xml:space="preserve">) en </w:t>
+      </w:r>
+      <w:proofErr w:type="spellStart"/>
+      <w:r>
+        <w:rPr>
+          <w:rFonts w:ascii="Arial" w:hAnsi="Arial" w:cs="Arial"/>
+        </w:rPr>
+        <w:t>Program.cs</w:t>
+      </w:r>
+      <w:proofErr w:type="spellEnd"/>
+      <w:r>
+        <w:rPr>
+          <w:rFonts w:ascii="Arial" w:hAnsi="Arial" w:cs="Arial"/>
+        </w:rPr>
+        <w:t>.</w:t>
       </w:r>
       <w:r>
         <w:rPr>
@@ -716,13 +1024,23 @@
           <w:bCs/>
         </w:rPr>
       </w:pPr>
-      <w:r>
-        <w:rPr>
-          <w:rFonts w:ascii="Arial" w:hAnsi="Arial" w:cs="Arial"/>
-          <w:b/>
-          <w:bCs/>
-        </w:rPr>
-        <w:t xml:space="preserve">BackColor: </w:t>
+      <w:proofErr w:type="spellStart"/>
+      <w:r>
+        <w:rPr>
+          <w:rFonts w:ascii="Arial" w:hAnsi="Arial" w:cs="Arial"/>
+          <w:b/>
+          <w:bCs/>
+        </w:rPr>
+        <w:t>BackColor</w:t>
+      </w:r>
+      <w:proofErr w:type="spellEnd"/>
+      <w:r>
+        <w:rPr>
+          <w:rFonts w:ascii="Arial" w:hAnsi="Arial" w:cs="Arial"/>
+          <w:b/>
+          <w:bCs/>
+        </w:rPr>
+        <w:t xml:space="preserve">: </w:t>
       </w:r>
       <w:r>
         <w:rPr>
@@ -744,13 +1062,23 @@
           <w:bCs/>
         </w:rPr>
       </w:pPr>
-      <w:r>
-        <w:rPr>
-          <w:rFonts w:ascii="Arial" w:hAnsi="Arial" w:cs="Arial"/>
-          <w:b/>
-          <w:bCs/>
-        </w:rPr>
-        <w:t xml:space="preserve">ForeColor: </w:t>
+      <w:proofErr w:type="spellStart"/>
+      <w:r>
+        <w:rPr>
+          <w:rFonts w:ascii="Arial" w:hAnsi="Arial" w:cs="Arial"/>
+          <w:b/>
+          <w:bCs/>
+        </w:rPr>
+        <w:t>ForeColor</w:t>
+      </w:r>
+      <w:proofErr w:type="spellEnd"/>
+      <w:r>
+        <w:rPr>
+          <w:rFonts w:ascii="Arial" w:hAnsi="Arial" w:cs="Arial"/>
+          <w:b/>
+          <w:bCs/>
+        </w:rPr>
+        <w:t xml:space="preserve">: </w:t>
       </w:r>
       <w:r>
         <w:rPr>
@@ -828,13 +1156,23 @@
           <w:bCs/>
         </w:rPr>
       </w:pPr>
-      <w:r>
-        <w:rPr>
-          <w:rFonts w:ascii="Arial" w:hAnsi="Arial" w:cs="Arial"/>
-          <w:b/>
-          <w:bCs/>
-        </w:rPr>
-        <w:t xml:space="preserve">Location: </w:t>
+      <w:proofErr w:type="spellStart"/>
+      <w:r>
+        <w:rPr>
+          <w:rFonts w:ascii="Arial" w:hAnsi="Arial" w:cs="Arial"/>
+          <w:b/>
+          <w:bCs/>
+        </w:rPr>
+        <w:t>Location</w:t>
+      </w:r>
+      <w:proofErr w:type="spellEnd"/>
+      <w:r>
+        <w:rPr>
+          <w:rFonts w:ascii="Arial" w:hAnsi="Arial" w:cs="Arial"/>
+          <w:b/>
+          <w:bCs/>
+        </w:rPr>
+        <w:t xml:space="preserve">: </w:t>
       </w:r>
       <w:r>
         <w:rPr>
@@ -884,13 +1222,23 @@
           <w:bCs/>
         </w:rPr>
       </w:pPr>
-      <w:r>
-        <w:rPr>
-          <w:rFonts w:ascii="Arial" w:hAnsi="Arial" w:cs="Arial"/>
-          <w:b/>
-          <w:bCs/>
-        </w:rPr>
-        <w:t>Enabled:</w:t>
+      <w:proofErr w:type="spellStart"/>
+      <w:r>
+        <w:rPr>
+          <w:rFonts w:ascii="Arial" w:hAnsi="Arial" w:cs="Arial"/>
+          <w:b/>
+          <w:bCs/>
+        </w:rPr>
+        <w:t>Enabled</w:t>
+      </w:r>
+      <w:proofErr w:type="spellEnd"/>
+      <w:r>
+        <w:rPr>
+          <w:rFonts w:ascii="Arial" w:hAnsi="Arial" w:cs="Arial"/>
+          <w:b/>
+          <w:bCs/>
+        </w:rPr>
+        <w:t>:</w:t>
       </w:r>
       <w:r>
         <w:rPr>
@@ -912,19 +1260,43 @@
           <w:bCs/>
         </w:rPr>
       </w:pPr>
-      <w:r>
-        <w:rPr>
-          <w:rFonts w:ascii="Arial" w:hAnsi="Arial" w:cs="Arial"/>
-          <w:b/>
-          <w:bCs/>
-        </w:rPr>
-        <w:t xml:space="preserve">FlatStyle: </w:t>
-      </w:r>
-      <w:r>
-        <w:rPr>
-          <w:rFonts w:ascii="Arial" w:hAnsi="Arial" w:cs="Arial"/>
-        </w:rPr>
-        <w:t>Modifica el estilo visual ( ejemplo plano, estándar o con relieve).</w:t>
+      <w:proofErr w:type="spellStart"/>
+      <w:r>
+        <w:rPr>
+          <w:rFonts w:ascii="Arial" w:hAnsi="Arial" w:cs="Arial"/>
+          <w:b/>
+          <w:bCs/>
+        </w:rPr>
+        <w:t>FlatStyle</w:t>
+      </w:r>
+      <w:proofErr w:type="spellEnd"/>
+      <w:r>
+        <w:rPr>
+          <w:rFonts w:ascii="Arial" w:hAnsi="Arial" w:cs="Arial"/>
+          <w:b/>
+          <w:bCs/>
+        </w:rPr>
+        <w:t xml:space="preserve">: </w:t>
+      </w:r>
+      <w:r>
+        <w:rPr>
+          <w:rFonts w:ascii="Arial" w:hAnsi="Arial" w:cs="Arial"/>
+        </w:rPr>
+        <w:t xml:space="preserve">Modifica el estilo visual </w:t>
+      </w:r>
+      <w:proofErr w:type="gramStart"/>
+      <w:r>
+        <w:rPr>
+          <w:rFonts w:ascii="Arial" w:hAnsi="Arial" w:cs="Arial"/>
+        </w:rPr>
+        <w:t>( ejemplo</w:t>
+      </w:r>
+      <w:proofErr w:type="gramEnd"/>
+      <w:r>
+        <w:rPr>
+          <w:rFonts w:ascii="Arial" w:hAnsi="Arial" w:cs="Arial"/>
+        </w:rPr>
+        <w:t xml:space="preserve"> plano, estándar o con relieve).</w:t>
       </w:r>
     </w:p>
     <w:p>
@@ -962,13 +1334,33 @@
           <w:bCs/>
         </w:rPr>
       </w:pPr>
-      <w:r>
-        <w:rPr>
-          <w:rFonts w:ascii="Arial" w:hAnsi="Arial" w:cs="Arial"/>
-          <w:b/>
-          <w:bCs/>
-        </w:rPr>
-        <w:t>PerformClick():</w:t>
+      <w:proofErr w:type="spellStart"/>
+      <w:proofErr w:type="gramStart"/>
+      <w:r>
+        <w:rPr>
+          <w:rFonts w:ascii="Arial" w:hAnsi="Arial" w:cs="Arial"/>
+          <w:b/>
+          <w:bCs/>
+        </w:rPr>
+        <w:t>PerformClick</w:t>
+      </w:r>
+      <w:proofErr w:type="spellEnd"/>
+      <w:r>
+        <w:rPr>
+          <w:rFonts w:ascii="Arial" w:hAnsi="Arial" w:cs="Arial"/>
+          <w:b/>
+          <w:bCs/>
+        </w:rPr>
+        <w:t>(</w:t>
+      </w:r>
+      <w:proofErr w:type="gramEnd"/>
+      <w:r>
+        <w:rPr>
+          <w:rFonts w:ascii="Arial" w:hAnsi="Arial" w:cs="Arial"/>
+          <w:b/>
+          <w:bCs/>
+        </w:rPr>
+        <w:t>):</w:t>
       </w:r>
       <w:r>
         <w:rPr>
@@ -990,13 +1382,23 @@
           <w:bCs/>
         </w:rPr>
       </w:pPr>
-      <w:r>
-        <w:rPr>
-          <w:rFonts w:ascii="Arial" w:hAnsi="Arial" w:cs="Arial"/>
-          <w:b/>
-          <w:bCs/>
-        </w:rPr>
-        <w:t>Focus():</w:t>
+      <w:proofErr w:type="gramStart"/>
+      <w:r>
+        <w:rPr>
+          <w:rFonts w:ascii="Arial" w:hAnsi="Arial" w:cs="Arial"/>
+          <w:b/>
+          <w:bCs/>
+        </w:rPr>
+        <w:t>Focus(</w:t>
+      </w:r>
+      <w:proofErr w:type="gramEnd"/>
+      <w:r>
+        <w:rPr>
+          <w:rFonts w:ascii="Arial" w:hAnsi="Arial" w:cs="Arial"/>
+          <w:b/>
+          <w:bCs/>
+        </w:rPr>
+        <w:t>):</w:t>
       </w:r>
       <w:r>
         <w:rPr>
@@ -1018,13 +1420,33 @@
           <w:bCs/>
         </w:rPr>
       </w:pPr>
-      <w:r>
-        <w:rPr>
-          <w:rFonts w:ascii="Arial" w:hAnsi="Arial" w:cs="Arial"/>
-          <w:b/>
-          <w:bCs/>
-        </w:rPr>
-        <w:t>Select():</w:t>
+      <w:proofErr w:type="spellStart"/>
+      <w:proofErr w:type="gramStart"/>
+      <w:r>
+        <w:rPr>
+          <w:rFonts w:ascii="Arial" w:hAnsi="Arial" w:cs="Arial"/>
+          <w:b/>
+          <w:bCs/>
+        </w:rPr>
+        <w:t>Select</w:t>
+      </w:r>
+      <w:proofErr w:type="spellEnd"/>
+      <w:r>
+        <w:rPr>
+          <w:rFonts w:ascii="Arial" w:hAnsi="Arial" w:cs="Arial"/>
+          <w:b/>
+          <w:bCs/>
+        </w:rPr>
+        <w:t>(</w:t>
+      </w:r>
+      <w:proofErr w:type="gramEnd"/>
+      <w:r>
+        <w:rPr>
+          <w:rFonts w:ascii="Arial" w:hAnsi="Arial" w:cs="Arial"/>
+          <w:b/>
+          <w:bCs/>
+        </w:rPr>
+        <w:t>):</w:t>
       </w:r>
       <w:r>
         <w:rPr>
@@ -1058,13 +1480,33 @@
           <w:bCs/>
         </w:rPr>
       </w:pPr>
-      <w:r>
-        <w:rPr>
-          <w:rFonts w:ascii="Arial" w:hAnsi="Arial" w:cs="Arial"/>
-          <w:b/>
-          <w:bCs/>
-        </w:rPr>
-        <w:t>BringToFront():</w:t>
+      <w:proofErr w:type="spellStart"/>
+      <w:proofErr w:type="gramStart"/>
+      <w:r>
+        <w:rPr>
+          <w:rFonts w:ascii="Arial" w:hAnsi="Arial" w:cs="Arial"/>
+          <w:b/>
+          <w:bCs/>
+        </w:rPr>
+        <w:t>BringToFront</w:t>
+      </w:r>
+      <w:proofErr w:type="spellEnd"/>
+      <w:r>
+        <w:rPr>
+          <w:rFonts w:ascii="Arial" w:hAnsi="Arial" w:cs="Arial"/>
+          <w:b/>
+          <w:bCs/>
+        </w:rPr>
+        <w:t>(</w:t>
+      </w:r>
+      <w:proofErr w:type="gramEnd"/>
+      <w:r>
+        <w:rPr>
+          <w:rFonts w:ascii="Arial" w:hAnsi="Arial" w:cs="Arial"/>
+          <w:b/>
+          <w:bCs/>
+        </w:rPr>
+        <w:t>):</w:t>
       </w:r>
       <w:r>
         <w:rPr>
@@ -1098,13 +1540,33 @@
           <w:bCs/>
         </w:rPr>
       </w:pPr>
-      <w:r>
-        <w:rPr>
-          <w:rFonts w:ascii="Arial" w:hAnsi="Arial" w:cs="Arial"/>
-          <w:b/>
-          <w:bCs/>
-        </w:rPr>
-        <w:t>SendToBack():</w:t>
+      <w:proofErr w:type="spellStart"/>
+      <w:proofErr w:type="gramStart"/>
+      <w:r>
+        <w:rPr>
+          <w:rFonts w:ascii="Arial" w:hAnsi="Arial" w:cs="Arial"/>
+          <w:b/>
+          <w:bCs/>
+        </w:rPr>
+        <w:t>SendToBack</w:t>
+      </w:r>
+      <w:proofErr w:type="spellEnd"/>
+      <w:r>
+        <w:rPr>
+          <w:rFonts w:ascii="Arial" w:hAnsi="Arial" w:cs="Arial"/>
+          <w:b/>
+          <w:bCs/>
+        </w:rPr>
+        <w:t>(</w:t>
+      </w:r>
+      <w:proofErr w:type="gramEnd"/>
+      <w:r>
+        <w:rPr>
+          <w:rFonts w:ascii="Arial" w:hAnsi="Arial" w:cs="Arial"/>
+          <w:b/>
+          <w:bCs/>
+        </w:rPr>
+        <w:t>):</w:t>
       </w:r>
       <w:r>
         <w:rPr>
@@ -1144,13 +1606,23 @@
           <w:bCs/>
         </w:rPr>
       </w:pPr>
-      <w:r>
-        <w:rPr>
-          <w:rFonts w:ascii="Arial" w:hAnsi="Arial" w:cs="Arial"/>
-          <w:b/>
-          <w:bCs/>
-        </w:rPr>
-        <w:t xml:space="preserve">Hide(): </w:t>
+      <w:proofErr w:type="gramStart"/>
+      <w:r>
+        <w:rPr>
+          <w:rFonts w:ascii="Arial" w:hAnsi="Arial" w:cs="Arial"/>
+          <w:b/>
+          <w:bCs/>
+        </w:rPr>
+        <w:t>Hide(</w:t>
+      </w:r>
+      <w:proofErr w:type="gramEnd"/>
+      <w:r>
+        <w:rPr>
+          <w:rFonts w:ascii="Arial" w:hAnsi="Arial" w:cs="Arial"/>
+          <w:b/>
+          <w:bCs/>
+        </w:rPr>
+        <w:t xml:space="preserve">): </w:t>
       </w:r>
       <w:r>
         <w:rPr>
@@ -1172,13 +1644,23 @@
           <w:bCs/>
         </w:rPr>
       </w:pPr>
-      <w:r>
-        <w:rPr>
-          <w:rFonts w:ascii="Arial" w:hAnsi="Arial" w:cs="Arial"/>
-          <w:b/>
-          <w:bCs/>
-        </w:rPr>
-        <w:t xml:space="preserve">Show(): </w:t>
+      <w:proofErr w:type="gramStart"/>
+      <w:r>
+        <w:rPr>
+          <w:rFonts w:ascii="Arial" w:hAnsi="Arial" w:cs="Arial"/>
+          <w:b/>
+          <w:bCs/>
+        </w:rPr>
+        <w:t>Show(</w:t>
+      </w:r>
+      <w:proofErr w:type="gramEnd"/>
+      <w:r>
+        <w:rPr>
+          <w:rFonts w:ascii="Arial" w:hAnsi="Arial" w:cs="Arial"/>
+          <w:b/>
+          <w:bCs/>
+        </w:rPr>
+        <w:t xml:space="preserve">): </w:t>
       </w:r>
       <w:r>
         <w:rPr>
@@ -1200,13 +1682,33 @@
           <w:bCs/>
         </w:rPr>
       </w:pPr>
-      <w:r>
-        <w:rPr>
-          <w:rFonts w:ascii="Arial" w:hAnsi="Arial" w:cs="Arial"/>
-          <w:b/>
-          <w:bCs/>
-        </w:rPr>
-        <w:t>ResetBackColor():</w:t>
+      <w:proofErr w:type="spellStart"/>
+      <w:proofErr w:type="gramStart"/>
+      <w:r>
+        <w:rPr>
+          <w:rFonts w:ascii="Arial" w:hAnsi="Arial" w:cs="Arial"/>
+          <w:b/>
+          <w:bCs/>
+        </w:rPr>
+        <w:t>ResetBackColor</w:t>
+      </w:r>
+      <w:proofErr w:type="spellEnd"/>
+      <w:r>
+        <w:rPr>
+          <w:rFonts w:ascii="Arial" w:hAnsi="Arial" w:cs="Arial"/>
+          <w:b/>
+          <w:bCs/>
+        </w:rPr>
+        <w:t>(</w:t>
+      </w:r>
+      <w:proofErr w:type="gramEnd"/>
+      <w:r>
+        <w:rPr>
+          <w:rFonts w:ascii="Arial" w:hAnsi="Arial" w:cs="Arial"/>
+          <w:b/>
+          <w:bCs/>
+        </w:rPr>
+        <w:t>):</w:t>
       </w:r>
       <w:r>
         <w:rPr>
@@ -1240,13 +1742,33 @@
           <w:bCs/>
         </w:rPr>
       </w:pPr>
-      <w:r>
-        <w:rPr>
-          <w:rFonts w:ascii="Arial" w:hAnsi="Arial" w:cs="Arial"/>
-          <w:b/>
-          <w:bCs/>
-        </w:rPr>
-        <w:t xml:space="preserve">ResetForeColor(): </w:t>
+      <w:proofErr w:type="spellStart"/>
+      <w:proofErr w:type="gramStart"/>
+      <w:r>
+        <w:rPr>
+          <w:rFonts w:ascii="Arial" w:hAnsi="Arial" w:cs="Arial"/>
+          <w:b/>
+          <w:bCs/>
+        </w:rPr>
+        <w:t>ResetForeColor</w:t>
+      </w:r>
+      <w:proofErr w:type="spellEnd"/>
+      <w:r>
+        <w:rPr>
+          <w:rFonts w:ascii="Arial" w:hAnsi="Arial" w:cs="Arial"/>
+          <w:b/>
+          <w:bCs/>
+        </w:rPr>
+        <w:t>(</w:t>
+      </w:r>
+      <w:proofErr w:type="gramEnd"/>
+      <w:r>
+        <w:rPr>
+          <w:rFonts w:ascii="Arial" w:hAnsi="Arial" w:cs="Arial"/>
+          <w:b/>
+          <w:bCs/>
+        </w:rPr>
+        <w:t xml:space="preserve">): </w:t>
       </w:r>
       <w:r>
         <w:rPr>
@@ -1268,13 +1790,33 @@
           <w:bCs/>
         </w:rPr>
       </w:pPr>
-      <w:r>
-        <w:rPr>
-          <w:rFonts w:ascii="Arial" w:hAnsi="Arial" w:cs="Arial"/>
-          <w:b/>
-          <w:bCs/>
-        </w:rPr>
-        <w:t>Dispose():</w:t>
+      <w:proofErr w:type="spellStart"/>
+      <w:proofErr w:type="gramStart"/>
+      <w:r>
+        <w:rPr>
+          <w:rFonts w:ascii="Arial" w:hAnsi="Arial" w:cs="Arial"/>
+          <w:b/>
+          <w:bCs/>
+        </w:rPr>
+        <w:t>Dispose</w:t>
+      </w:r>
+      <w:proofErr w:type="spellEnd"/>
+      <w:r>
+        <w:rPr>
+          <w:rFonts w:ascii="Arial" w:hAnsi="Arial" w:cs="Arial"/>
+          <w:b/>
+          <w:bCs/>
+        </w:rPr>
+        <w:t>(</w:t>
+      </w:r>
+      <w:proofErr w:type="gramEnd"/>
+      <w:r>
+        <w:rPr>
+          <w:rFonts w:ascii="Arial" w:hAnsi="Arial" w:cs="Arial"/>
+          <w:b/>
+          <w:bCs/>
+        </w:rPr>
+        <w:t>):</w:t>
       </w:r>
       <w:r>
         <w:rPr>
@@ -1318,13 +1860,23 @@
           <w:bCs/>
         </w:rPr>
       </w:pPr>
-      <w:r>
-        <w:rPr>
-          <w:rFonts w:ascii="Arial" w:hAnsi="Arial" w:cs="Arial"/>
-          <w:b/>
-          <w:bCs/>
-        </w:rPr>
-        <w:t xml:space="preserve">Click: </w:t>
+      <w:proofErr w:type="gramStart"/>
+      <w:r>
+        <w:rPr>
+          <w:rFonts w:ascii="Arial" w:hAnsi="Arial" w:cs="Arial"/>
+          <w:b/>
+          <w:bCs/>
+        </w:rPr>
+        <w:t>Click</w:t>
+      </w:r>
+      <w:proofErr w:type="gramEnd"/>
+      <w:r>
+        <w:rPr>
+          <w:rFonts w:ascii="Arial" w:hAnsi="Arial" w:cs="Arial"/>
+          <w:b/>
+          <w:bCs/>
+        </w:rPr>
+        <w:t xml:space="preserve">: </w:t>
       </w:r>
       <w:r>
         <w:rPr>
@@ -1346,19 +1898,43 @@
           <w:bCs/>
         </w:rPr>
       </w:pPr>
-      <w:r>
-        <w:rPr>
-          <w:rFonts w:ascii="Arial" w:hAnsi="Arial" w:cs="Arial"/>
-          <w:b/>
-          <w:bCs/>
-        </w:rPr>
-        <w:t xml:space="preserve">MouseEnter: </w:t>
-      </w:r>
-      <w:r>
-        <w:rPr>
-          <w:rFonts w:ascii="Arial" w:hAnsi="Arial" w:cs="Arial"/>
-        </w:rPr>
-        <w:t>Ocurre cuando el puntero del mouse entra en el área del botón.</w:t>
+      <w:proofErr w:type="spellStart"/>
+      <w:r>
+        <w:rPr>
+          <w:rFonts w:ascii="Arial" w:hAnsi="Arial" w:cs="Arial"/>
+          <w:b/>
+          <w:bCs/>
+        </w:rPr>
+        <w:t>MouseEnter</w:t>
+      </w:r>
+      <w:proofErr w:type="spellEnd"/>
+      <w:r>
+        <w:rPr>
+          <w:rFonts w:ascii="Arial" w:hAnsi="Arial" w:cs="Arial"/>
+          <w:b/>
+          <w:bCs/>
+        </w:rPr>
+        <w:t xml:space="preserve">: </w:t>
+      </w:r>
+      <w:r>
+        <w:rPr>
+          <w:rFonts w:ascii="Arial" w:hAnsi="Arial" w:cs="Arial"/>
+        </w:rPr>
+        <w:t xml:space="preserve">Ocurre cuando el puntero del </w:t>
+      </w:r>
+      <w:proofErr w:type="gramStart"/>
+      <w:r>
+        <w:rPr>
+          <w:rFonts w:ascii="Arial" w:hAnsi="Arial" w:cs="Arial"/>
+        </w:rPr>
+        <w:t>mouse</w:t>
+      </w:r>
+      <w:proofErr w:type="gramEnd"/>
+      <w:r>
+        <w:rPr>
+          <w:rFonts w:ascii="Arial" w:hAnsi="Arial" w:cs="Arial"/>
+        </w:rPr>
+        <w:t xml:space="preserve"> entra en el área del botón.</w:t>
       </w:r>
     </w:p>
     <w:p>
@@ -1374,19 +1950,43 @@
           <w:bCs/>
         </w:rPr>
       </w:pPr>
-      <w:r>
-        <w:rPr>
-          <w:rFonts w:ascii="Arial" w:hAnsi="Arial" w:cs="Arial"/>
-          <w:b/>
-          <w:bCs/>
-        </w:rPr>
-        <w:t xml:space="preserve">MouseLeave: </w:t>
-      </w:r>
-      <w:r>
-        <w:rPr>
-          <w:rFonts w:ascii="Arial" w:hAnsi="Arial" w:cs="Arial"/>
-        </w:rPr>
-        <w:t>Se dispara cuando el puntero del mouse sale del área del botón.</w:t>
+      <w:proofErr w:type="spellStart"/>
+      <w:r>
+        <w:rPr>
+          <w:rFonts w:ascii="Arial" w:hAnsi="Arial" w:cs="Arial"/>
+          <w:b/>
+          <w:bCs/>
+        </w:rPr>
+        <w:t>MouseLeave</w:t>
+      </w:r>
+      <w:proofErr w:type="spellEnd"/>
+      <w:r>
+        <w:rPr>
+          <w:rFonts w:ascii="Arial" w:hAnsi="Arial" w:cs="Arial"/>
+          <w:b/>
+          <w:bCs/>
+        </w:rPr>
+        <w:t xml:space="preserve">: </w:t>
+      </w:r>
+      <w:r>
+        <w:rPr>
+          <w:rFonts w:ascii="Arial" w:hAnsi="Arial" w:cs="Arial"/>
+        </w:rPr>
+        <w:t xml:space="preserve">Se dispara cuando el puntero del </w:t>
+      </w:r>
+      <w:proofErr w:type="gramStart"/>
+      <w:r>
+        <w:rPr>
+          <w:rFonts w:ascii="Arial" w:hAnsi="Arial" w:cs="Arial"/>
+        </w:rPr>
+        <w:t>mouse</w:t>
+      </w:r>
+      <w:proofErr w:type="gramEnd"/>
+      <w:r>
+        <w:rPr>
+          <w:rFonts w:ascii="Arial" w:hAnsi="Arial" w:cs="Arial"/>
+        </w:rPr>
+        <w:t xml:space="preserve"> sale del área del botón.</w:t>
       </w:r>
     </w:p>
     <w:p>
@@ -1402,6 +2002,7 @@
           <w:bCs/>
         </w:rPr>
       </w:pPr>
+      <w:proofErr w:type="spellStart"/>
       <w:r>
         <w:rPr>
           <w:rFonts w:ascii="Arial" w:hAnsi="Arial" w:cs="Arial"/>
@@ -1409,13 +2010,36 @@
           <w:bCs/>
         </w:rPr>
         <w:lastRenderedPageBreak/>
-        <w:t xml:space="preserve">MouseDown: </w:t>
-      </w:r>
-      <w:r>
-        <w:rPr>
-          <w:rFonts w:ascii="Arial" w:hAnsi="Arial" w:cs="Arial"/>
-        </w:rPr>
-        <w:t>Se ejecuta en el instante en que el usuario presiona cualquier botón del mouse sobre el control.</w:t>
+        <w:t>MouseDown</w:t>
+      </w:r>
+      <w:proofErr w:type="spellEnd"/>
+      <w:r>
+        <w:rPr>
+          <w:rFonts w:ascii="Arial" w:hAnsi="Arial" w:cs="Arial"/>
+          <w:b/>
+          <w:bCs/>
+        </w:rPr>
+        <w:t xml:space="preserve">: </w:t>
+      </w:r>
+      <w:r>
+        <w:rPr>
+          <w:rFonts w:ascii="Arial" w:hAnsi="Arial" w:cs="Arial"/>
+        </w:rPr>
+        <w:t xml:space="preserve">Se ejecuta en el instante en que el usuario presiona cualquier botón del </w:t>
+      </w:r>
+      <w:proofErr w:type="gramStart"/>
+      <w:r>
+        <w:rPr>
+          <w:rFonts w:ascii="Arial" w:hAnsi="Arial" w:cs="Arial"/>
+        </w:rPr>
+        <w:t>mouse</w:t>
+      </w:r>
+      <w:proofErr w:type="gramEnd"/>
+      <w:r>
+        <w:rPr>
+          <w:rFonts w:ascii="Arial" w:hAnsi="Arial" w:cs="Arial"/>
+        </w:rPr>
+        <w:t xml:space="preserve"> sobre el control.</w:t>
       </w:r>
     </w:p>
     <w:p>
@@ -1431,19 +2055,43 @@
           <w:bCs/>
         </w:rPr>
       </w:pPr>
-      <w:r>
-        <w:rPr>
-          <w:rFonts w:ascii="Arial" w:hAnsi="Arial" w:cs="Arial"/>
-          <w:b/>
-          <w:bCs/>
-        </w:rPr>
-        <w:t xml:space="preserve">MouseUp: </w:t>
-      </w:r>
-      <w:r>
-        <w:rPr>
-          <w:rFonts w:ascii="Arial" w:hAnsi="Arial" w:cs="Arial"/>
-        </w:rPr>
-        <w:t>Ocurre cuando el usuario suelta el botón del mouse que estaba presionando.</w:t>
+      <w:proofErr w:type="spellStart"/>
+      <w:r>
+        <w:rPr>
+          <w:rFonts w:ascii="Arial" w:hAnsi="Arial" w:cs="Arial"/>
+          <w:b/>
+          <w:bCs/>
+        </w:rPr>
+        <w:t>MouseUp</w:t>
+      </w:r>
+      <w:proofErr w:type="spellEnd"/>
+      <w:r>
+        <w:rPr>
+          <w:rFonts w:ascii="Arial" w:hAnsi="Arial" w:cs="Arial"/>
+          <w:b/>
+          <w:bCs/>
+        </w:rPr>
+        <w:t xml:space="preserve">: </w:t>
+      </w:r>
+      <w:r>
+        <w:rPr>
+          <w:rFonts w:ascii="Arial" w:hAnsi="Arial" w:cs="Arial"/>
+        </w:rPr>
+        <w:t xml:space="preserve">Ocurre cuando el usuario suelta el botón del </w:t>
+      </w:r>
+      <w:proofErr w:type="gramStart"/>
+      <w:r>
+        <w:rPr>
+          <w:rFonts w:ascii="Arial" w:hAnsi="Arial" w:cs="Arial"/>
+        </w:rPr>
+        <w:t>mouse</w:t>
+      </w:r>
+      <w:proofErr w:type="gramEnd"/>
+      <w:r>
+        <w:rPr>
+          <w:rFonts w:ascii="Arial" w:hAnsi="Arial" w:cs="Arial"/>
+        </w:rPr>
+        <w:t xml:space="preserve"> que estaba presionando.</w:t>
       </w:r>
     </w:p>
     <w:p>
@@ -1459,13 +2107,23 @@
           <w:bCs/>
         </w:rPr>
       </w:pPr>
-      <w:r>
-        <w:rPr>
-          <w:rFonts w:ascii="Arial" w:hAnsi="Arial" w:cs="Arial"/>
-          <w:b/>
-          <w:bCs/>
-        </w:rPr>
-        <w:t xml:space="preserve">GotFocus: </w:t>
+      <w:proofErr w:type="spellStart"/>
+      <w:r>
+        <w:rPr>
+          <w:rFonts w:ascii="Arial" w:hAnsi="Arial" w:cs="Arial"/>
+          <w:b/>
+          <w:bCs/>
+        </w:rPr>
+        <w:t>GotFocus</w:t>
+      </w:r>
+      <w:proofErr w:type="spellEnd"/>
+      <w:r>
+        <w:rPr>
+          <w:rFonts w:ascii="Arial" w:hAnsi="Arial" w:cs="Arial"/>
+          <w:b/>
+          <w:bCs/>
+        </w:rPr>
+        <w:t xml:space="preserve">: </w:t>
       </w:r>
       <w:r>
         <w:rPr>
@@ -1487,13 +2145,23 @@
           <w:bCs/>
         </w:rPr>
       </w:pPr>
-      <w:r>
-        <w:rPr>
-          <w:rFonts w:ascii="Arial" w:hAnsi="Arial" w:cs="Arial"/>
-          <w:b/>
-          <w:bCs/>
-        </w:rPr>
-        <w:t xml:space="preserve">LostFocus: </w:t>
+      <w:proofErr w:type="spellStart"/>
+      <w:r>
+        <w:rPr>
+          <w:rFonts w:ascii="Arial" w:hAnsi="Arial" w:cs="Arial"/>
+          <w:b/>
+          <w:bCs/>
+        </w:rPr>
+        <w:t>LostFocus</w:t>
+      </w:r>
+      <w:proofErr w:type="spellEnd"/>
+      <w:r>
+        <w:rPr>
+          <w:rFonts w:ascii="Arial" w:hAnsi="Arial" w:cs="Arial"/>
+          <w:b/>
+          <w:bCs/>
+        </w:rPr>
+        <w:t xml:space="preserve">: </w:t>
       </w:r>
       <w:r>
         <w:rPr>
@@ -1515,13 +2183,23 @@
           <w:bCs/>
         </w:rPr>
       </w:pPr>
-      <w:r>
-        <w:rPr>
-          <w:rFonts w:ascii="Arial" w:hAnsi="Arial" w:cs="Arial"/>
-          <w:b/>
-          <w:bCs/>
-        </w:rPr>
-        <w:t xml:space="preserve">KeyDown: </w:t>
+      <w:proofErr w:type="spellStart"/>
+      <w:r>
+        <w:rPr>
+          <w:rFonts w:ascii="Arial" w:hAnsi="Arial" w:cs="Arial"/>
+          <w:b/>
+          <w:bCs/>
+        </w:rPr>
+        <w:t>KeyDown</w:t>
+      </w:r>
+      <w:proofErr w:type="spellEnd"/>
+      <w:r>
+        <w:rPr>
+          <w:rFonts w:ascii="Arial" w:hAnsi="Arial" w:cs="Arial"/>
+          <w:b/>
+          <w:bCs/>
+        </w:rPr>
+        <w:t xml:space="preserve">: </w:t>
       </w:r>
       <w:r>
         <w:rPr>
@@ -1543,13 +2221,23 @@
           <w:bCs/>
         </w:rPr>
       </w:pPr>
-      <w:r>
-        <w:rPr>
-          <w:rFonts w:ascii="Arial" w:hAnsi="Arial" w:cs="Arial"/>
-          <w:b/>
-          <w:bCs/>
-        </w:rPr>
-        <w:t xml:space="preserve">KeyUp: </w:t>
+      <w:proofErr w:type="spellStart"/>
+      <w:r>
+        <w:rPr>
+          <w:rFonts w:ascii="Arial" w:hAnsi="Arial" w:cs="Arial"/>
+          <w:b/>
+          <w:bCs/>
+        </w:rPr>
+        <w:t>KeyUp</w:t>
+      </w:r>
+      <w:proofErr w:type="spellEnd"/>
+      <w:r>
+        <w:rPr>
+          <w:rFonts w:ascii="Arial" w:hAnsi="Arial" w:cs="Arial"/>
+          <w:b/>
+          <w:bCs/>
+        </w:rPr>
+        <w:t xml:space="preserve">: </w:t>
       </w:r>
       <w:r>
         <w:rPr>
@@ -1571,13 +2259,23 @@
           <w:bCs/>
         </w:rPr>
       </w:pPr>
-      <w:r>
-        <w:rPr>
-          <w:rFonts w:ascii="Arial" w:hAnsi="Arial" w:cs="Arial"/>
-          <w:b/>
-          <w:bCs/>
-        </w:rPr>
-        <w:t xml:space="preserve">TextChanged: </w:t>
+      <w:proofErr w:type="spellStart"/>
+      <w:r>
+        <w:rPr>
+          <w:rFonts w:ascii="Arial" w:hAnsi="Arial" w:cs="Arial"/>
+          <w:b/>
+          <w:bCs/>
+        </w:rPr>
+        <w:t>TextChanged</w:t>
+      </w:r>
+      <w:proofErr w:type="spellEnd"/>
+      <w:r>
+        <w:rPr>
+          <w:rFonts w:ascii="Arial" w:hAnsi="Arial" w:cs="Arial"/>
+          <w:b/>
+          <w:bCs/>
+        </w:rPr>
+        <w:t xml:space="preserve">: </w:t>
       </w:r>
       <w:r>
         <w:rPr>
@@ -1601,7 +2299,25 @@
           <w:bCs/>
         </w:rPr>
         <w:br/>
-        <w:t>11. Describa al menos 10 propiedades, 10 métodos y 10 eventos del control CheckBox.</w:t>
+        <w:t xml:space="preserve">11. Describa al menos 10 propiedades, 10 métodos y 10 eventos del control </w:t>
+      </w:r>
+      <w:proofErr w:type="spellStart"/>
+      <w:r>
+        <w:rPr>
+          <w:rFonts w:ascii="Arial" w:hAnsi="Arial" w:cs="Arial"/>
+          <w:b/>
+          <w:bCs/>
+        </w:rPr>
+        <w:t>CheckBox</w:t>
+      </w:r>
+      <w:proofErr w:type="spellEnd"/>
+      <w:r>
+        <w:rPr>
+          <w:rFonts w:ascii="Arial" w:hAnsi="Arial" w:cs="Arial"/>
+          <w:b/>
+          <w:bCs/>
+        </w:rPr>
+        <w:t>.</w:t>
       </w:r>
     </w:p>
     <w:p>
@@ -1639,13 +2355,23 @@
           <w:bCs/>
         </w:rPr>
       </w:pPr>
-      <w:r>
-        <w:rPr>
-          <w:rFonts w:ascii="Arial" w:hAnsi="Arial" w:cs="Arial"/>
-          <w:b/>
-          <w:bCs/>
-        </w:rPr>
-        <w:t xml:space="preserve">Checked: </w:t>
+      <w:proofErr w:type="spellStart"/>
+      <w:r>
+        <w:rPr>
+          <w:rFonts w:ascii="Arial" w:hAnsi="Arial" w:cs="Arial"/>
+          <w:b/>
+          <w:bCs/>
+        </w:rPr>
+        <w:t>Checked</w:t>
+      </w:r>
+      <w:proofErr w:type="spellEnd"/>
+      <w:r>
+        <w:rPr>
+          <w:rFonts w:ascii="Arial" w:hAnsi="Arial" w:cs="Arial"/>
+          <w:b/>
+          <w:bCs/>
+        </w:rPr>
+        <w:t xml:space="preserve">: </w:t>
       </w:r>
       <w:r>
         <w:rPr>
@@ -1667,19 +2393,71 @@
           <w:bCs/>
         </w:rPr>
       </w:pPr>
-      <w:r>
-        <w:rPr>
-          <w:rFonts w:ascii="Arial" w:hAnsi="Arial" w:cs="Arial"/>
-          <w:b/>
-          <w:bCs/>
-        </w:rPr>
-        <w:t xml:space="preserve">ChechState: </w:t>
-      </w:r>
-      <w:r>
-        <w:rPr>
-          <w:rFonts w:ascii="Arial" w:hAnsi="Arial" w:cs="Arial"/>
-        </w:rPr>
-        <w:t>Define el estado exacto, Checked (Marcado), Unckecked (Desmarcado) o indeterminate (indeterminado).</w:t>
+      <w:proofErr w:type="spellStart"/>
+      <w:r>
+        <w:rPr>
+          <w:rFonts w:ascii="Arial" w:hAnsi="Arial" w:cs="Arial"/>
+          <w:b/>
+          <w:bCs/>
+        </w:rPr>
+        <w:t>ChechState</w:t>
+      </w:r>
+      <w:proofErr w:type="spellEnd"/>
+      <w:r>
+        <w:rPr>
+          <w:rFonts w:ascii="Arial" w:hAnsi="Arial" w:cs="Arial"/>
+          <w:b/>
+          <w:bCs/>
+        </w:rPr>
+        <w:t xml:space="preserve">: </w:t>
+      </w:r>
+      <w:r>
+        <w:rPr>
+          <w:rFonts w:ascii="Arial" w:hAnsi="Arial" w:cs="Arial"/>
+        </w:rPr>
+        <w:t xml:space="preserve">Define el estado exacto, </w:t>
+      </w:r>
+      <w:proofErr w:type="spellStart"/>
+      <w:r>
+        <w:rPr>
+          <w:rFonts w:ascii="Arial" w:hAnsi="Arial" w:cs="Arial"/>
+        </w:rPr>
+        <w:t>Checked</w:t>
+      </w:r>
+      <w:proofErr w:type="spellEnd"/>
+      <w:r>
+        <w:rPr>
+          <w:rFonts w:ascii="Arial" w:hAnsi="Arial" w:cs="Arial"/>
+        </w:rPr>
+        <w:t xml:space="preserve"> (Marcado), </w:t>
+      </w:r>
+      <w:proofErr w:type="spellStart"/>
+      <w:r>
+        <w:rPr>
+          <w:rFonts w:ascii="Arial" w:hAnsi="Arial" w:cs="Arial"/>
+        </w:rPr>
+        <w:t>Unckecked</w:t>
+      </w:r>
+      <w:proofErr w:type="spellEnd"/>
+      <w:r>
+        <w:rPr>
+          <w:rFonts w:ascii="Arial" w:hAnsi="Arial" w:cs="Arial"/>
+        </w:rPr>
+        <w:t xml:space="preserve"> (Desmarcado) o </w:t>
+      </w:r>
+      <w:proofErr w:type="spellStart"/>
+      <w:r>
+        <w:rPr>
+          <w:rFonts w:ascii="Arial" w:hAnsi="Arial" w:cs="Arial"/>
+        </w:rPr>
+        <w:t>indeterminate</w:t>
+      </w:r>
+      <w:proofErr w:type="spellEnd"/>
+      <w:r>
+        <w:rPr>
+          <w:rFonts w:ascii="Arial" w:hAnsi="Arial" w:cs="Arial"/>
+        </w:rPr>
+        <w:t xml:space="preserve"> (indeterminado).</w:t>
       </w:r>
     </w:p>
     <w:p>
@@ -1695,13 +2473,23 @@
           <w:bCs/>
         </w:rPr>
       </w:pPr>
-      <w:r>
-        <w:rPr>
-          <w:rFonts w:ascii="Arial" w:hAnsi="Arial" w:cs="Arial"/>
-          <w:b/>
-          <w:bCs/>
-        </w:rPr>
-        <w:t xml:space="preserve">ThreeState: </w:t>
+      <w:proofErr w:type="spellStart"/>
+      <w:r>
+        <w:rPr>
+          <w:rFonts w:ascii="Arial" w:hAnsi="Arial" w:cs="Arial"/>
+          <w:b/>
+          <w:bCs/>
+        </w:rPr>
+        <w:t>ThreeState</w:t>
+      </w:r>
+      <w:proofErr w:type="spellEnd"/>
+      <w:r>
+        <w:rPr>
+          <w:rFonts w:ascii="Arial" w:hAnsi="Arial" w:cs="Arial"/>
+          <w:b/>
+          <w:bCs/>
+        </w:rPr>
+        <w:t xml:space="preserve">: </w:t>
       </w:r>
       <w:r>
         <w:rPr>
@@ -1751,13 +2539,23 @@
           <w:bCs/>
         </w:rPr>
       </w:pPr>
-      <w:r>
-        <w:rPr>
-          <w:rFonts w:ascii="Arial" w:hAnsi="Arial" w:cs="Arial"/>
-          <w:b/>
-          <w:bCs/>
-        </w:rPr>
-        <w:t xml:space="preserve">CheckAlign: </w:t>
+      <w:proofErr w:type="spellStart"/>
+      <w:r>
+        <w:rPr>
+          <w:rFonts w:ascii="Arial" w:hAnsi="Arial" w:cs="Arial"/>
+          <w:b/>
+          <w:bCs/>
+        </w:rPr>
+        <w:t>CheckAlign</w:t>
+      </w:r>
+      <w:proofErr w:type="spellEnd"/>
+      <w:r>
+        <w:rPr>
+          <w:rFonts w:ascii="Arial" w:hAnsi="Arial" w:cs="Arial"/>
+          <w:b/>
+          <w:bCs/>
+        </w:rPr>
+        <w:t xml:space="preserve">: </w:t>
       </w:r>
       <w:r>
         <w:rPr>
@@ -1779,13 +2577,23 @@
           <w:bCs/>
         </w:rPr>
       </w:pPr>
-      <w:r>
-        <w:rPr>
-          <w:rFonts w:ascii="Arial" w:hAnsi="Arial" w:cs="Arial"/>
-          <w:b/>
-          <w:bCs/>
-        </w:rPr>
-        <w:t xml:space="preserve">Appearance: </w:t>
+      <w:proofErr w:type="spellStart"/>
+      <w:r>
+        <w:rPr>
+          <w:rFonts w:ascii="Arial" w:hAnsi="Arial" w:cs="Arial"/>
+          <w:b/>
+          <w:bCs/>
+        </w:rPr>
+        <w:t>Appearance</w:t>
+      </w:r>
+      <w:proofErr w:type="spellEnd"/>
+      <w:r>
+        <w:rPr>
+          <w:rFonts w:ascii="Arial" w:hAnsi="Arial" w:cs="Arial"/>
+          <w:b/>
+          <w:bCs/>
+        </w:rPr>
+        <w:t xml:space="preserve">: </w:t>
       </w:r>
       <w:r>
         <w:rPr>
@@ -1847,13 +2655,23 @@
           <w:bCs/>
         </w:rPr>
       </w:pPr>
-      <w:r>
-        <w:rPr>
-          <w:rFonts w:ascii="Arial" w:hAnsi="Arial" w:cs="Arial"/>
-          <w:b/>
-          <w:bCs/>
-        </w:rPr>
-        <w:t xml:space="preserve">Enabled: </w:t>
+      <w:proofErr w:type="spellStart"/>
+      <w:r>
+        <w:rPr>
+          <w:rFonts w:ascii="Arial" w:hAnsi="Arial" w:cs="Arial"/>
+          <w:b/>
+          <w:bCs/>
+        </w:rPr>
+        <w:t>Enabled</w:t>
+      </w:r>
+      <w:proofErr w:type="spellEnd"/>
+      <w:r>
+        <w:rPr>
+          <w:rFonts w:ascii="Arial" w:hAnsi="Arial" w:cs="Arial"/>
+          <w:b/>
+          <w:bCs/>
+        </w:rPr>
+        <w:t xml:space="preserve">: </w:t>
       </w:r>
       <w:r>
         <w:rPr>
@@ -1875,13 +2693,23 @@
           <w:bCs/>
         </w:rPr>
       </w:pPr>
-      <w:r>
-        <w:rPr>
-          <w:rFonts w:ascii="Arial" w:hAnsi="Arial" w:cs="Arial"/>
-          <w:b/>
-          <w:bCs/>
-        </w:rPr>
-        <w:t xml:space="preserve">AutoCheck: </w:t>
+      <w:proofErr w:type="spellStart"/>
+      <w:r>
+        <w:rPr>
+          <w:rFonts w:ascii="Arial" w:hAnsi="Arial" w:cs="Arial"/>
+          <w:b/>
+          <w:bCs/>
+        </w:rPr>
+        <w:t>AutoCheck</w:t>
+      </w:r>
+      <w:proofErr w:type="spellEnd"/>
+      <w:r>
+        <w:rPr>
+          <w:rFonts w:ascii="Arial" w:hAnsi="Arial" w:cs="Arial"/>
+          <w:b/>
+          <w:bCs/>
+        </w:rPr>
+        <w:t xml:space="preserve">: </w:t>
       </w:r>
       <w:r>
         <w:rPr>
@@ -1903,13 +2731,23 @@
           <w:bCs/>
         </w:rPr>
       </w:pPr>
-      <w:r>
-        <w:rPr>
-          <w:rFonts w:ascii="Arial" w:hAnsi="Arial" w:cs="Arial"/>
-          <w:b/>
-          <w:bCs/>
-        </w:rPr>
-        <w:t xml:space="preserve">FlatStyle: </w:t>
+      <w:proofErr w:type="spellStart"/>
+      <w:r>
+        <w:rPr>
+          <w:rFonts w:ascii="Arial" w:hAnsi="Arial" w:cs="Arial"/>
+          <w:b/>
+          <w:bCs/>
+        </w:rPr>
+        <w:t>FlatStyle</w:t>
+      </w:r>
+      <w:proofErr w:type="spellEnd"/>
+      <w:r>
+        <w:rPr>
+          <w:rFonts w:ascii="Arial" w:hAnsi="Arial" w:cs="Arial"/>
+          <w:b/>
+          <w:bCs/>
+        </w:rPr>
+        <w:t xml:space="preserve">: </w:t>
       </w:r>
       <w:r>
         <w:rPr>
@@ -2006,6 +2844,7 @@
           <w:bCs/>
         </w:rPr>
       </w:pPr>
+      <w:proofErr w:type="spellStart"/>
       <w:r>
         <w:rPr>
           <w:rFonts w:ascii="Arial" w:hAnsi="Arial" w:cs="Arial"/>
@@ -2015,6 +2854,7 @@
         <w:lastRenderedPageBreak/>
         <w:t>Select</w:t>
       </w:r>
+      <w:proofErr w:type="spellEnd"/>
       <w:r>
         <w:rPr>
           <w:rFonts w:ascii="Arial" w:hAnsi="Arial" w:cs="Arial"/>
@@ -2051,6 +2891,7 @@
           <w:bCs/>
         </w:rPr>
       </w:pPr>
+      <w:proofErr w:type="spellStart"/>
       <w:r>
         <w:rPr>
           <w:rFonts w:ascii="Arial" w:hAnsi="Arial" w:cs="Arial"/>
@@ -2059,6 +2900,7 @@
         </w:rPr>
         <w:t>ResetText</w:t>
       </w:r>
+      <w:proofErr w:type="spellEnd"/>
       <w:r>
         <w:rPr>
           <w:rFonts w:ascii="Arial" w:hAnsi="Arial" w:cs="Arial"/>
@@ -2095,6 +2937,7 @@
           <w:bCs/>
         </w:rPr>
       </w:pPr>
+      <w:proofErr w:type="spellStart"/>
       <w:r>
         <w:rPr>
           <w:rFonts w:ascii="Arial" w:hAnsi="Arial" w:cs="Arial"/>
@@ -2103,6 +2946,7 @@
         </w:rPr>
         <w:t>BringToFront</w:t>
       </w:r>
+      <w:proofErr w:type="spellEnd"/>
       <w:r>
         <w:rPr>
           <w:rFonts w:ascii="Arial" w:hAnsi="Arial" w:cs="Arial"/>
@@ -2139,6 +2983,7 @@
           <w:bCs/>
         </w:rPr>
       </w:pPr>
+      <w:proofErr w:type="spellStart"/>
       <w:r>
         <w:rPr>
           <w:rFonts w:ascii="Arial" w:hAnsi="Arial" w:cs="Arial"/>
@@ -2147,6 +2992,7 @@
         </w:rPr>
         <w:t>SendToBack</w:t>
       </w:r>
+      <w:proofErr w:type="spellEnd"/>
       <w:r>
         <w:rPr>
           <w:rFonts w:ascii="Arial" w:hAnsi="Arial" w:cs="Arial"/>
@@ -2219,13 +3065,23 @@
           <w:bCs/>
         </w:rPr>
       </w:pPr>
-      <w:r>
-        <w:rPr>
-          <w:rFonts w:ascii="Arial" w:hAnsi="Arial" w:cs="Arial"/>
-          <w:b/>
-          <w:bCs/>
-        </w:rPr>
-        <w:t>Show (</w:t>
+      <w:proofErr w:type="gramStart"/>
+      <w:r>
+        <w:rPr>
+          <w:rFonts w:ascii="Arial" w:hAnsi="Arial" w:cs="Arial"/>
+          <w:b/>
+          <w:bCs/>
+        </w:rPr>
+        <w:t>Show</w:t>
+      </w:r>
+      <w:proofErr w:type="gramEnd"/>
+      <w:r>
+        <w:rPr>
+          <w:rFonts w:ascii="Arial" w:hAnsi="Arial" w:cs="Arial"/>
+          <w:b/>
+          <w:bCs/>
+        </w:rPr>
+        <w:t xml:space="preserve"> (</w:t>
       </w:r>
       <w:r>
         <w:rPr>
@@ -2267,7 +3123,25 @@
           <w:b/>
           <w:bCs/>
         </w:rPr>
-        <w:t xml:space="preserve">Scale (SizeF): </w:t>
+        <w:t>Scale (</w:t>
+      </w:r>
+      <w:proofErr w:type="spellStart"/>
+      <w:r>
+        <w:rPr>
+          <w:rFonts w:ascii="Arial" w:hAnsi="Arial" w:cs="Arial"/>
+          <w:b/>
+          <w:bCs/>
+        </w:rPr>
+        <w:t>SizeF</w:t>
+      </w:r>
+      <w:proofErr w:type="spellEnd"/>
+      <w:r>
+        <w:rPr>
+          <w:rFonts w:ascii="Arial" w:hAnsi="Arial" w:cs="Arial"/>
+          <w:b/>
+          <w:bCs/>
+        </w:rPr>
+        <w:t xml:space="preserve">): </w:t>
       </w:r>
       <w:r>
         <w:rPr>
@@ -2289,13 +3163,23 @@
           <w:bCs/>
         </w:rPr>
       </w:pPr>
-      <w:r>
-        <w:rPr>
-          <w:rFonts w:ascii="Arial" w:hAnsi="Arial" w:cs="Arial"/>
-          <w:b/>
-          <w:bCs/>
-        </w:rPr>
-        <w:t xml:space="preserve">GetChildAtPoint (Point): </w:t>
+      <w:proofErr w:type="spellStart"/>
+      <w:r>
+        <w:rPr>
+          <w:rFonts w:ascii="Arial" w:hAnsi="Arial" w:cs="Arial"/>
+          <w:b/>
+          <w:bCs/>
+        </w:rPr>
+        <w:t>GetChildAtPoint</w:t>
+      </w:r>
+      <w:proofErr w:type="spellEnd"/>
+      <w:r>
+        <w:rPr>
+          <w:rFonts w:ascii="Arial" w:hAnsi="Arial" w:cs="Arial"/>
+          <w:b/>
+          <w:bCs/>
+        </w:rPr>
+        <w:t xml:space="preserve"> (Point): </w:t>
       </w:r>
       <w:r>
         <w:rPr>
@@ -2317,13 +3201,23 @@
           <w:bCs/>
         </w:rPr>
       </w:pPr>
-      <w:r>
-        <w:rPr>
-          <w:rFonts w:ascii="Arial" w:hAnsi="Arial" w:cs="Arial"/>
-          <w:b/>
-          <w:bCs/>
-        </w:rPr>
-        <w:t xml:space="preserve">Dispose (): </w:t>
+      <w:proofErr w:type="spellStart"/>
+      <w:r>
+        <w:rPr>
+          <w:rFonts w:ascii="Arial" w:hAnsi="Arial" w:cs="Arial"/>
+          <w:b/>
+          <w:bCs/>
+        </w:rPr>
+        <w:t>Dispose</w:t>
+      </w:r>
+      <w:proofErr w:type="spellEnd"/>
+      <w:r>
+        <w:rPr>
+          <w:rFonts w:ascii="Arial" w:hAnsi="Arial" w:cs="Arial"/>
+          <w:b/>
+          <w:bCs/>
+        </w:rPr>
+        <w:t xml:space="preserve"> (): </w:t>
       </w:r>
       <w:r>
         <w:rPr>
@@ -2356,7 +3250,25 @@
           <w:bCs/>
         </w:rPr>
         <w:br/>
-        <w:t>12. Describa al menos 10 propiedades, 10 métodos y 10 eventos del control Combobox.</w:t>
+        <w:t xml:space="preserve">12. Describa al menos 10 propiedades, 10 métodos y 10 eventos del control </w:t>
+      </w:r>
+      <w:proofErr w:type="spellStart"/>
+      <w:r>
+        <w:rPr>
+          <w:rFonts w:ascii="Arial" w:hAnsi="Arial" w:cs="Arial"/>
+          <w:b/>
+          <w:bCs/>
+        </w:rPr>
+        <w:t>Combobox</w:t>
+      </w:r>
+      <w:proofErr w:type="spellEnd"/>
+      <w:r>
+        <w:rPr>
+          <w:rFonts w:ascii="Arial" w:hAnsi="Arial" w:cs="Arial"/>
+          <w:b/>
+          <w:bCs/>
+        </w:rPr>
+        <w:t>.</w:t>
       </w:r>
       <w:r>
         <w:rPr>
@@ -2365,7 +3277,25 @@
           <w:bCs/>
         </w:rPr>
         <w:br/>
-        <w:t>13. Describa al menos 10 propiedades, 10 métodos y 10 eventos del control DateTimePicker.</w:t>
+        <w:t xml:space="preserve">13. Describa al menos 10 propiedades, 10 métodos y 10 eventos del control </w:t>
+      </w:r>
+      <w:proofErr w:type="spellStart"/>
+      <w:r>
+        <w:rPr>
+          <w:rFonts w:ascii="Arial" w:hAnsi="Arial" w:cs="Arial"/>
+          <w:b/>
+          <w:bCs/>
+        </w:rPr>
+        <w:t>DateTimePicker</w:t>
+      </w:r>
+      <w:proofErr w:type="spellEnd"/>
+      <w:r>
+        <w:rPr>
+          <w:rFonts w:ascii="Arial" w:hAnsi="Arial" w:cs="Arial"/>
+          <w:b/>
+          <w:bCs/>
+        </w:rPr>
+        <w:t>.</w:t>
       </w:r>
       <w:r>
         <w:rPr>
@@ -2433,18 +3363,91 @@
     </w:p>
     <w:p>
       <w:pPr>
-        <w:rPr>
-          <w:rFonts w:ascii="Arial" w:hAnsi="Arial" w:cs="Arial"/>
-          <w:b/>
-          <w:bCs/>
-        </w:rPr>
-      </w:pPr>
-      <w:r>
-        <w:rPr>
-          <w:rFonts w:ascii="Arial" w:hAnsi="Arial" w:cs="Arial"/>
-          <w:b/>
-          <w:bCs/>
-        </w:rPr>
+        <w:pStyle w:val="Prrafodelista"/>
+        <w:numPr>
+          <w:ilvl w:val="0"/>
+          <w:numId w:val="4"/>
+        </w:numPr>
+        <w:rPr>
+          <w:rFonts w:ascii="Arial" w:hAnsi="Arial" w:cs="Arial"/>
+          <w:b/>
+          <w:bCs/>
+        </w:rPr>
+      </w:pPr>
+      <w:r>
+        <w:rPr>
+          <w:rFonts w:ascii="Arial" w:hAnsi="Arial" w:cs="Arial"/>
+        </w:rPr>
+        <w:t xml:space="preserve">La función devuelve un valor que puede usarse en una expresión (Por ejemplo, resultado= Sumar (2,3)). Mientras que un procedimiento solo ejecuta acciones. </w:t>
+      </w:r>
+    </w:p>
+    <w:p>
+      <w:pPr>
+        <w:pStyle w:val="Prrafodelista"/>
+        <w:rPr>
+          <w:rFonts w:ascii="Arial" w:hAnsi="Arial" w:cs="Arial"/>
+          <w:b/>
+          <w:bCs/>
+        </w:rPr>
+      </w:pPr>
+      <w:proofErr w:type="spellStart"/>
+      <w:r>
+        <w:rPr>
+          <w:rFonts w:ascii="Arial" w:hAnsi="Arial" w:cs="Arial"/>
+        </w:rPr>
+        <w:t>Ademas</w:t>
+      </w:r>
+      <w:proofErr w:type="spellEnd"/>
+      <w:r>
+        <w:rPr>
+          <w:rFonts w:ascii="Arial" w:hAnsi="Arial" w:cs="Arial"/>
+        </w:rPr>
+        <w:t xml:space="preserve"> el procedimiento se declara tipo </w:t>
+      </w:r>
+      <w:proofErr w:type="spellStart"/>
+      <w:r>
+        <w:rPr>
+          <w:rFonts w:ascii="Arial" w:hAnsi="Arial" w:cs="Arial"/>
+        </w:rPr>
+        <w:t>void</w:t>
+      </w:r>
+      <w:proofErr w:type="spellEnd"/>
+      <w:r>
+        <w:rPr>
+          <w:rFonts w:ascii="Arial" w:hAnsi="Arial" w:cs="Arial"/>
+        </w:rPr>
+        <w:t xml:space="preserve"> y la función se declara indicando el tipo de dato que devuelve y usa </w:t>
+      </w:r>
+      <w:proofErr w:type="spellStart"/>
+      <w:r>
+        <w:rPr>
+          <w:rFonts w:ascii="Arial" w:hAnsi="Arial" w:cs="Arial"/>
+        </w:rPr>
+        <w:t>return</w:t>
+      </w:r>
+      <w:proofErr w:type="spellEnd"/>
+      <w:r>
+        <w:rPr>
+          <w:rFonts w:ascii="Arial" w:hAnsi="Arial" w:cs="Arial"/>
+        </w:rPr>
+        <w:t xml:space="preserve">. </w:t>
+      </w:r>
+    </w:p>
+    <w:p>
+      <w:pPr>
+        <w:rPr>
+          <w:rFonts w:ascii="Arial" w:hAnsi="Arial" w:cs="Arial"/>
+          <w:b/>
+          <w:bCs/>
+        </w:rPr>
+      </w:pPr>
+      <w:r>
+        <w:rPr>
+          <w:rFonts w:ascii="Arial" w:hAnsi="Arial" w:cs="Arial"/>
+          <w:b/>
+          <w:bCs/>
+        </w:rPr>
+        <w:lastRenderedPageBreak/>
         <w:t>PROGRAMACIÓN Y ESTRUCTURAS DE DATOS / Pág.3</w:t>
       </w:r>
       <w:r>
@@ -2454,8 +3457,57 @@
           <w:bCs/>
         </w:rPr>
         <w:br/>
-        <w:t>19. ¿Qué significa que el parámetro de un procedimiento se pasa por valor?</w:t>
-      </w:r>
+        <w:t>19. ¿Qué significa que el parámetro de un procedimiento se pasa por</w:t>
+      </w:r>
+      <w:r>
+        <w:rPr>
+          <w:rFonts w:ascii="Arial" w:hAnsi="Arial" w:cs="Arial"/>
+          <w:b/>
+          <w:bCs/>
+        </w:rPr>
+        <w:t xml:space="preserve"> </w:t>
+      </w:r>
+      <w:r>
+        <w:rPr>
+          <w:rFonts w:ascii="Arial" w:hAnsi="Arial" w:cs="Arial"/>
+          <w:b/>
+          <w:bCs/>
+        </w:rPr>
+        <w:t>valor?</w:t>
+      </w:r>
+    </w:p>
+    <w:p>
+      <w:pPr>
+        <w:pStyle w:val="Prrafodelista"/>
+        <w:numPr>
+          <w:ilvl w:val="0"/>
+          <w:numId w:val="4"/>
+        </w:numPr>
+        <w:rPr>
+          <w:rFonts w:ascii="Arial" w:hAnsi="Arial" w:cs="Arial"/>
+        </w:rPr>
+      </w:pPr>
+      <w:r>
+        <w:rPr>
+          <w:rFonts w:ascii="Arial" w:hAnsi="Arial" w:cs="Arial"/>
+        </w:rPr>
+        <w:t>Cuando un procedimiento se pasa por valor s</w:t>
+      </w:r>
+      <w:r>
+        <w:rPr>
+          <w:rFonts w:ascii="Arial" w:hAnsi="Arial" w:cs="Arial"/>
+        </w:rPr>
+        <w:t>ignifica que el método recibe una copia del dato, los cambios dentro del método no afectan a la variable original de quien lo llamo.</w:t>
+      </w:r>
+    </w:p>
+    <w:p>
+      <w:pPr>
+        <w:rPr>
+          <w:rFonts w:ascii="Arial" w:hAnsi="Arial" w:cs="Arial"/>
+          <w:b/>
+          <w:bCs/>
+        </w:rPr>
+      </w:pPr>
       <w:r>
         <w:rPr>
           <w:rFonts w:ascii="Arial" w:hAnsi="Arial" w:cs="Arial"/>
@@ -2465,6 +3517,39 @@
         <w:br/>
         <w:t>20. ¿Qué significa que el parámetro de una función se pasa por referencia?</w:t>
       </w:r>
+    </w:p>
+    <w:p>
+      <w:pPr>
+        <w:pStyle w:val="Prrafodelista"/>
+        <w:numPr>
+          <w:ilvl w:val="0"/>
+          <w:numId w:val="4"/>
+        </w:numPr>
+        <w:rPr>
+          <w:rFonts w:ascii="Arial" w:hAnsi="Arial" w:cs="Arial"/>
+        </w:rPr>
+      </w:pPr>
+      <w:r>
+        <w:rPr>
+          <w:rFonts w:ascii="Arial" w:hAnsi="Arial" w:cs="Arial"/>
+        </w:rPr>
+        <w:t>Cuando el parámetro de una función se pasa por referencia significa que e</w:t>
+      </w:r>
+      <w:r>
+        <w:rPr>
+          <w:rFonts w:ascii="Arial" w:hAnsi="Arial" w:cs="Arial"/>
+        </w:rPr>
+        <w:t>l método recibe una referencia al mismo dato en memoria; los cambios SI se reflejan en la variable original.</w:t>
+      </w:r>
+    </w:p>
+    <w:p>
+      <w:pPr>
+        <w:rPr>
+          <w:rFonts w:ascii="Arial" w:hAnsi="Arial" w:cs="Arial"/>
+          <w:b/>
+          <w:bCs/>
+        </w:rPr>
+      </w:pPr>
       <w:r>
         <w:rPr>
           <w:rFonts w:ascii="Arial" w:hAnsi="Arial" w:cs="Arial"/>
@@ -2489,17 +3574,83 @@
           <w:b/>
           <w:bCs/>
         </w:rPr>
-        <w:br/>
-      </w:r>
-      <w:r>
-        <w:rPr>
-          <w:rFonts w:ascii="Arial" w:hAnsi="Arial" w:cs="Arial"/>
-          <w:b/>
-          <w:bCs/>
-        </w:rPr>
-        <w:lastRenderedPageBreak/>
+        <w:t xml:space="preserve"> </w:t>
+      </w:r>
+      <w:r>
+        <w:rPr>
+          <w:rFonts w:ascii="Arial" w:hAnsi="Arial" w:cs="Arial"/>
+          <w:b/>
+          <w:bCs/>
+        </w:rPr>
         <w:t>diferencian.</w:t>
       </w:r>
+    </w:p>
+    <w:p>
+      <w:pPr>
+        <w:pStyle w:val="Prrafodelista"/>
+        <w:numPr>
+          <w:ilvl w:val="0"/>
+          <w:numId w:val="4"/>
+        </w:numPr>
+        <w:rPr>
+          <w:rFonts w:ascii="Arial" w:hAnsi="Arial" w:cs="Arial"/>
+          <w:b/>
+          <w:bCs/>
+        </w:rPr>
+      </w:pPr>
+      <w:r>
+        <w:rPr>
+          <w:rFonts w:ascii="Arial" w:hAnsi="Arial" w:cs="Arial"/>
+          <w:b/>
+          <w:bCs/>
+        </w:rPr>
+        <w:t>If – Else If- Else</w:t>
+      </w:r>
+      <w:r>
+        <w:rPr>
+          <w:rFonts w:ascii="Arial" w:hAnsi="Arial" w:cs="Arial"/>
+        </w:rPr>
+        <w:t>: Esta estructura de decisión evalúa una condición y ejecuta un bloque u otro dependiendo de si se cumple o no</w:t>
+      </w:r>
+      <w:r>
+        <w:rPr>
+          <w:rFonts w:ascii="Arial" w:hAnsi="Arial" w:cs="Arial"/>
+        </w:rPr>
+        <w:t>. Con el Else If, abre más condiciones y otro bloque de posibles ejecuciones. Para decisiones binarias y validaciones puntuales.</w:t>
+      </w:r>
+    </w:p>
+    <w:p>
+      <w:pPr>
+        <w:pStyle w:val="Prrafodelista"/>
+        <w:rPr>
+          <w:rFonts w:ascii="Arial" w:hAnsi="Arial" w:cs="Arial"/>
+          <w:b/>
+          <w:bCs/>
+        </w:rPr>
+      </w:pPr>
+      <w:r>
+        <w:rPr>
+          <w:rFonts w:ascii="Arial" w:hAnsi="Arial" w:cs="Arial"/>
+          <w:b/>
+          <w:bCs/>
+        </w:rPr>
+        <w:t>Switch</w:t>
+      </w:r>
+      <w:r>
+        <w:rPr>
+          <w:rFonts w:ascii="Arial" w:hAnsi="Arial" w:cs="Arial"/>
+        </w:rPr>
+        <w:t xml:space="preserve">: Evalúa una variable contra múltiples valores posibles y ejecuta el bloque que coincida con el valor evaluado. Es más claro que IF si se comparan varios valores discretos de una misma variable. Es como un menú de opciones. </w:t>
+      </w:r>
+    </w:p>
+    <w:p>
+      <w:pPr>
+        <w:rPr>
+          <w:rFonts w:ascii="Arial" w:hAnsi="Arial" w:cs="Arial"/>
+          <w:b/>
+          <w:bCs/>
+        </w:rPr>
+      </w:pPr>
       <w:r>
         <w:rPr>
           <w:rFonts w:ascii="Arial" w:hAnsi="Arial" w:cs="Arial"/>
@@ -2515,9 +3666,152 @@
           <w:b/>
           <w:bCs/>
         </w:rPr>
-        <w:br/>
+        <w:t xml:space="preserve"> </w:t>
+      </w:r>
+      <w:r>
+        <w:rPr>
+          <w:rFonts w:ascii="Arial" w:hAnsi="Arial" w:cs="Arial"/>
+          <w:b/>
+          <w:bCs/>
+        </w:rPr>
         <w:t>diferencian.</w:t>
       </w:r>
+    </w:p>
+    <w:p>
+      <w:pPr>
+        <w:pStyle w:val="Prrafodelista"/>
+        <w:numPr>
+          <w:ilvl w:val="0"/>
+          <w:numId w:val="4"/>
+        </w:numPr>
+        <w:rPr>
+          <w:rFonts w:ascii="Arial" w:hAnsi="Arial" w:cs="Arial"/>
+          <w:b/>
+          <w:bCs/>
+        </w:rPr>
+      </w:pPr>
+      <w:r>
+        <w:rPr>
+          <w:rFonts w:ascii="Arial" w:hAnsi="Arial" w:cs="Arial"/>
+          <w:b/>
+          <w:bCs/>
+        </w:rPr>
+        <w:t xml:space="preserve">For: </w:t>
+      </w:r>
+      <w:r>
+        <w:rPr>
+          <w:rFonts w:ascii="Arial" w:hAnsi="Arial" w:cs="Arial"/>
+        </w:rPr>
+        <w:t xml:space="preserve">Se utiliza cuando sabemos con exactitud cuantas veces debe repetirse un bloque de código. Utiliza una variable contadora que se incrementa o decrementa hasta alcanzar un valor límite. </w:t>
+      </w:r>
+      <w:r>
+        <w:rPr>
+          <w:rFonts w:ascii="Arial" w:hAnsi="Arial" w:cs="Arial"/>
+        </w:rPr>
+        <w:t xml:space="preserve">Tiene un límite de ejecuciones del bloque de código. </w:t>
+      </w:r>
+    </w:p>
+    <w:p>
+      <w:pPr>
+        <w:pStyle w:val="Prrafodelista"/>
+        <w:numPr>
+          <w:ilvl w:val="0"/>
+          <w:numId w:val="4"/>
+        </w:numPr>
+        <w:rPr>
+          <w:rFonts w:ascii="Arial" w:hAnsi="Arial" w:cs="Arial"/>
+          <w:b/>
+          <w:bCs/>
+        </w:rPr>
+      </w:pPr>
+      <w:r>
+        <w:rPr>
+          <w:rFonts w:ascii="Arial" w:hAnsi="Arial" w:cs="Arial"/>
+          <w:b/>
+          <w:bCs/>
+        </w:rPr>
+        <w:t xml:space="preserve">While: </w:t>
+      </w:r>
+      <w:r>
+        <w:rPr>
+          <w:rFonts w:ascii="Arial" w:hAnsi="Arial" w:cs="Arial"/>
+        </w:rPr>
+        <w:t>Evalúa la condición antes de cada iteración. Si la condición es verdadera ejecuta el bloque</w:t>
+      </w:r>
+      <w:r>
+        <w:rPr>
+          <w:rFonts w:ascii="Arial" w:hAnsi="Arial" w:cs="Arial"/>
+        </w:rPr>
+        <w:t xml:space="preserve"> de código y vuelve a evaluar. En caso de ser falsa, no se ejecuta. No tiene </w:t>
+      </w:r>
+      <w:proofErr w:type="gramStart"/>
+      <w:r>
+        <w:rPr>
+          <w:rFonts w:ascii="Arial" w:hAnsi="Arial" w:cs="Arial"/>
+        </w:rPr>
+        <w:t>límite</w:t>
+      </w:r>
+      <w:proofErr w:type="gramEnd"/>
+      <w:r>
+        <w:rPr>
+          <w:rFonts w:ascii="Arial" w:hAnsi="Arial" w:cs="Arial"/>
+        </w:rPr>
+        <w:t xml:space="preserve"> pero como evalúa de antemano, puede que no se ejecute nunca. </w:t>
+      </w:r>
+    </w:p>
+    <w:p>
+      <w:pPr>
+        <w:pStyle w:val="Prrafodelista"/>
+        <w:numPr>
+          <w:ilvl w:val="0"/>
+          <w:numId w:val="4"/>
+        </w:numPr>
+        <w:rPr>
+          <w:rFonts w:ascii="Arial" w:hAnsi="Arial" w:cs="Arial"/>
+          <w:b/>
+          <w:bCs/>
+        </w:rPr>
+      </w:pPr>
+      <w:r>
+        <w:rPr>
+          <w:rFonts w:ascii="Arial" w:hAnsi="Arial" w:cs="Arial"/>
+          <w:b/>
+          <w:bCs/>
+        </w:rPr>
+        <w:t xml:space="preserve">Do-While: </w:t>
+      </w:r>
+      <w:r>
+        <w:rPr>
+          <w:rFonts w:ascii="Arial" w:hAnsi="Arial" w:cs="Arial"/>
+        </w:rPr>
+        <w:t>Es inverso al While, primero ejecuta el código y luego analiza la condición por primera vez. En caso de ser verdadera continúa ejecutando el bloque de código hasta que la condición sea falsa. Se ejecuta mínimo una vez el bloque de código.</w:t>
+      </w:r>
+      <w:r>
+        <w:rPr>
+          <w:rFonts w:ascii="Arial" w:hAnsi="Arial" w:cs="Arial"/>
+          <w:b/>
+          <w:bCs/>
+        </w:rPr>
+        <w:t xml:space="preserve"> </w:t>
+      </w:r>
+    </w:p>
+    <w:p>
+      <w:pPr>
+        <w:rPr>
+          <w:rFonts w:ascii="Arial" w:hAnsi="Arial" w:cs="Arial"/>
+          <w:b/>
+          <w:bCs/>
+        </w:rPr>
+      </w:pPr>
+    </w:p>
+    <w:p>
+      <w:pPr>
+        <w:rPr>
+          <w:rFonts w:ascii="Arial" w:hAnsi="Arial" w:cs="Arial"/>
+          <w:b/>
+          <w:bCs/>
+        </w:rPr>
+      </w:pPr>
       <w:r>
         <w:rPr>
           <w:rFonts w:ascii="Arial" w:hAnsi="Arial" w:cs="Arial"/>
@@ -2527,6 +3821,183 @@
         <w:br/>
         <w:t>23. ¿Cómo se crea una estructura en el entorno visto en clase?</w:t>
       </w:r>
+    </w:p>
+    <w:p>
+      <w:pPr>
+        <w:pStyle w:val="Prrafodelista"/>
+        <w:numPr>
+          <w:ilvl w:val="0"/>
+          <w:numId w:val="11"/>
+        </w:numPr>
+        <w:rPr>
+          <w:rFonts w:ascii="Arial" w:hAnsi="Arial" w:cs="Arial"/>
+        </w:rPr>
+      </w:pPr>
+      <w:r>
+        <w:rPr>
+          <w:rFonts w:ascii="Arial" w:hAnsi="Arial" w:cs="Arial"/>
+        </w:rPr>
+        <w:t xml:space="preserve">Primero se declara con la variable </w:t>
+      </w:r>
+      <w:proofErr w:type="spellStart"/>
+      <w:r>
+        <w:rPr>
+          <w:rFonts w:ascii="Arial" w:hAnsi="Arial" w:cs="Arial"/>
+        </w:rPr>
+        <w:t>Struct</w:t>
+      </w:r>
+      <w:proofErr w:type="spellEnd"/>
+      <w:r>
+        <w:rPr>
+          <w:rFonts w:ascii="Arial" w:hAnsi="Arial" w:cs="Arial"/>
+        </w:rPr>
+        <w:t xml:space="preserve"> y agrupa varios campos en un mismo valor. Ejemplo: </w:t>
+      </w:r>
+      <w:proofErr w:type="spellStart"/>
+      <w:r>
+        <w:rPr>
+          <w:rFonts w:ascii="Arial" w:hAnsi="Arial" w:cs="Arial"/>
+          <w:i/>
+          <w:iCs/>
+        </w:rPr>
+        <w:t>Struct</w:t>
+      </w:r>
+      <w:proofErr w:type="spellEnd"/>
+      <w:r>
+        <w:rPr>
+          <w:rFonts w:ascii="Arial" w:hAnsi="Arial" w:cs="Arial"/>
+          <w:i/>
+          <w:iCs/>
+        </w:rPr>
+        <w:t xml:space="preserve"> Punto </w:t>
+      </w:r>
+      <w:proofErr w:type="gramStart"/>
+      <w:r>
+        <w:rPr>
+          <w:rFonts w:ascii="Arial" w:hAnsi="Arial" w:cs="Arial"/>
+          <w:i/>
+          <w:iCs/>
+        </w:rPr>
+        <w:t xml:space="preserve">{ </w:t>
+      </w:r>
+      <w:proofErr w:type="spellStart"/>
+      <w:r>
+        <w:rPr>
+          <w:rFonts w:ascii="Arial" w:hAnsi="Arial" w:cs="Arial"/>
+          <w:i/>
+          <w:iCs/>
+        </w:rPr>
+        <w:t>public</w:t>
+      </w:r>
+      <w:proofErr w:type="spellEnd"/>
+      <w:proofErr w:type="gramEnd"/>
+      <w:r>
+        <w:rPr>
+          <w:rFonts w:ascii="Arial" w:hAnsi="Arial" w:cs="Arial"/>
+          <w:i/>
+          <w:iCs/>
+        </w:rPr>
+        <w:t xml:space="preserve"> </w:t>
+      </w:r>
+      <w:proofErr w:type="spellStart"/>
+      <w:r>
+        <w:rPr>
+          <w:rFonts w:ascii="Arial" w:hAnsi="Arial" w:cs="Arial"/>
+          <w:i/>
+          <w:iCs/>
+        </w:rPr>
+        <w:t>int</w:t>
+      </w:r>
+      <w:proofErr w:type="spellEnd"/>
+      <w:r>
+        <w:rPr>
+          <w:rFonts w:ascii="Arial" w:hAnsi="Arial" w:cs="Arial"/>
+          <w:i/>
+          <w:iCs/>
+        </w:rPr>
+        <w:t xml:space="preserve"> </w:t>
+      </w:r>
+      <w:proofErr w:type="gramStart"/>
+      <w:r>
+        <w:rPr>
+          <w:rFonts w:ascii="Arial" w:hAnsi="Arial" w:cs="Arial"/>
+          <w:i/>
+          <w:iCs/>
+        </w:rPr>
+        <w:t>X ;</w:t>
+      </w:r>
+      <w:proofErr w:type="gramEnd"/>
+      <w:r>
+        <w:rPr>
+          <w:rFonts w:ascii="Arial" w:hAnsi="Arial" w:cs="Arial"/>
+          <w:i/>
+          <w:iCs/>
+        </w:rPr>
+        <w:t xml:space="preserve"> </w:t>
+      </w:r>
+      <w:proofErr w:type="spellStart"/>
+      <w:r>
+        <w:rPr>
+          <w:rFonts w:ascii="Arial" w:hAnsi="Arial" w:cs="Arial"/>
+          <w:i/>
+          <w:iCs/>
+        </w:rPr>
+        <w:t>public</w:t>
+      </w:r>
+      <w:proofErr w:type="spellEnd"/>
+      <w:r>
+        <w:rPr>
+          <w:rFonts w:ascii="Arial" w:hAnsi="Arial" w:cs="Arial"/>
+          <w:i/>
+          <w:iCs/>
+        </w:rPr>
+        <w:t xml:space="preserve"> </w:t>
+      </w:r>
+      <w:proofErr w:type="spellStart"/>
+      <w:r>
+        <w:rPr>
+          <w:rFonts w:ascii="Arial" w:hAnsi="Arial" w:cs="Arial"/>
+          <w:i/>
+          <w:iCs/>
+        </w:rPr>
+        <w:t>int</w:t>
+      </w:r>
+      <w:proofErr w:type="spellEnd"/>
+      <w:r>
+        <w:rPr>
+          <w:rFonts w:ascii="Arial" w:hAnsi="Arial" w:cs="Arial"/>
+          <w:i/>
+          <w:iCs/>
+        </w:rPr>
+        <w:t xml:space="preserve"> Y</w:t>
+      </w:r>
+      <w:proofErr w:type="gramStart"/>
+      <w:r>
+        <w:rPr>
+          <w:rFonts w:ascii="Arial" w:hAnsi="Arial" w:cs="Arial"/>
+          <w:i/>
+          <w:iCs/>
+        </w:rPr>
+        <w:t>; }</w:t>
+      </w:r>
+      <w:proofErr w:type="gramEnd"/>
+      <w:r>
+        <w:rPr>
+          <w:rFonts w:ascii="Arial" w:hAnsi="Arial" w:cs="Arial"/>
+          <w:i/>
+          <w:iCs/>
+        </w:rPr>
+        <w:t>.</w:t>
+      </w:r>
+    </w:p>
+    <w:p>
+      <w:pPr>
+        <w:rPr>
+          <w:rFonts w:ascii="Arial" w:hAnsi="Arial" w:cs="Arial"/>
+          <w:b/>
+          <w:bCs/>
+        </w:rPr>
+      </w:pPr>
       <w:r>
         <w:rPr>
           <w:rFonts w:ascii="Arial" w:hAnsi="Arial" w:cs="Arial"/>
@@ -2561,7 +4032,25 @@
           <w:bCs/>
         </w:rPr>
         <w:br/>
-        <w:t>27. ¿Cuál es el uso ideal de una variable de tipo Boolean?</w:t>
+        <w:t xml:space="preserve">27. ¿Cuál es el uso ideal de una variable de tipo </w:t>
+      </w:r>
+      <w:proofErr w:type="spellStart"/>
+      <w:r>
+        <w:rPr>
+          <w:rFonts w:ascii="Arial" w:hAnsi="Arial" w:cs="Arial"/>
+          <w:b/>
+          <w:bCs/>
+        </w:rPr>
+        <w:t>Boolean</w:t>
+      </w:r>
+      <w:proofErr w:type="spellEnd"/>
+      <w:r>
+        <w:rPr>
+          <w:rFonts w:ascii="Arial" w:hAnsi="Arial" w:cs="Arial"/>
+          <w:b/>
+          <w:bCs/>
+        </w:rPr>
+        <w:t>?</w:t>
       </w:r>
       <w:r>
         <w:rPr>
@@ -2570,7 +4059,61 @@
           <w:bCs/>
         </w:rPr>
         <w:br/>
-        <w:t>28. ¿Para que se usa el método Parse cuando se lo utiliza por ejemplo como Decimal.Parse?</w:t>
+        <w:t xml:space="preserve">28. </w:t>
+      </w:r>
+      <w:proofErr w:type="gramStart"/>
+      <w:r>
+        <w:rPr>
+          <w:rFonts w:ascii="Arial" w:hAnsi="Arial" w:cs="Arial"/>
+          <w:b/>
+          <w:bCs/>
+        </w:rPr>
+        <w:t xml:space="preserve">¿Para </w:t>
+      </w:r>
+      <w:proofErr w:type="spellStart"/>
+      <w:r>
+        <w:rPr>
+          <w:rFonts w:ascii="Arial" w:hAnsi="Arial" w:cs="Arial"/>
+          <w:b/>
+          <w:bCs/>
+        </w:rPr>
+        <w:t>que</w:t>
+      </w:r>
+      <w:proofErr w:type="spellEnd"/>
+      <w:r>
+        <w:rPr>
+          <w:rFonts w:ascii="Arial" w:hAnsi="Arial" w:cs="Arial"/>
+          <w:b/>
+          <w:bCs/>
+        </w:rPr>
+        <w:t xml:space="preserve"> se usa el método Parse cuando se lo utiliza por ejemplo como </w:t>
+      </w:r>
+      <w:proofErr w:type="spellStart"/>
+      <w:r>
+        <w:rPr>
+          <w:rFonts w:ascii="Arial" w:hAnsi="Arial" w:cs="Arial"/>
+          <w:b/>
+          <w:bCs/>
+        </w:rPr>
+        <w:t>Decimal.</w:t>
+      </w:r>
+      <w:proofErr w:type="gramEnd"/>
+      <w:r>
+        <w:rPr>
+          <w:rFonts w:ascii="Arial" w:hAnsi="Arial" w:cs="Arial"/>
+          <w:b/>
+          <w:bCs/>
+        </w:rPr>
+        <w:t>Parse</w:t>
+      </w:r>
+      <w:proofErr w:type="spellEnd"/>
+      <w:r>
+        <w:rPr>
+          <w:rFonts w:ascii="Arial" w:hAnsi="Arial" w:cs="Arial"/>
+          <w:b/>
+          <w:bCs/>
+        </w:rPr>
+        <w:t>?</w:t>
       </w:r>
       <w:r>
         <w:rPr>
@@ -2588,7 +4131,43 @@
           <w:bCs/>
         </w:rPr>
         <w:br/>
-        <w:t>30. ¿Cuándo hablamos de boxing y unboxing a que nos referimos?</w:t>
+        <w:t xml:space="preserve">30. ¿Cuándo hablamos de </w:t>
+      </w:r>
+      <w:proofErr w:type="spellStart"/>
+      <w:r>
+        <w:rPr>
+          <w:rFonts w:ascii="Arial" w:hAnsi="Arial" w:cs="Arial"/>
+          <w:b/>
+          <w:bCs/>
+        </w:rPr>
+        <w:t>boxing</w:t>
+      </w:r>
+      <w:proofErr w:type="spellEnd"/>
+      <w:r>
+        <w:rPr>
+          <w:rFonts w:ascii="Arial" w:hAnsi="Arial" w:cs="Arial"/>
+          <w:b/>
+          <w:bCs/>
+        </w:rPr>
+        <w:t xml:space="preserve"> y </w:t>
+      </w:r>
+      <w:proofErr w:type="spellStart"/>
+      <w:r>
+        <w:rPr>
+          <w:rFonts w:ascii="Arial" w:hAnsi="Arial" w:cs="Arial"/>
+          <w:b/>
+          <w:bCs/>
+        </w:rPr>
+        <w:t>unboxing</w:t>
+      </w:r>
+      <w:proofErr w:type="spellEnd"/>
+      <w:r>
+        <w:rPr>
+          <w:rFonts w:ascii="Arial" w:hAnsi="Arial" w:cs="Arial"/>
+          <w:b/>
+          <w:bCs/>
+        </w:rPr>
+        <w:t xml:space="preserve"> a que nos referimos?</w:t>
       </w:r>
     </w:p>
     <w:p/>
@@ -2696,7 +4275,7 @@
   <w:abstractNum w:abstractNumId="1" w15:restartNumberingAfterBreak="0">
     <w:nsid w:val="25FD1F29"/>
     <w:multiLevelType w:val="hybridMultilevel"/>
-    <w:tmpl w:val="34C6E1B0"/>
+    <w:tmpl w:val="B4046E70"/>
     <w:lvl w:ilvl="0" w:tplc="2C0A000F">
       <w:start w:val="1"/>
       <w:numFmt w:val="decimal"/>
@@ -3246,9 +4825,95 @@
     </w:lvl>
   </w:abstractNum>
   <w:abstractNum w:abstractNumId="7" w15:restartNumberingAfterBreak="0">
-    <w:nsid w:val="5B824B46"/>
+    <w:nsid w:val="55863D01"/>
     <w:multiLevelType w:val="hybridMultilevel"/>
-    <w:tmpl w:val="C6787C24"/>
+    <w:tmpl w:val="1BA885A4"/>
+    <w:lvl w:ilvl="0" w:tplc="2C0A000F">
+      <w:start w:val="1"/>
+      <w:numFmt w:val="decimal"/>
+      <w:lvlText w:val="%1."/>
+      <w:lvlJc w:val="left"/>
+      <w:pPr>
+        <w:ind w:left="1440" w:hanging="360"/>
+      </w:pPr>
+    </w:lvl>
+    <w:lvl w:ilvl="1" w:tplc="2C0A0019" w:tentative="1">
+      <w:start w:val="1"/>
+      <w:numFmt w:val="lowerLetter"/>
+      <w:lvlText w:val="%2."/>
+      <w:lvlJc w:val="left"/>
+      <w:pPr>
+        <w:ind w:left="2160" w:hanging="360"/>
+      </w:pPr>
+    </w:lvl>
+    <w:lvl w:ilvl="2" w:tplc="2C0A001B" w:tentative="1">
+      <w:start w:val="1"/>
+      <w:numFmt w:val="lowerRoman"/>
+      <w:lvlText w:val="%3."/>
+      <w:lvlJc w:val="right"/>
+      <w:pPr>
+        <w:ind w:left="2880" w:hanging="180"/>
+      </w:pPr>
+    </w:lvl>
+    <w:lvl w:ilvl="3" w:tplc="2C0A000F" w:tentative="1">
+      <w:start w:val="1"/>
+      <w:numFmt w:val="decimal"/>
+      <w:lvlText w:val="%4."/>
+      <w:lvlJc w:val="left"/>
+      <w:pPr>
+        <w:ind w:left="3600" w:hanging="360"/>
+      </w:pPr>
+    </w:lvl>
+    <w:lvl w:ilvl="4" w:tplc="2C0A0019" w:tentative="1">
+      <w:start w:val="1"/>
+      <w:numFmt w:val="lowerLetter"/>
+      <w:lvlText w:val="%5."/>
+      <w:lvlJc w:val="left"/>
+      <w:pPr>
+        <w:ind w:left="4320" w:hanging="360"/>
+      </w:pPr>
+    </w:lvl>
+    <w:lvl w:ilvl="5" w:tplc="2C0A001B" w:tentative="1">
+      <w:start w:val="1"/>
+      <w:numFmt w:val="lowerRoman"/>
+      <w:lvlText w:val="%6."/>
+      <w:lvlJc w:val="right"/>
+      <w:pPr>
+        <w:ind w:left="5040" w:hanging="180"/>
+      </w:pPr>
+    </w:lvl>
+    <w:lvl w:ilvl="6" w:tplc="2C0A000F" w:tentative="1">
+      <w:start w:val="1"/>
+      <w:numFmt w:val="decimal"/>
+      <w:lvlText w:val="%7."/>
+      <w:lvlJc w:val="left"/>
+      <w:pPr>
+        <w:ind w:left="5760" w:hanging="360"/>
+      </w:pPr>
+    </w:lvl>
+    <w:lvl w:ilvl="7" w:tplc="2C0A0019" w:tentative="1">
+      <w:start w:val="1"/>
+      <w:numFmt w:val="lowerLetter"/>
+      <w:lvlText w:val="%8."/>
+      <w:lvlJc w:val="left"/>
+      <w:pPr>
+        <w:ind w:left="6480" w:hanging="360"/>
+      </w:pPr>
+    </w:lvl>
+    <w:lvl w:ilvl="8" w:tplc="2C0A001B" w:tentative="1">
+      <w:start w:val="1"/>
+      <w:numFmt w:val="lowerRoman"/>
+      <w:lvlText w:val="%9."/>
+      <w:lvlJc w:val="right"/>
+      <w:pPr>
+        <w:ind w:left="7200" w:hanging="180"/>
+      </w:pPr>
+    </w:lvl>
+  </w:abstractNum>
+  <w:abstractNum w:abstractNumId="8" w15:restartNumberingAfterBreak="0">
+    <w:nsid w:val="56C64119"/>
+    <w:multiLevelType w:val="hybridMultilevel"/>
+    <w:tmpl w:val="5404B3E8"/>
     <w:lvl w:ilvl="0" w:tplc="2C0A0001">
       <w:start w:val="1"/>
       <w:numFmt w:val="bullet"/>
@@ -3358,7 +5023,120 @@
       </w:rPr>
     </w:lvl>
   </w:abstractNum>
-  <w:abstractNum w:abstractNumId="8" w15:restartNumberingAfterBreak="0">
+  <w:abstractNum w:abstractNumId="9" w15:restartNumberingAfterBreak="0">
+    <w:nsid w:val="5B824B46"/>
+    <w:multiLevelType w:val="hybridMultilevel"/>
+    <w:tmpl w:val="3A369CD8"/>
+    <w:lvl w:ilvl="0" w:tplc="2C0A0001">
+      <w:start w:val="1"/>
+      <w:numFmt w:val="bullet"/>
+      <w:lvlText w:val=""/>
+      <w:lvlJc w:val="left"/>
+      <w:pPr>
+        <w:ind w:left="720" w:hanging="360"/>
+      </w:pPr>
+      <w:rPr>
+        <w:rFonts w:ascii="Symbol" w:hAnsi="Symbol" w:hint="default"/>
+      </w:rPr>
+    </w:lvl>
+    <w:lvl w:ilvl="1" w:tplc="2C0A0003" w:tentative="1">
+      <w:start w:val="1"/>
+      <w:numFmt w:val="bullet"/>
+      <w:lvlText w:val="o"/>
+      <w:lvlJc w:val="left"/>
+      <w:pPr>
+        <w:ind w:left="1440" w:hanging="360"/>
+      </w:pPr>
+      <w:rPr>
+        <w:rFonts w:ascii="Courier New" w:hAnsi="Courier New" w:cs="Courier New" w:hint="default"/>
+      </w:rPr>
+    </w:lvl>
+    <w:lvl w:ilvl="2" w:tplc="2C0A0005" w:tentative="1">
+      <w:start w:val="1"/>
+      <w:numFmt w:val="bullet"/>
+      <w:lvlText w:val=""/>
+      <w:lvlJc w:val="left"/>
+      <w:pPr>
+        <w:ind w:left="2160" w:hanging="360"/>
+      </w:pPr>
+      <w:rPr>
+        <w:rFonts w:ascii="Wingdings" w:hAnsi="Wingdings" w:hint="default"/>
+      </w:rPr>
+    </w:lvl>
+    <w:lvl w:ilvl="3" w:tplc="2C0A0001" w:tentative="1">
+      <w:start w:val="1"/>
+      <w:numFmt w:val="bullet"/>
+      <w:lvlText w:val=""/>
+      <w:lvlJc w:val="left"/>
+      <w:pPr>
+        <w:ind w:left="2880" w:hanging="360"/>
+      </w:pPr>
+      <w:rPr>
+        <w:rFonts w:ascii="Symbol" w:hAnsi="Symbol" w:hint="default"/>
+      </w:rPr>
+    </w:lvl>
+    <w:lvl w:ilvl="4" w:tplc="2C0A0003" w:tentative="1">
+      <w:start w:val="1"/>
+      <w:numFmt w:val="bullet"/>
+      <w:lvlText w:val="o"/>
+      <w:lvlJc w:val="left"/>
+      <w:pPr>
+        <w:ind w:left="3600" w:hanging="360"/>
+      </w:pPr>
+      <w:rPr>
+        <w:rFonts w:ascii="Courier New" w:hAnsi="Courier New" w:cs="Courier New" w:hint="default"/>
+      </w:rPr>
+    </w:lvl>
+    <w:lvl w:ilvl="5" w:tplc="2C0A0005" w:tentative="1">
+      <w:start w:val="1"/>
+      <w:numFmt w:val="bullet"/>
+      <w:lvlText w:val=""/>
+      <w:lvlJc w:val="left"/>
+      <w:pPr>
+        <w:ind w:left="4320" w:hanging="360"/>
+      </w:pPr>
+      <w:rPr>
+        <w:rFonts w:ascii="Wingdings" w:hAnsi="Wingdings" w:hint="default"/>
+      </w:rPr>
+    </w:lvl>
+    <w:lvl w:ilvl="6" w:tplc="2C0A0001" w:tentative="1">
+      <w:start w:val="1"/>
+      <w:numFmt w:val="bullet"/>
+      <w:lvlText w:val=""/>
+      <w:lvlJc w:val="left"/>
+      <w:pPr>
+        <w:ind w:left="5040" w:hanging="360"/>
+      </w:pPr>
+      <w:rPr>
+        <w:rFonts w:ascii="Symbol" w:hAnsi="Symbol" w:hint="default"/>
+      </w:rPr>
+    </w:lvl>
+    <w:lvl w:ilvl="7" w:tplc="2C0A0003" w:tentative="1">
+      <w:start w:val="1"/>
+      <w:numFmt w:val="bullet"/>
+      <w:lvlText w:val="o"/>
+      <w:lvlJc w:val="left"/>
+      <w:pPr>
+        <w:ind w:left="5760" w:hanging="360"/>
+      </w:pPr>
+      <w:rPr>
+        <w:rFonts w:ascii="Courier New" w:hAnsi="Courier New" w:cs="Courier New" w:hint="default"/>
+      </w:rPr>
+    </w:lvl>
+    <w:lvl w:ilvl="8" w:tplc="2C0A0005" w:tentative="1">
+      <w:start w:val="1"/>
+      <w:numFmt w:val="bullet"/>
+      <w:lvlText w:val=""/>
+      <w:lvlJc w:val="left"/>
+      <w:pPr>
+        <w:ind w:left="6480" w:hanging="360"/>
+      </w:pPr>
+      <w:rPr>
+        <w:rFonts w:ascii="Wingdings" w:hAnsi="Wingdings" w:hint="default"/>
+      </w:rPr>
+    </w:lvl>
+  </w:abstractNum>
+  <w:abstractNum w:abstractNumId="10" w15:restartNumberingAfterBreak="0">
     <w:nsid w:val="698D054C"/>
     <w:multiLevelType w:val="hybridMultilevel"/>
     <w:tmpl w:val="B7EA3D02"/>
@@ -3448,7 +5226,7 @@
     </w:lvl>
   </w:abstractNum>
   <w:num w:numId="1" w16cid:durableId="600795895">
-    <w:abstractNumId w:val="8"/>
+    <w:abstractNumId w:val="10"/>
   </w:num>
   <w:num w:numId="2" w16cid:durableId="739332369">
     <w:abstractNumId w:val="4"/>
@@ -3457,7 +5235,7 @@
     <w:abstractNumId w:val="0"/>
   </w:num>
   <w:num w:numId="4" w16cid:durableId="490607245">
-    <w:abstractNumId w:val="7"/>
+    <w:abstractNumId w:val="9"/>
   </w:num>
   <w:num w:numId="5" w16cid:durableId="1558711134">
     <w:abstractNumId w:val="5"/>
@@ -3473,6 +5251,12 @@
   </w:num>
   <w:num w:numId="9" w16cid:durableId="1101684002">
     <w:abstractNumId w:val="6"/>
+  </w:num>
+  <w:num w:numId="10" w16cid:durableId="426582660">
+    <w:abstractNumId w:val="7"/>
+  </w:num>
+  <w:num w:numId="11" w16cid:durableId="1157459587">
+    <w:abstractNumId w:val="8"/>
   </w:num>
 </w:numbering>
 </file>
@@ -4080,7 +5864,6 @@
   <w:style w:type="character" w:default="1" w:styleId="Fuentedeprrafopredeter">
     <w:name w:val="Default Paragraph Font"/>
     <w:uiPriority w:val="1"/>
-    <w:semiHidden/>
     <w:unhideWhenUsed/>
   </w:style>
   <w:style w:type="table" w:default="1" w:styleId="Tablanormal">
@@ -4713,21 +6496,6 @@
 </file>
 
 <file path=customXml/item1.xml><?xml version="1.0" encoding="utf-8"?>
-<p:properties xmlns:p="http://schemas.microsoft.com/office/2006/metadata/properties" xmlns:xsi="http://www.w3.org/2001/XMLSchema-instance" xmlns:pc="http://schemas.microsoft.com/office/infopath/2007/PartnerControls">
-  <documentManagement/>
-</p:properties>
-</file>
-
-<file path=customXml/item2.xml><?xml version="1.0" encoding="utf-8"?>
-<?mso-contentType ?>
-<FormTemplates xmlns="http://schemas.microsoft.com/sharepoint/v3/contenttype/forms">
-  <Display>DocumentLibraryForm</Display>
-  <Edit>DocumentLibraryForm</Edit>
-  <New>DocumentLibraryForm</New>
-</FormTemplates>
-</file>
-
-<file path=customXml/item3.xml><?xml version="1.0" encoding="utf-8"?>
 <ct:contentTypeSchema xmlns:ct="http://schemas.microsoft.com/office/2006/metadata/contentType" xmlns:ma="http://schemas.microsoft.com/office/2006/metadata/properties/metaAttributes" ct:_="" ma:_="" ma:contentTypeName="Document" ma:contentTypeID="0x0101008584C7DAE84023499B033D47ECE9AFC4" ma:contentTypeVersion="5" ma:contentTypeDescription="Create a new document." ma:contentTypeScope="" ma:versionID="55ff508cabb2fc970a93c917bfa82a39">
   <xsd:schema xmlns:xsd="http://www.w3.org/2001/XMLSchema" xmlns:xs="http://www.w3.org/2001/XMLSchema" xmlns:p="http://schemas.microsoft.com/office/2006/metadata/properties" xmlns:ns3="00df2e51-ebce-47a1-9626-5022bd42572f" targetNamespace="http://schemas.microsoft.com/office/2006/metadata/properties" ma:root="true" ma:fieldsID="82f64cecf33d5505168ecd3af3d0d660" ns3:_="">
     <xsd:import namespace="00df2e51-ebce-47a1-9626-5022bd42572f"/>
@@ -4877,24 +6645,22 @@
 </ct:contentTypeSchema>
 </file>
 
-<file path=customXml/itemProps1.xml><?xml version="1.0" encoding="utf-8"?>
-<ds:datastoreItem xmlns:ds="http://schemas.openxmlformats.org/officeDocument/2006/customXml" ds:itemID="{CBC629ED-4CF3-4529-ABC6-62F0BC41C5D2}">
-  <ds:schemaRefs>
-    <ds:schemaRef ds:uri="http://schemas.microsoft.com/office/2006/metadata/properties"/>
-    <ds:schemaRef ds:uri="http://schemas.microsoft.com/office/infopath/2007/PartnerControls"/>
-  </ds:schemaRefs>
-</ds:datastoreItem>
+<file path=customXml/item2.xml><?xml version="1.0" encoding="utf-8"?>
+<?mso-contentType ?>
+<FormTemplates xmlns="http://schemas.microsoft.com/sharepoint/v3/contenttype/forms">
+  <Display>DocumentLibraryForm</Display>
+  <Edit>DocumentLibraryForm</Edit>
+  <New>DocumentLibraryForm</New>
+</FormTemplates>
 </file>
 
-<file path=customXml/itemProps2.xml><?xml version="1.0" encoding="utf-8"?>
-<ds:datastoreItem xmlns:ds="http://schemas.openxmlformats.org/officeDocument/2006/customXml" ds:itemID="{68D20D17-F1C0-4353-B694-192359314835}">
-  <ds:schemaRefs>
-    <ds:schemaRef ds:uri="http://schemas.microsoft.com/sharepoint/v3/contenttype/forms"/>
-  </ds:schemaRefs>
-</ds:datastoreItem>
+<file path=customXml/item3.xml><?xml version="1.0" encoding="utf-8"?>
+<p:properties xmlns:p="http://schemas.microsoft.com/office/2006/metadata/properties" xmlns:xsi="http://www.w3.org/2001/XMLSchema-instance" xmlns:pc="http://schemas.microsoft.com/office/infopath/2007/PartnerControls">
+  <documentManagement/>
+</p:properties>
 </file>
 
-<file path=customXml/itemProps3.xml><?xml version="1.0" encoding="utf-8"?>
+<file path=customXml/itemProps1.xml><?xml version="1.0" encoding="utf-8"?>
 <ds:datastoreItem xmlns:ds="http://schemas.openxmlformats.org/officeDocument/2006/customXml" ds:itemID="{5A9F8FCE-8802-437B-8A62-396490BA1478}">
   <ds:schemaRefs>
     <ds:schemaRef ds:uri="http://schemas.microsoft.com/office/2006/metadata/contentType"/>
@@ -4910,4 +6676,21 @@
     <ds:schemaRef ds:uri="http://schemas.microsoft.com/internal/obd"/>
   </ds:schemaRefs>
 </ds:datastoreItem>
+</file>
+
+<file path=customXml/itemProps2.xml><?xml version="1.0" encoding="utf-8"?>
+<ds:datastoreItem xmlns:ds="http://schemas.openxmlformats.org/officeDocument/2006/customXml" ds:itemID="{68D20D17-F1C0-4353-B694-192359314835}">
+  <ds:schemaRefs>
+    <ds:schemaRef ds:uri="http://schemas.microsoft.com/sharepoint/v3/contenttype/forms"/>
+  </ds:schemaRefs>
+</ds:datastoreItem>
+</file>
+
+<file path=customXml/itemProps3.xml><?xml version="1.0" encoding="utf-8"?>
+<ds:datastoreItem xmlns:ds="http://schemas.openxmlformats.org/officeDocument/2006/customXml" ds:itemID="{CBC629ED-4CF3-4529-ABC6-62F0BC41C5D2}">
+  <ds:schemaRefs>
+    <ds:schemaRef ds:uri="http://schemas.microsoft.com/office/2006/metadata/properties"/>
+    <ds:schemaRef ds:uri="http://schemas.microsoft.com/office/infopath/2007/PartnerControls"/>
+  </ds:schemaRefs>
+</ds:datastoreItem>
 </file>